--- a/pages/pg/proc/tmp_doc_client_one_full.docx
+++ b/pages/pg/proc/tmp_doc_client_one_full.docx
@@ -272,20 +272,6 @@
         </w:rPr>
         <w:t xml:space="preserve"> </w:t>
       </w:r>
-      <w:proofErr w:type="spellStart"/>
-      <w:r>
-        <w:rPr>
-          <w:rStyle w:val="a7"/>
-          <w:rFonts w:ascii="Tahoma" w:hAnsi="Tahoma" w:cs="Tahoma"/>
-          <w:b w:val="0"/>
-          <w:color w:val="333333"/>
-          <w:sz w:val="16"/>
-          <w:szCs w:val="16"/>
-          <w:bdr w:val="none" w:sz="0" w:space="0" w:color="auto" w:frame="1"/>
-          <w:shd w:val="clear" w:color="auto" w:fill="FFFFFF"/>
-        </w:rPr>
-        <w:t/>
-      </w:r>
       <w:r>
         <w:rPr>
           <w:rFonts w:ascii="Tahoma" w:eastAsia="Times New Roman" w:hAnsi="Tahoma" w:cs="Tahoma"/>
@@ -302,66 +288,43 @@
           <w:szCs w:val="16"/>
           <w:lang w:eastAsia="ru-RU"/>
         </w:rPr>
+        <w:t xml:space="preserve"> действу</w:t>
+      </w:r>
+      <w:r>
+        <w:rPr>
+          <w:rFonts w:ascii="Tahoma" w:eastAsia="Times New Roman" w:hAnsi="Tahoma" w:cs="Tahoma"/>
+          <w:sz w:val="16"/>
+          <w:szCs w:val="16"/>
+          <w:lang w:eastAsia="ru-RU"/>
+        </w:rPr>
+        <w:t>юще</w:t>
+      </w:r>
+      <w:r>
+        <w:rPr>
+          <w:rFonts w:ascii="Tahoma" w:eastAsia="Times New Roman" w:hAnsi="Tahoma" w:cs="Tahoma"/>
+          <w:sz w:val="16"/>
+          <w:szCs w:val="16"/>
+          <w:lang w:eastAsia="ru-RU"/>
+        </w:rPr>
+        <w:t>го</w:t>
+      </w:r>
+      <w:r>
+        <w:rPr>
+          <w:rFonts w:ascii="Tahoma" w:eastAsia="Times New Roman" w:hAnsi="Tahoma" w:cs="Tahoma"/>
+          <w:sz w:val="16"/>
+          <w:szCs w:val="16"/>
+          <w:lang w:eastAsia="ru-RU"/>
+        </w:rPr>
+        <w:t xml:space="preserve"> на основании</w:t>
+      </w:r>
+      <w:r>
+        <w:rPr>
+          <w:rFonts w:ascii="Tahoma" w:eastAsia="Times New Roman" w:hAnsi="Tahoma" w:cs="Tahoma"/>
+          <w:sz w:val="16"/>
+          <w:szCs w:val="16"/>
+          <w:lang w:eastAsia="ru-RU"/>
+        </w:rPr>
         <w:t xml:space="preserve"> </w:t>
-      </w:r>
-      <w:proofErr w:type="spellEnd"/>
-      <w:r>
-        <w:rPr>
-          <w:rFonts w:ascii="Tahoma" w:eastAsia="Times New Roman" w:hAnsi="Tahoma" w:cs="Tahoma"/>
-          <w:sz w:val="16"/>
-          <w:szCs w:val="16"/>
-          <w:lang w:eastAsia="ru-RU"/>
-        </w:rPr>
-        <w:t>действу</w:t>
-      </w:r>
-      <w:r>
-        <w:rPr>
-          <w:rFonts w:ascii="Tahoma" w:eastAsia="Times New Roman" w:hAnsi="Tahoma" w:cs="Tahoma"/>
-          <w:sz w:val="16"/>
-          <w:szCs w:val="16"/>
-          <w:lang w:eastAsia="ru-RU"/>
-        </w:rPr>
-        <w:t>юще</w:t>
-      </w:r>
-      <w:r>
-        <w:rPr>
-          <w:rFonts w:ascii="Tahoma" w:eastAsia="Times New Roman" w:hAnsi="Tahoma" w:cs="Tahoma"/>
-          <w:sz w:val="16"/>
-          <w:szCs w:val="16"/>
-          <w:lang w:eastAsia="ru-RU"/>
-        </w:rPr>
-        <w:t>го</w:t>
-      </w:r>
-      <w:r>
-        <w:rPr>
-          <w:rFonts w:ascii="Tahoma" w:eastAsia="Times New Roman" w:hAnsi="Tahoma" w:cs="Tahoma"/>
-          <w:sz w:val="16"/>
-          <w:szCs w:val="16"/>
-          <w:lang w:eastAsia="ru-RU"/>
-        </w:rPr>
-        <w:t xml:space="preserve"> на основании</w:t>
-      </w:r>
-      <w:r>
-        <w:rPr>
-          <w:rFonts w:ascii="Tahoma" w:eastAsia="Times New Roman" w:hAnsi="Tahoma" w:cs="Tahoma"/>
-          <w:sz w:val="16"/>
-          <w:szCs w:val="16"/>
-          <w:lang w:eastAsia="ru-RU"/>
-        </w:rPr>
-        <w:t xml:space="preserve"> </w:t>
-      </w:r>
-      <w:r>
-        <w:rPr>
-          <w:rStyle w:val="a7"/>
-          <w:rFonts w:ascii="Tahoma" w:hAnsi="Tahoma" w:cs="Tahoma"/>
-          <w:b w:val="0"/>
-          <w:color w:val="333333"/>
-          <w:sz w:val="16"/>
-          <w:szCs w:val="16"/>
-          <w:bdr w:val="none" w:sz="0" w:space="0" w:color="auto" w:frame="1"/>
-          <w:shd w:val="clear" w:color="auto" w:fill="FFFFFF"/>
-        </w:rPr>
-        <w:t/>
       </w:r>
       <w:r>
         <w:rPr>
@@ -825,15 +788,7 @@
           <w:rFonts w:ascii="Tahoma" w:eastAsia="Tahoma" w:hAnsi="Tahoma" w:cs="Tahoma"/>
           <w:sz w:val="16"/>
         </w:rPr>
-        <w:t xml:space="preserve"> </w:t>
-      </w:r>
-      <w:proofErr w:type="gramStart"/>
-      <w:r>
-        <w:rPr>
-          <w:rFonts w:ascii="Tahoma" w:eastAsia="Tahoma" w:hAnsi="Tahoma" w:cs="Tahoma"/>
-          <w:sz w:val="16"/>
-        </w:rPr>
-        <w:t>(</w:t>
+        <w:t xml:space="preserve"> (</w:t>
       </w:r>
       <w:r>
         <w:rPr>
@@ -1267,2197 +1222,2206 @@
         </w:rPr>
         <w:t xml:space="preserve">. </w:t>
       </w:r>
+    </w:p>
+    <w:p>
+      <w:pPr>
+        <w:tabs>
+          <w:tab w:val="left" w:pos="360"/>
+          <w:tab w:val="left" w:pos="540"/>
+        </w:tabs>
+        <w:spacing w:after="0" w:line="240" w:lineRule="auto"/>
+        <w:jc w:val="both"/>
+        <w:rPr>
+          <w:rFonts w:ascii="Tahoma" w:hAnsi="Tahoma" w:cs="Tahoma"/>
+          <w:sz w:val="16"/>
+          <w:szCs w:val="16"/>
+        </w:rPr>
+      </w:pPr>
+      <w:r>
+        <w:rPr>
+          <w:rFonts w:ascii="Tahoma" w:hAnsi="Tahoma" w:cs="Tahoma"/>
+          <w:sz w:val="16"/>
+          <w:szCs w:val="16"/>
+        </w:rPr>
+        <w:t>2.5</w:t>
+      </w:r>
+      <w:r>
+        <w:rPr>
+          <w:rFonts w:ascii="Tahoma" w:hAnsi="Tahoma" w:cs="Tahoma"/>
+          <w:sz w:val="16"/>
+          <w:szCs w:val="16"/>
+        </w:rPr>
+        <w:t>.</w:t>
+      </w:r>
+      <w:r>
+        <w:rPr>
+          <w:rFonts w:ascii="Tahoma" w:hAnsi="Tahoma" w:cs="Tahoma"/>
+          <w:sz w:val="16"/>
+          <w:szCs w:val="16"/>
+        </w:rPr>
+        <w:tab/>
+        <w:t xml:space="preserve">Срок исполнения Заказа – в течение 10 (десяти) рабочих дней </w:t>
+      </w:r>
+      <w:r>
+        <w:rPr>
+          <w:rFonts w:ascii="Tahoma" w:hAnsi="Tahoma" w:cs="Tahoma"/>
+          <w:sz w:val="16"/>
+          <w:szCs w:val="16"/>
+        </w:rPr>
+        <w:t>с момента предоставления утвержденных оригиналов-макетов</w:t>
+      </w:r>
+      <w:r>
+        <w:rPr>
+          <w:rFonts w:ascii="Tahoma" w:hAnsi="Tahoma" w:cs="Tahoma"/>
+          <w:sz w:val="16"/>
+          <w:szCs w:val="16"/>
+        </w:rPr>
+        <w:t xml:space="preserve"> </w:t>
+      </w:r>
+      <w:r>
+        <w:rPr>
+          <w:rFonts w:ascii="Tahoma" w:hAnsi="Tahoma" w:cs="Tahoma"/>
+          <w:sz w:val="16"/>
+          <w:szCs w:val="16"/>
+        </w:rPr>
+        <w:t>полиграфической продукции и при выполн</w:t>
+      </w:r>
+      <w:r>
+        <w:rPr>
+          <w:rFonts w:ascii="Tahoma" w:hAnsi="Tahoma" w:cs="Tahoma"/>
+          <w:sz w:val="16"/>
+          <w:szCs w:val="16"/>
+        </w:rPr>
+        <w:t>ении п. 2.4. настоящего Д</w:t>
+      </w:r>
+      <w:r>
+        <w:rPr>
+          <w:rFonts w:ascii="Tahoma" w:hAnsi="Tahoma" w:cs="Tahoma"/>
+          <w:sz w:val="16"/>
+          <w:szCs w:val="16"/>
+        </w:rPr>
+        <w:t>оговора</w:t>
+      </w:r>
+      <w:r>
+        <w:rPr>
+          <w:rFonts w:ascii="Tahoma" w:hAnsi="Tahoma" w:cs="Tahoma"/>
+          <w:sz w:val="16"/>
+          <w:szCs w:val="16"/>
+        </w:rPr>
+        <w:t>.</w:t>
+      </w:r>
+    </w:p>
+    <w:p>
+      <w:pPr>
+        <w:tabs>
+          <w:tab w:val="left" w:pos="360"/>
+          <w:tab w:val="left" w:pos="540"/>
+        </w:tabs>
+        <w:spacing w:after="0" w:line="240" w:lineRule="auto"/>
+        <w:jc w:val="both"/>
+        <w:rPr>
+          <w:rFonts w:ascii="Tahoma" w:hAnsi="Tahoma" w:cs="Tahoma"/>
+          <w:sz w:val="16"/>
+          <w:szCs w:val="16"/>
+        </w:rPr>
+      </w:pPr>
+    </w:p>
+    <w:p>
+      <w:pPr>
+        <w:tabs>
+          <w:tab w:val="left" w:pos="360"/>
+          <w:tab w:val="left" w:pos="540"/>
+        </w:tabs>
+        <w:spacing w:after="0" w:line="240" w:lineRule="auto"/>
+        <w:jc w:val="both"/>
+        <w:rPr>
+          <w:rFonts w:ascii="Tahoma" w:eastAsia="Times New Roman" w:hAnsi="Tahoma" w:cs="Tahoma"/>
+          <w:color w:val="000000"/>
+          <w:sz w:val="16"/>
+          <w:szCs w:val="16"/>
+          <w:lang w:eastAsia="ru-RU"/>
+        </w:rPr>
+      </w:pPr>
+      <w:r>
+        <w:rPr>
+          <w:rFonts w:ascii="Tahoma" w:eastAsia="Times New Roman" w:hAnsi="Tahoma" w:cs="Tahoma"/>
+          <w:b/>
+          <w:color w:val="000000"/>
+          <w:sz w:val="16"/>
+          <w:szCs w:val="16"/>
+          <w:lang w:eastAsia="ru-RU"/>
+        </w:rPr>
+        <w:t>3.</w:t>
+      </w:r>
+      <w:r>
+        <w:rPr>
+          <w:rFonts w:ascii="Tahoma" w:eastAsia="Times New Roman" w:hAnsi="Tahoma" w:cs="Tahoma"/>
+          <w:b/>
+          <w:color w:val="000000"/>
+          <w:sz w:val="16"/>
+          <w:szCs w:val="16"/>
+          <w:lang w:eastAsia="ru-RU"/>
+        </w:rPr>
+        <w:tab/>
+        <w:t xml:space="preserve">Права и обязанности сторон </w:t>
+      </w:r>
+    </w:p>
+    <w:p>
+      <w:pPr>
+        <w:tabs>
+          <w:tab w:val="left" w:pos="360"/>
+          <w:tab w:val="left" w:pos="540"/>
+        </w:tabs>
+        <w:spacing w:after="0" w:line="240" w:lineRule="auto"/>
+        <w:jc w:val="both"/>
+        <w:rPr>
+          <w:rFonts w:ascii="Tahoma" w:eastAsia="Times New Roman" w:hAnsi="Tahoma" w:cs="Tahoma"/>
+          <w:sz w:val="16"/>
+          <w:szCs w:val="16"/>
+          <w:lang w:eastAsia="ru-RU"/>
+        </w:rPr>
+      </w:pPr>
+      <w:r>
+        <w:rPr>
+          <w:rFonts w:ascii="Tahoma" w:eastAsia="Times New Roman" w:hAnsi="Tahoma" w:cs="Tahoma"/>
+          <w:color w:val="000000"/>
+          <w:sz w:val="16"/>
+          <w:szCs w:val="16"/>
+          <w:lang w:eastAsia="ru-RU"/>
+        </w:rPr>
+        <w:t>3.1</w:t>
+      </w:r>
+      <w:r>
+        <w:rPr>
+          <w:rFonts w:ascii="Tahoma" w:eastAsia="Times New Roman" w:hAnsi="Tahoma" w:cs="Tahoma"/>
+          <w:color w:val="000000"/>
+          <w:sz w:val="16"/>
+          <w:szCs w:val="16"/>
+          <w:lang w:eastAsia="ru-RU"/>
+        </w:rPr>
+        <w:tab/>
+        <w:t xml:space="preserve">Исполнитель обеспечивает качественное выполнение работ в указанные сроки. Качество печати </w:t>
+      </w:r>
+      <w:r>
+        <w:rPr>
+          <w:rFonts w:ascii="Tahoma" w:eastAsia="Times New Roman" w:hAnsi="Tahoma" w:cs="Tahoma"/>
+          <w:sz w:val="16"/>
+          <w:szCs w:val="16"/>
+          <w:lang w:eastAsia="ru-RU"/>
+        </w:rPr>
+        <w:t xml:space="preserve">должно соответствовать техническим условиям, оригинал-макетам, технологическим инструкциям. </w:t>
+      </w:r>
+      <w:r>
+        <w:rPr>
+          <w:rFonts w:ascii="Tahoma" w:eastAsia="Times New Roman" w:hAnsi="Tahoma" w:cs="Tahoma"/>
+          <w:sz w:val="16"/>
+          <w:szCs w:val="16"/>
+          <w:lang w:eastAsia="ru-RU"/>
+        </w:rPr>
+        <w:t xml:space="preserve">В случае наличия </w:t>
+      </w:r>
+      <w:r>
+        <w:rPr>
+          <w:rFonts w:ascii="Tahoma" w:eastAsia="Times New Roman" w:hAnsi="Tahoma" w:cs="Tahoma"/>
+          <w:sz w:val="16"/>
+          <w:szCs w:val="16"/>
+          <w:lang w:eastAsia="ru-RU"/>
+        </w:rPr>
+        <w:t xml:space="preserve">сигнального образца </w:t>
+      </w:r>
+      <w:r>
+        <w:rPr>
+          <w:rFonts w:ascii="Tahoma" w:eastAsia="Times New Roman" w:hAnsi="Tahoma" w:cs="Tahoma"/>
+          <w:sz w:val="16"/>
+          <w:szCs w:val="16"/>
+          <w:lang w:eastAsia="ru-RU"/>
+        </w:rPr>
+        <w:t xml:space="preserve">цветопередача должна соответствовать ей в пределах, установленных стандартов. В случае отсутствия </w:t>
+      </w:r>
+      <w:r>
+        <w:rPr>
+          <w:rFonts w:ascii="Tahoma" w:eastAsia="Times New Roman" w:hAnsi="Tahoma" w:cs="Tahoma"/>
+          <w:sz w:val="16"/>
+          <w:szCs w:val="16"/>
+          <w:lang w:eastAsia="ru-RU"/>
+        </w:rPr>
+        <w:t>сигнального образца</w:t>
+      </w:r>
+      <w:r>
+        <w:rPr>
+          <w:rFonts w:ascii="Tahoma" w:eastAsia="Times New Roman" w:hAnsi="Tahoma" w:cs="Tahoma"/>
+          <w:sz w:val="16"/>
+          <w:szCs w:val="16"/>
+          <w:lang w:eastAsia="ru-RU"/>
+        </w:rPr>
+        <w:t xml:space="preserve"> претензии по цветопередаче не рассматриваются. </w:t>
+      </w:r>
+      <w:r>
+        <w:rPr>
+          <w:rFonts w:ascii="Tahoma" w:eastAsia="Times New Roman" w:hAnsi="Tahoma" w:cs="Tahoma"/>
+          <w:sz w:val="16"/>
+          <w:szCs w:val="16"/>
+          <w:lang w:eastAsia="ru-RU"/>
+        </w:rPr>
+        <w:br/>
+        <w:t>3.2.</w:t>
+      </w:r>
+      <w:r>
+        <w:rPr>
+          <w:rFonts w:ascii="Tahoma" w:eastAsia="Times New Roman" w:hAnsi="Tahoma" w:cs="Tahoma"/>
+          <w:sz w:val="16"/>
+          <w:szCs w:val="16"/>
+          <w:lang w:eastAsia="ru-RU"/>
+        </w:rPr>
+        <w:tab/>
+        <w:t xml:space="preserve">Заказчик обязуется предоставить Исполнителю в сроки, определенные Сторонами, все необходимые исходные материалы и данные для выполнения работ. </w:t>
+      </w:r>
+    </w:p>
+    <w:p>
+      <w:pPr>
+        <w:tabs>
+          <w:tab w:val="left" w:pos="0"/>
+        </w:tabs>
+        <w:spacing w:after="0" w:line="240" w:lineRule="auto"/>
+        <w:jc w:val="both"/>
+        <w:rPr>
+          <w:rFonts w:ascii="Tahoma" w:eastAsia="Times New Roman" w:hAnsi="Tahoma" w:cs="Tahoma"/>
+          <w:color w:val="000000"/>
+          <w:sz w:val="16"/>
+          <w:szCs w:val="16"/>
+          <w:lang w:eastAsia="ru-RU"/>
+        </w:rPr>
+      </w:pPr>
+      <w:r>
+        <w:rPr>
+          <w:rFonts w:ascii="Tahoma" w:eastAsia="Times New Roman" w:hAnsi="Tahoma" w:cs="Tahoma"/>
+          <w:color w:val="000000"/>
+          <w:sz w:val="16"/>
+          <w:szCs w:val="16"/>
+          <w:lang w:eastAsia="ru-RU"/>
+        </w:rPr>
+        <w:t>3.</w:t>
+      </w:r>
+      <w:r>
+        <w:rPr>
+          <w:rFonts w:ascii="Tahoma" w:eastAsia="Times New Roman" w:hAnsi="Tahoma" w:cs="Tahoma"/>
+          <w:color w:val="000000"/>
+          <w:sz w:val="16"/>
+          <w:szCs w:val="16"/>
+          <w:lang w:eastAsia="ru-RU"/>
+        </w:rPr>
+        <w:t xml:space="preserve">3. </w:t>
+      </w:r>
+      <w:r>
+        <w:rPr>
+          <w:rFonts w:ascii="Tahoma" w:eastAsia="Times New Roman" w:hAnsi="Tahoma" w:cs="Tahoma"/>
+          <w:color w:val="000000"/>
+          <w:sz w:val="16"/>
+          <w:szCs w:val="16"/>
+          <w:lang w:eastAsia="ru-RU"/>
+        </w:rPr>
+        <w:t>Исполнитель обязан предупредить Заказчика и приостановить работу при выявлении непригодности, недоброкачественности и иных, не зависящих от него обстоятельств, касающихся оригиналов, слайдов, а также иных предоставленных материалов, которые могут повлиять на качество или пригодность Продукции.</w:t>
+      </w:r>
+    </w:p>
+    <w:p>
+      <w:pPr>
+        <w:tabs>
+          <w:tab w:val="left" w:pos="0"/>
+        </w:tabs>
+        <w:spacing w:after="0" w:line="240" w:lineRule="auto"/>
+        <w:jc w:val="both"/>
+        <w:rPr>
+          <w:rFonts w:ascii="Tahoma" w:eastAsia="Times New Roman" w:hAnsi="Tahoma" w:cs="Tahoma"/>
+          <w:color w:val="000000"/>
+          <w:sz w:val="16"/>
+          <w:szCs w:val="16"/>
+          <w:lang w:eastAsia="ru-RU"/>
+        </w:rPr>
+      </w:pPr>
+      <w:r>
+        <w:rPr>
+          <w:rFonts w:ascii="Tahoma" w:eastAsia="Times New Roman" w:hAnsi="Tahoma" w:cs="Tahoma"/>
+          <w:color w:val="000000"/>
+          <w:sz w:val="16"/>
+          <w:szCs w:val="16"/>
+          <w:lang w:eastAsia="ru-RU"/>
+        </w:rPr>
+        <w:t xml:space="preserve">3.4. </w:t>
+      </w:r>
+      <w:r>
+        <w:rPr>
+          <w:rFonts w:ascii="Tahoma" w:eastAsia="Times New Roman" w:hAnsi="Tahoma" w:cs="Tahoma"/>
+          <w:color w:val="000000"/>
+          <w:sz w:val="16"/>
+          <w:szCs w:val="16"/>
+          <w:lang w:eastAsia="ru-RU"/>
+        </w:rPr>
+        <w:t>Исполнитель имеет право некоммерческого использования результатов своей работы. При этом под некоммерческим использованием понимается участие экземпляров Продукции в выставках, каталогах и других мероприятиях, направленных на саморекламу Исполнителя.</w:t>
+      </w:r>
+    </w:p>
+    <w:p>
+      <w:pPr>
+        <w:tabs>
+          <w:tab w:val="left" w:pos="360"/>
+          <w:tab w:val="left" w:pos="540"/>
+        </w:tabs>
+        <w:spacing w:after="0" w:line="240" w:lineRule="auto"/>
+        <w:jc w:val="both"/>
+        <w:rPr>
+          <w:rFonts w:ascii="Tahoma" w:eastAsia="Times New Roman" w:hAnsi="Tahoma" w:cs="Tahoma"/>
+          <w:sz w:val="16"/>
+          <w:szCs w:val="16"/>
+          <w:lang w:eastAsia="ru-RU"/>
+        </w:rPr>
+      </w:pPr>
+      <w:r>
+        <w:rPr>
+          <w:rFonts w:ascii="Tahoma" w:eastAsia="Times New Roman" w:hAnsi="Tahoma" w:cs="Tahoma"/>
+          <w:color w:val="000000"/>
+          <w:sz w:val="16"/>
+          <w:szCs w:val="16"/>
+          <w:lang w:eastAsia="ru-RU"/>
+        </w:rPr>
+        <w:t>3.5.</w:t>
+      </w:r>
+      <w:r>
+        <w:rPr>
+          <w:rFonts w:ascii="Tahoma" w:eastAsia="Times New Roman" w:hAnsi="Tahoma" w:cs="Tahoma"/>
+          <w:color w:val="000000"/>
+          <w:sz w:val="16"/>
+          <w:szCs w:val="16"/>
+          <w:lang w:eastAsia="ru-RU"/>
+        </w:rPr>
+        <w:tab/>
+      </w:r>
+      <w:r>
+        <w:rPr>
+          <w:rFonts w:ascii="Tahoma" w:eastAsia="Times New Roman" w:hAnsi="Tahoma" w:cs="Tahoma"/>
+          <w:sz w:val="16"/>
+          <w:szCs w:val="16"/>
+          <w:lang w:eastAsia="ru-RU"/>
+        </w:rPr>
+        <w:t>Заказчик обязуется выполнить условия оплаты Заказа, указанные в п. 2.4. настоящего Договора.</w:t>
+      </w:r>
+    </w:p>
+    <w:p>
+      <w:pPr>
+        <w:tabs>
+          <w:tab w:val="left" w:pos="360"/>
+          <w:tab w:val="left" w:pos="540"/>
+        </w:tabs>
+        <w:spacing w:after="0" w:line="240" w:lineRule="auto"/>
+        <w:jc w:val="both"/>
+        <w:rPr>
+          <w:rFonts w:ascii="Tahoma" w:eastAsia="Times New Roman" w:hAnsi="Tahoma" w:cs="Tahoma"/>
+          <w:sz w:val="16"/>
+          <w:szCs w:val="16"/>
+          <w:lang w:eastAsia="ru-RU"/>
+        </w:rPr>
+      </w:pPr>
+      <w:r>
+        <w:rPr>
+          <w:rFonts w:ascii="Tahoma" w:eastAsia="Times New Roman" w:hAnsi="Tahoma" w:cs="Tahoma"/>
+          <w:color w:val="000000"/>
+          <w:sz w:val="16"/>
+          <w:szCs w:val="16"/>
+          <w:lang w:eastAsia="ru-RU"/>
+        </w:rPr>
+        <w:t>3.6.</w:t>
+      </w:r>
+      <w:r>
+        <w:rPr>
+          <w:rFonts w:ascii="Tahoma" w:eastAsia="Times New Roman" w:hAnsi="Tahoma" w:cs="Tahoma"/>
+          <w:color w:val="000000"/>
+          <w:sz w:val="16"/>
+          <w:szCs w:val="16"/>
+          <w:lang w:eastAsia="ru-RU"/>
+        </w:rPr>
+        <w:tab/>
+      </w:r>
+      <w:r>
+        <w:rPr>
+          <w:rFonts w:ascii="Tahoma" w:eastAsia="Times New Roman" w:hAnsi="Tahoma" w:cs="Tahoma"/>
+          <w:sz w:val="16"/>
+          <w:szCs w:val="16"/>
+          <w:lang w:eastAsia="ru-RU"/>
+        </w:rPr>
+        <w:t>Исполнитель имеет право приостановить выполнение Заказа по настоящему Договору в случае нарушений Заказчиком условий оплаты, указанных в п. 2.4., а так же в случае нарушения сроков предоставления исходных материалов (</w:t>
+      </w:r>
+      <w:proofErr w:type="spellStart"/>
+      <w:r>
+        <w:rPr>
+          <w:rFonts w:ascii="Tahoma" w:eastAsia="Times New Roman" w:hAnsi="Tahoma" w:cs="Tahoma"/>
+          <w:sz w:val="16"/>
+          <w:szCs w:val="16"/>
+          <w:lang w:eastAsia="ru-RU"/>
+        </w:rPr>
+        <w:t>п.п</w:t>
+      </w:r>
+      <w:proofErr w:type="spellEnd"/>
+      <w:r>
+        <w:rPr>
+          <w:rFonts w:ascii="Tahoma" w:eastAsia="Times New Roman" w:hAnsi="Tahoma" w:cs="Tahoma"/>
+          <w:sz w:val="16"/>
+          <w:szCs w:val="16"/>
+          <w:lang w:eastAsia="ru-RU"/>
+        </w:rPr>
+        <w:t>. 3.2.). В этом случае срок сдачи работ может быть перенесен Исполнителем на срок, соответствующий текущей загрузке производственных мощностей.</w:t>
+      </w:r>
+    </w:p>
+    <w:p>
+      <w:pPr>
+        <w:tabs>
+          <w:tab w:val="left" w:pos="360"/>
+        </w:tabs>
+        <w:spacing w:after="0" w:line="240" w:lineRule="auto"/>
+        <w:jc w:val="both"/>
+        <w:rPr>
+          <w:rFonts w:ascii="Tahoma" w:eastAsia="Times New Roman" w:hAnsi="Tahoma" w:cs="Tahoma"/>
+          <w:sz w:val="16"/>
+          <w:szCs w:val="16"/>
+          <w:lang w:eastAsia="ru-RU"/>
+        </w:rPr>
+      </w:pPr>
+      <w:r>
+        <w:rPr>
+          <w:rFonts w:ascii="Tahoma" w:eastAsia="Times New Roman" w:hAnsi="Tahoma" w:cs="Tahoma"/>
+          <w:sz w:val="16"/>
+          <w:szCs w:val="16"/>
+          <w:lang w:eastAsia="ru-RU"/>
+        </w:rPr>
+        <w:t>3.7.</w:t>
+      </w:r>
+      <w:r>
+        <w:rPr>
+          <w:rFonts w:ascii="Tahoma" w:eastAsia="Times New Roman" w:hAnsi="Tahoma" w:cs="Tahoma"/>
+          <w:sz w:val="16"/>
+          <w:szCs w:val="16"/>
+          <w:lang w:eastAsia="ru-RU"/>
+        </w:rPr>
+        <w:tab/>
+        <w:t xml:space="preserve">Заказчик имеет право отменить Заказ по настоящему Договору. В этом случае дальнейшие действия Сторон регламентированы </w:t>
+      </w:r>
+      <w:proofErr w:type="spellStart"/>
+      <w:r>
+        <w:rPr>
+          <w:rFonts w:ascii="Tahoma" w:eastAsia="Times New Roman" w:hAnsi="Tahoma" w:cs="Tahoma"/>
+          <w:sz w:val="16"/>
+          <w:szCs w:val="16"/>
+          <w:lang w:eastAsia="ru-RU"/>
+        </w:rPr>
+        <w:t>п.п</w:t>
+      </w:r>
+      <w:proofErr w:type="spellEnd"/>
+      <w:r>
+        <w:rPr>
+          <w:rFonts w:ascii="Tahoma" w:eastAsia="Times New Roman" w:hAnsi="Tahoma" w:cs="Tahoma"/>
+          <w:sz w:val="16"/>
+          <w:szCs w:val="16"/>
+          <w:lang w:eastAsia="ru-RU"/>
+        </w:rPr>
+        <w:t>. 4.3.</w:t>
+      </w:r>
+    </w:p>
+    <w:p>
+      <w:pPr>
+        <w:tabs>
+          <w:tab w:val="left" w:pos="360"/>
+          <w:tab w:val="left" w:pos="540"/>
+        </w:tabs>
+        <w:spacing w:after="0" w:line="240" w:lineRule="auto"/>
+        <w:jc w:val="both"/>
+        <w:rPr>
+          <w:rFonts w:ascii="Tahoma" w:eastAsia="Times New Roman" w:hAnsi="Tahoma" w:cs="Tahoma"/>
+          <w:sz w:val="16"/>
+          <w:szCs w:val="16"/>
+          <w:lang w:eastAsia="ru-RU"/>
+        </w:rPr>
+      </w:pPr>
+      <w:r>
+        <w:rPr>
+          <w:rFonts w:ascii="Tahoma" w:eastAsia="Times New Roman" w:hAnsi="Tahoma" w:cs="Tahoma"/>
+          <w:color w:val="000000"/>
+          <w:sz w:val="16"/>
+          <w:szCs w:val="16"/>
+          <w:lang w:eastAsia="ru-RU"/>
+        </w:rPr>
+        <w:t>3.8.</w:t>
+      </w:r>
+      <w:r>
+        <w:rPr>
+          <w:rFonts w:ascii="Tahoma" w:eastAsia="Times New Roman" w:hAnsi="Tahoma" w:cs="Tahoma"/>
+          <w:color w:val="000000"/>
+          <w:sz w:val="16"/>
+          <w:szCs w:val="16"/>
+          <w:lang w:eastAsia="ru-RU"/>
+        </w:rPr>
+        <w:tab/>
+      </w:r>
+      <w:r>
+        <w:rPr>
+          <w:rFonts w:ascii="Tahoma" w:eastAsia="Times New Roman" w:hAnsi="Tahoma" w:cs="Tahoma"/>
+          <w:sz w:val="16"/>
+          <w:szCs w:val="16"/>
+          <w:lang w:eastAsia="ru-RU"/>
+        </w:rPr>
+        <w:t>В случае внесения Заказчиком исправлений и дополнений после утверждения эскизов или согласования стоимости работ, существенно изменяющих объем и структуру проводимых работ, а также в случае предоставления Заказчику по его требованию дополнительных вариантов оригинал-макета, Исполнитель увеличивает Стоимость на сумму расходов, связанных с изменившимися условиями.</w:t>
+      </w:r>
+    </w:p>
+    <w:p>
+      <w:pPr>
+        <w:tabs>
+          <w:tab w:val="left" w:pos="360"/>
+          <w:tab w:val="left" w:pos="540"/>
+        </w:tabs>
+        <w:spacing w:after="0" w:line="240" w:lineRule="auto"/>
+        <w:jc w:val="both"/>
+        <w:rPr>
+          <w:rFonts w:ascii="Tahoma" w:eastAsia="Times New Roman" w:hAnsi="Tahoma" w:cs="Tahoma"/>
+          <w:sz w:val="16"/>
+          <w:szCs w:val="16"/>
+          <w:lang w:eastAsia="ru-RU"/>
+        </w:rPr>
+      </w:pPr>
+    </w:p>
+    <w:p>
+      <w:pPr>
+        <w:tabs>
+          <w:tab w:val="left" w:pos="0"/>
+        </w:tabs>
+        <w:spacing w:after="0" w:line="240" w:lineRule="auto"/>
+        <w:jc w:val="both"/>
+        <w:rPr>
+          <w:rFonts w:ascii="Tahoma" w:eastAsia="Times New Roman" w:hAnsi="Tahoma" w:cs="Tahoma"/>
+          <w:b/>
+          <w:color w:val="000000"/>
+          <w:sz w:val="16"/>
+          <w:szCs w:val="16"/>
+          <w:lang w:eastAsia="ru-RU"/>
+        </w:rPr>
+      </w:pPr>
+      <w:r>
+        <w:rPr>
+          <w:rFonts w:ascii="Tahoma" w:eastAsia="Times New Roman" w:hAnsi="Tahoma" w:cs="Tahoma"/>
+          <w:b/>
+          <w:color w:val="000000"/>
+          <w:sz w:val="16"/>
+          <w:szCs w:val="16"/>
+          <w:lang w:eastAsia="ru-RU"/>
+        </w:rPr>
+        <w:t>4.</w:t>
+      </w:r>
+      <w:r>
+        <w:rPr>
+          <w:rFonts w:ascii="Tahoma" w:eastAsia="Times New Roman" w:hAnsi="Tahoma" w:cs="Tahoma"/>
+          <w:b/>
+          <w:color w:val="000000"/>
+          <w:sz w:val="16"/>
+          <w:szCs w:val="16"/>
+          <w:lang w:eastAsia="ru-RU"/>
+        </w:rPr>
+        <w:t xml:space="preserve">    </w:t>
+      </w:r>
+      <w:r>
+        <w:rPr>
+          <w:rFonts w:ascii="Tahoma" w:eastAsia="Times New Roman" w:hAnsi="Tahoma" w:cs="Tahoma"/>
+          <w:b/>
+          <w:color w:val="000000"/>
+          <w:sz w:val="16"/>
+          <w:szCs w:val="16"/>
+          <w:lang w:eastAsia="ru-RU"/>
+        </w:rPr>
+        <w:t xml:space="preserve">Ответственность Сторон и </w:t>
+      </w:r>
+      <w:r>
+        <w:rPr>
+          <w:rFonts w:ascii="Tahoma" w:eastAsia="Times New Roman" w:hAnsi="Tahoma" w:cs="Tahoma"/>
+          <w:b/>
+          <w:color w:val="000000"/>
+          <w:sz w:val="16"/>
+          <w:szCs w:val="16"/>
+          <w:lang w:eastAsia="ru-RU"/>
+        </w:rPr>
+        <w:t>порядок</w:t>
+      </w:r>
+      <w:r>
+        <w:rPr>
+          <w:rFonts w:ascii="Tahoma" w:eastAsia="Times New Roman" w:hAnsi="Tahoma" w:cs="Tahoma"/>
+          <w:b/>
+          <w:color w:val="000000"/>
+          <w:sz w:val="16"/>
+          <w:szCs w:val="16"/>
+          <w:lang w:eastAsia="ru-RU"/>
+        </w:rPr>
+        <w:t xml:space="preserve"> расторжения Договора </w:t>
+      </w:r>
+    </w:p>
+    <w:p>
+      <w:pPr>
+        <w:tabs>
+          <w:tab w:val="left" w:pos="360"/>
+          <w:tab w:val="left" w:pos="540"/>
+        </w:tabs>
+        <w:spacing w:after="0" w:line="240" w:lineRule="auto"/>
+        <w:jc w:val="both"/>
+        <w:rPr>
+          <w:rFonts w:ascii="Tahoma" w:eastAsia="Times New Roman" w:hAnsi="Tahoma" w:cs="Tahoma"/>
+          <w:color w:val="000000"/>
+          <w:sz w:val="16"/>
+          <w:szCs w:val="16"/>
+          <w:lang w:eastAsia="ru-RU"/>
+        </w:rPr>
+      </w:pPr>
+      <w:r>
+        <w:rPr>
+          <w:rFonts w:ascii="Tahoma" w:eastAsia="Times New Roman" w:hAnsi="Tahoma" w:cs="Tahoma"/>
+          <w:color w:val="000000"/>
+          <w:sz w:val="16"/>
+          <w:szCs w:val="16"/>
+          <w:lang w:eastAsia="ru-RU"/>
+        </w:rPr>
+        <w:t>4.1.</w:t>
+      </w:r>
+      <w:r>
+        <w:rPr>
+          <w:rFonts w:ascii="Tahoma" w:eastAsia="Times New Roman" w:hAnsi="Tahoma" w:cs="Tahoma"/>
+          <w:color w:val="000000"/>
+          <w:sz w:val="16"/>
+          <w:szCs w:val="16"/>
+          <w:lang w:eastAsia="ru-RU"/>
+        </w:rPr>
+        <w:tab/>
+        <w:t>За нарушение обязательств по Договору Стороны несут ответственность в порядке, о</w:t>
+      </w:r>
+      <w:r>
+        <w:rPr>
+          <w:rFonts w:ascii="Tahoma" w:eastAsia="Times New Roman" w:hAnsi="Tahoma" w:cs="Tahoma"/>
+          <w:color w:val="000000"/>
+          <w:sz w:val="16"/>
+          <w:szCs w:val="16"/>
+          <w:lang w:eastAsia="ru-RU"/>
+        </w:rPr>
+        <w:t>пределенном законодательством Республики Беларусь</w:t>
+      </w:r>
+      <w:r>
+        <w:rPr>
+          <w:rFonts w:ascii="Tahoma" w:eastAsia="Times New Roman" w:hAnsi="Tahoma" w:cs="Tahoma"/>
+          <w:color w:val="000000"/>
+          <w:sz w:val="16"/>
+          <w:szCs w:val="16"/>
+          <w:lang w:eastAsia="ru-RU"/>
+        </w:rPr>
+        <w:t xml:space="preserve">. </w:t>
+      </w:r>
+    </w:p>
+    <w:p>
+      <w:pPr>
+        <w:tabs>
+          <w:tab w:val="left" w:pos="360"/>
+          <w:tab w:val="left" w:pos="540"/>
+        </w:tabs>
+        <w:spacing w:after="0" w:line="240" w:lineRule="auto"/>
+        <w:jc w:val="both"/>
+        <w:rPr>
+          <w:rFonts w:ascii="Tahoma" w:eastAsia="Times New Roman" w:hAnsi="Tahoma" w:cs="Tahoma"/>
+          <w:color w:val="000000"/>
+          <w:sz w:val="16"/>
+          <w:szCs w:val="16"/>
+          <w:lang w:eastAsia="ru-RU"/>
+        </w:rPr>
+      </w:pPr>
+      <w:r>
+        <w:rPr>
+          <w:rFonts w:ascii="Tahoma" w:eastAsia="Times New Roman" w:hAnsi="Tahoma" w:cs="Tahoma"/>
+          <w:color w:val="000000"/>
+          <w:sz w:val="16"/>
+          <w:szCs w:val="16"/>
+          <w:lang w:eastAsia="ru-RU"/>
+        </w:rPr>
+        <w:t>4.2.</w:t>
+      </w:r>
+      <w:r>
+        <w:rPr>
+          <w:rFonts w:ascii="Tahoma" w:eastAsia="Times New Roman" w:hAnsi="Tahoma" w:cs="Tahoma"/>
+          <w:color w:val="000000"/>
+          <w:sz w:val="16"/>
+          <w:szCs w:val="16"/>
+          <w:lang w:eastAsia="ru-RU"/>
+        </w:rPr>
+        <w:tab/>
+        <w:t xml:space="preserve">За нарушение сроков выполнения обязательств, оговоренных Сторонами, </w:t>
+      </w:r>
+      <w:r>
+        <w:rPr>
+          <w:rFonts w:ascii="Tahoma" w:eastAsia="Times New Roman" w:hAnsi="Tahoma" w:cs="Tahoma"/>
+          <w:sz w:val="16"/>
+          <w:szCs w:val="16"/>
+          <w:lang w:eastAsia="ru-RU"/>
+        </w:rPr>
+        <w:t>Заказчик имеет право потребовать с Исполнителя</w:t>
+      </w:r>
+      <w:r>
+        <w:rPr>
+          <w:rFonts w:ascii="Tahoma" w:eastAsia="Times New Roman" w:hAnsi="Tahoma" w:cs="Tahoma"/>
+          <w:color w:val="000000"/>
+          <w:sz w:val="16"/>
+          <w:szCs w:val="16"/>
+          <w:lang w:eastAsia="ru-RU"/>
+        </w:rPr>
+        <w:t xml:space="preserve"> пеню согласно действующему законодательству</w:t>
+      </w:r>
+      <w:r>
+        <w:rPr>
+          <w:rFonts w:ascii="Tahoma" w:eastAsia="Times New Roman" w:hAnsi="Tahoma" w:cs="Tahoma"/>
+          <w:color w:val="000000"/>
+          <w:sz w:val="16"/>
+          <w:szCs w:val="16"/>
+          <w:lang w:eastAsia="ru-RU"/>
+        </w:rPr>
+        <w:t>.</w:t>
+      </w:r>
+    </w:p>
+    <w:p>
+      <w:pPr>
+        <w:tabs>
+          <w:tab w:val="left" w:pos="360"/>
+        </w:tabs>
+        <w:spacing w:after="0" w:line="240" w:lineRule="auto"/>
+        <w:jc w:val="both"/>
+        <w:rPr>
+          <w:rFonts w:ascii="Tahoma" w:eastAsia="Times New Roman" w:hAnsi="Tahoma" w:cs="Tahoma"/>
+          <w:sz w:val="16"/>
+          <w:szCs w:val="16"/>
+          <w:lang w:eastAsia="ru-RU"/>
+        </w:rPr>
+      </w:pPr>
+      <w:r>
+        <w:rPr>
+          <w:rFonts w:ascii="Tahoma" w:eastAsia="Times New Roman" w:hAnsi="Tahoma" w:cs="Tahoma"/>
+          <w:sz w:val="16"/>
+          <w:szCs w:val="16"/>
+          <w:lang w:eastAsia="ru-RU"/>
+        </w:rPr>
+        <w:t>4.3.</w:t>
+      </w:r>
+      <w:r>
+        <w:rPr>
+          <w:rFonts w:ascii="Tahoma" w:eastAsia="Times New Roman" w:hAnsi="Tahoma" w:cs="Tahoma"/>
+          <w:sz w:val="16"/>
+          <w:szCs w:val="16"/>
+          <w:lang w:eastAsia="ru-RU"/>
+        </w:rPr>
+        <w:tab/>
+        <w:t xml:space="preserve">В случае отмены Заказчиком Заказа, находящегося в производстве, Исполнитель вправе удержать с Заказчика фактическую стоимость выполненных на момент отказа работ с учетом стоимости, использованных при их выполнении, материалов в соответствии с действующими расценками Исполнителя. Кроме того, если на момент отказа Исполнитель произвел закупку бумаги и иных материалов специально для данного заказа, то с Заказчика может быть удержана фактическая стоимость этих материалов, даже если они еще не были использованы. </w:t>
+      </w:r>
+    </w:p>
+    <w:p>
+      <w:pPr>
+        <w:tabs>
+          <w:tab w:val="left" w:pos="360"/>
+          <w:tab w:val="left" w:pos="540"/>
+        </w:tabs>
+        <w:spacing w:after="0" w:line="240" w:lineRule="auto"/>
+        <w:jc w:val="both"/>
+        <w:rPr>
+          <w:rFonts w:ascii="Tahoma" w:eastAsia="Times New Roman" w:hAnsi="Tahoma" w:cs="Tahoma"/>
+          <w:color w:val="000000"/>
+          <w:sz w:val="16"/>
+          <w:szCs w:val="16"/>
+          <w:lang w:eastAsia="ru-RU"/>
+        </w:rPr>
+      </w:pPr>
+      <w:r>
+        <w:rPr>
+          <w:rFonts w:ascii="Tahoma" w:eastAsia="Times New Roman" w:hAnsi="Tahoma" w:cs="Tahoma"/>
+          <w:color w:val="000000"/>
+          <w:sz w:val="16"/>
+          <w:szCs w:val="16"/>
+          <w:lang w:eastAsia="ru-RU"/>
+        </w:rPr>
+        <w:t>4.4.</w:t>
+      </w:r>
+      <w:r>
+        <w:rPr>
+          <w:rFonts w:ascii="Tahoma" w:eastAsia="Times New Roman" w:hAnsi="Tahoma" w:cs="Tahoma"/>
+          <w:color w:val="000000"/>
+          <w:sz w:val="16"/>
+          <w:szCs w:val="16"/>
+          <w:lang w:eastAsia="ru-RU"/>
+        </w:rPr>
+        <w:tab/>
+      </w:r>
+      <w:r>
+        <w:rPr>
+          <w:rFonts w:ascii="Tahoma" w:hAnsi="Tahoma" w:cs="Tahoma"/>
+          <w:sz w:val="16"/>
+          <w:szCs w:val="16"/>
+        </w:rPr>
+        <w:t>За нарушение сроков оплаты, указанных в п.2.4., и в случае невыполнения Заказчиком п. 3.2., Исполнитель имеет право пересмотреть стоимость заказа по настоящему договору по действующим расценкам на момент исполнения Заказа, при этом Исполнитель освобождается от ответственности  за нарушение сроков исполнения Заказа по договору</w:t>
+      </w:r>
+      <w:r>
+        <w:rPr>
+          <w:rFonts w:ascii="Tahoma" w:eastAsia="Times New Roman" w:hAnsi="Tahoma" w:cs="Tahoma"/>
+          <w:color w:val="000000"/>
+          <w:sz w:val="16"/>
+          <w:szCs w:val="16"/>
+          <w:lang w:eastAsia="ru-RU"/>
+        </w:rPr>
+        <w:t>.</w:t>
+      </w:r>
+    </w:p>
+    <w:p>
+      <w:pPr>
+        <w:tabs>
+          <w:tab w:val="left" w:pos="360"/>
+          <w:tab w:val="left" w:pos="540"/>
+        </w:tabs>
+        <w:spacing w:after="0" w:line="240" w:lineRule="auto"/>
+        <w:jc w:val="both"/>
+        <w:rPr>
+          <w:rFonts w:ascii="Tahoma" w:eastAsia="Times New Roman" w:hAnsi="Tahoma" w:cs="Tahoma"/>
+          <w:color w:val="000000"/>
+          <w:sz w:val="16"/>
+          <w:szCs w:val="16"/>
+          <w:lang w:eastAsia="ru-RU"/>
+        </w:rPr>
+      </w:pPr>
+      <w:r>
+        <w:rPr>
+          <w:rFonts w:ascii="Tahoma" w:eastAsia="Times New Roman" w:hAnsi="Tahoma" w:cs="Tahoma"/>
+          <w:color w:val="000000"/>
+          <w:sz w:val="16"/>
+          <w:szCs w:val="16"/>
+          <w:lang w:eastAsia="ru-RU"/>
+        </w:rPr>
+        <w:t>4.5.</w:t>
+      </w:r>
+      <w:r>
+        <w:rPr>
+          <w:rFonts w:ascii="Tahoma" w:eastAsia="Times New Roman" w:hAnsi="Tahoma" w:cs="Tahoma"/>
+          <w:color w:val="000000"/>
+          <w:sz w:val="16"/>
+          <w:szCs w:val="16"/>
+          <w:lang w:eastAsia="ru-RU"/>
+        </w:rPr>
+        <w:tab/>
+        <w:t>Заказчик несет полную ответственность за содержание предоставленных Исполнителю исходных материалов. Возможные имущественные претензии по авторству и смежным правам должны быть урегулированы Заказчиком. Исполнитель по указанным в данном пункте вопросам ответственности не несет.</w:t>
+      </w:r>
+    </w:p>
+    <w:p>
+      <w:pPr>
+        <w:tabs>
+          <w:tab w:val="left" w:pos="360"/>
+          <w:tab w:val="left" w:pos="540"/>
+        </w:tabs>
+        <w:spacing w:after="0" w:line="240" w:lineRule="auto"/>
+        <w:jc w:val="both"/>
+        <w:rPr>
+          <w:rFonts w:ascii="Tahoma" w:eastAsia="Times New Roman" w:hAnsi="Tahoma" w:cs="Tahoma"/>
+          <w:color w:val="000000"/>
+          <w:sz w:val="16"/>
+          <w:szCs w:val="16"/>
+          <w:lang w:eastAsia="ru-RU"/>
+        </w:rPr>
+      </w:pPr>
+      <w:r>
+        <w:rPr>
+          <w:rFonts w:ascii="Tahoma" w:eastAsia="Times New Roman" w:hAnsi="Tahoma" w:cs="Tahoma"/>
+          <w:color w:val="000000"/>
+          <w:sz w:val="16"/>
+          <w:szCs w:val="16"/>
+          <w:lang w:eastAsia="ru-RU"/>
+        </w:rPr>
+        <w:t>4.6.</w:t>
+      </w:r>
+      <w:r>
+        <w:rPr>
+          <w:rFonts w:ascii="Tahoma" w:eastAsia="Times New Roman" w:hAnsi="Tahoma" w:cs="Tahoma"/>
+          <w:color w:val="000000"/>
+          <w:sz w:val="16"/>
+          <w:szCs w:val="16"/>
+          <w:lang w:eastAsia="ru-RU"/>
+        </w:rPr>
+        <w:tab/>
+        <w:t>Договор может быть расторгнут по согласованию Сторон</w:t>
+      </w:r>
+      <w:r>
+        <w:rPr>
+          <w:rFonts w:ascii="Tahoma" w:eastAsia="Times New Roman" w:hAnsi="Tahoma" w:cs="Tahoma"/>
+          <w:color w:val="000000"/>
+          <w:sz w:val="16"/>
+          <w:szCs w:val="16"/>
+          <w:lang w:eastAsia="ru-RU"/>
+        </w:rPr>
+        <w:t xml:space="preserve"> в любое время</w:t>
+      </w:r>
+      <w:r>
+        <w:rPr>
+          <w:rFonts w:ascii="Tahoma" w:eastAsia="Times New Roman" w:hAnsi="Tahoma" w:cs="Tahoma"/>
+          <w:color w:val="000000"/>
+          <w:sz w:val="16"/>
+          <w:szCs w:val="16"/>
+          <w:lang w:eastAsia="ru-RU"/>
+        </w:rPr>
+        <w:t xml:space="preserve">. </w:t>
+      </w:r>
+    </w:p>
+    <w:p>
+      <w:pPr>
+        <w:tabs>
+          <w:tab w:val="left" w:pos="360"/>
+          <w:tab w:val="left" w:pos="540"/>
+        </w:tabs>
+        <w:spacing w:after="0" w:line="240" w:lineRule="auto"/>
+        <w:jc w:val="both"/>
+        <w:rPr>
+          <w:rFonts w:ascii="Tahoma" w:eastAsia="Times New Roman" w:hAnsi="Tahoma" w:cs="Tahoma"/>
+          <w:b/>
+          <w:color w:val="000000"/>
+          <w:sz w:val="16"/>
+          <w:szCs w:val="16"/>
+          <w:lang w:eastAsia="ru-RU"/>
+        </w:rPr>
+      </w:pPr>
+    </w:p>
+    <w:p>
+      <w:pPr>
+        <w:tabs>
+          <w:tab w:val="left" w:pos="360"/>
+          <w:tab w:val="left" w:pos="540"/>
+        </w:tabs>
+        <w:spacing w:after="0" w:line="240" w:lineRule="auto"/>
+        <w:jc w:val="both"/>
+        <w:rPr>
+          <w:rFonts w:ascii="Tahoma" w:eastAsia="Times New Roman" w:hAnsi="Tahoma" w:cs="Tahoma"/>
+          <w:b/>
+          <w:color w:val="000000"/>
+          <w:sz w:val="16"/>
+          <w:szCs w:val="16"/>
+          <w:lang w:eastAsia="ru-RU"/>
+        </w:rPr>
+      </w:pPr>
+      <w:r>
+        <w:rPr>
+          <w:rFonts w:ascii="Tahoma" w:eastAsia="Times New Roman" w:hAnsi="Tahoma" w:cs="Tahoma"/>
+          <w:b/>
+          <w:color w:val="000000"/>
+          <w:sz w:val="16"/>
+          <w:szCs w:val="16"/>
+          <w:lang w:eastAsia="ru-RU"/>
+        </w:rPr>
+        <w:t>5.</w:t>
+      </w:r>
+      <w:r>
+        <w:rPr>
+          <w:rFonts w:ascii="Tahoma" w:eastAsia="Times New Roman" w:hAnsi="Tahoma" w:cs="Tahoma"/>
+          <w:b/>
+          <w:color w:val="000000"/>
+          <w:sz w:val="16"/>
+          <w:szCs w:val="16"/>
+          <w:lang w:eastAsia="ru-RU"/>
+        </w:rPr>
+        <w:tab/>
+        <w:t xml:space="preserve">Порядок сдачи и приемки работ </w:t>
+      </w:r>
+    </w:p>
+    <w:p>
+      <w:pPr>
+        <w:tabs>
+          <w:tab w:val="left" w:pos="360"/>
+          <w:tab w:val="left" w:pos="540"/>
+        </w:tabs>
+        <w:spacing w:after="0" w:line="240" w:lineRule="auto"/>
+        <w:jc w:val="both"/>
+        <w:rPr>
+          <w:rFonts w:ascii="Tahoma" w:eastAsia="Times New Roman" w:hAnsi="Tahoma" w:cs="Tahoma"/>
+          <w:color w:val="000000"/>
+          <w:sz w:val="16"/>
+          <w:szCs w:val="16"/>
+          <w:lang w:eastAsia="ru-RU"/>
+        </w:rPr>
+      </w:pPr>
+      <w:r>
+        <w:rPr>
+          <w:rFonts w:ascii="Tahoma" w:eastAsia="Times New Roman" w:hAnsi="Tahoma" w:cs="Tahoma"/>
+          <w:color w:val="000000"/>
+          <w:sz w:val="16"/>
+          <w:szCs w:val="16"/>
+          <w:lang w:eastAsia="ru-RU"/>
+        </w:rPr>
+        <w:t>5.1.</w:t>
+      </w:r>
+      <w:r>
+        <w:rPr>
+          <w:rFonts w:ascii="Tahoma" w:eastAsia="Times New Roman" w:hAnsi="Tahoma" w:cs="Tahoma"/>
+          <w:color w:val="000000"/>
+          <w:sz w:val="16"/>
+          <w:szCs w:val="16"/>
+          <w:lang w:eastAsia="ru-RU"/>
+        </w:rPr>
+        <w:tab/>
+        <w:t>Готовый тираж передается Заказчику по месту его изготовления.</w:t>
+      </w:r>
+    </w:p>
+    <w:p>
+      <w:pPr>
+        <w:tabs>
+          <w:tab w:val="left" w:pos="360"/>
+          <w:tab w:val="left" w:pos="540"/>
+        </w:tabs>
+        <w:spacing w:after="0" w:line="240" w:lineRule="auto"/>
+        <w:jc w:val="both"/>
+        <w:rPr>
+          <w:rFonts w:ascii="Tahoma" w:eastAsia="Times New Roman" w:hAnsi="Tahoma" w:cs="Tahoma"/>
+          <w:color w:val="000000"/>
+          <w:sz w:val="16"/>
+          <w:szCs w:val="16"/>
+          <w:lang w:eastAsia="ru-RU"/>
+        </w:rPr>
+      </w:pPr>
+      <w:r>
+        <w:rPr>
+          <w:rFonts w:ascii="Tahoma" w:eastAsia="Times New Roman" w:hAnsi="Tahoma" w:cs="Tahoma"/>
+          <w:color w:val="000000"/>
+          <w:sz w:val="16"/>
+          <w:szCs w:val="16"/>
+          <w:lang w:eastAsia="ru-RU"/>
+        </w:rPr>
+        <w:t>5.2.</w:t>
+      </w:r>
+      <w:r>
+        <w:rPr>
+          <w:rFonts w:ascii="Tahoma" w:eastAsia="Times New Roman" w:hAnsi="Tahoma" w:cs="Tahoma"/>
+          <w:color w:val="000000"/>
+          <w:sz w:val="16"/>
+          <w:szCs w:val="16"/>
+          <w:lang w:eastAsia="ru-RU"/>
+        </w:rPr>
+        <w:tab/>
+        <w:t xml:space="preserve">Исполнитель письменно уведомляет Заказчика о готовности </w:t>
+      </w:r>
+      <w:r>
+        <w:rPr>
+          <w:rFonts w:ascii="Tahoma" w:eastAsia="Times New Roman" w:hAnsi="Tahoma" w:cs="Tahoma"/>
+          <w:color w:val="000000"/>
+          <w:sz w:val="16"/>
+          <w:szCs w:val="16"/>
+          <w:lang w:eastAsia="ru-RU"/>
+        </w:rPr>
+        <w:t>Продукции</w:t>
+      </w:r>
+      <w:r>
+        <w:rPr>
+          <w:rFonts w:ascii="Tahoma" w:eastAsia="Times New Roman" w:hAnsi="Tahoma" w:cs="Tahoma"/>
+          <w:color w:val="000000"/>
+          <w:sz w:val="16"/>
+          <w:szCs w:val="16"/>
+          <w:lang w:eastAsia="ru-RU"/>
+        </w:rPr>
+        <w:t xml:space="preserve"> к отгрузке.</w:t>
+      </w:r>
+    </w:p>
+    <w:p>
+      <w:pPr>
+        <w:tabs>
+          <w:tab w:val="left" w:pos="360"/>
+          <w:tab w:val="left" w:pos="540"/>
+        </w:tabs>
+        <w:spacing w:after="0" w:line="240" w:lineRule="auto"/>
+        <w:jc w:val="both"/>
+        <w:rPr>
+          <w:rFonts w:ascii="Tahoma" w:eastAsia="Times New Roman" w:hAnsi="Tahoma" w:cs="Tahoma"/>
+          <w:sz w:val="16"/>
+          <w:szCs w:val="16"/>
+          <w:lang w:eastAsia="ru-RU"/>
+        </w:rPr>
+      </w:pPr>
+      <w:r>
+        <w:rPr>
+          <w:rFonts w:ascii="Tahoma" w:eastAsia="Times New Roman" w:hAnsi="Tahoma" w:cs="Tahoma"/>
+          <w:sz w:val="16"/>
+          <w:szCs w:val="16"/>
+          <w:lang w:eastAsia="ru-RU"/>
+        </w:rPr>
+        <w:t>5.3.</w:t>
+      </w:r>
+      <w:r>
+        <w:rPr>
+          <w:rFonts w:ascii="Tahoma" w:eastAsia="Times New Roman" w:hAnsi="Tahoma" w:cs="Tahoma"/>
+          <w:sz w:val="16"/>
+          <w:szCs w:val="16"/>
+          <w:lang w:eastAsia="ru-RU"/>
+        </w:rPr>
+        <w:tab/>
+        <w:t xml:space="preserve">Исполнитель в течение 3 (трех) рабочих дней с момента исполнения Заказа передает готовый тираж Заказчику, а последний подписывает предоставленную Исполнителем Накладную. В случае получения поставленного готового тиража полиграфической продукции от транспортной организации Заказчик обязан проверить соответствие </w:t>
+      </w:r>
+      <w:r>
+        <w:rPr>
+          <w:rFonts w:ascii="Tahoma" w:eastAsia="Times New Roman" w:hAnsi="Tahoma" w:cs="Tahoma"/>
+          <w:sz w:val="16"/>
+          <w:szCs w:val="16"/>
+          <w:lang w:eastAsia="ru-RU"/>
+        </w:rPr>
+        <w:t>продукции</w:t>
+      </w:r>
+      <w:r>
+        <w:rPr>
+          <w:rFonts w:ascii="Tahoma" w:eastAsia="Times New Roman" w:hAnsi="Tahoma" w:cs="Tahoma"/>
+          <w:sz w:val="16"/>
+          <w:szCs w:val="16"/>
+          <w:lang w:eastAsia="ru-RU"/>
+        </w:rPr>
+        <w:t xml:space="preserve"> сведениям, указанным в транспортных и сопроводительных</w:t>
+      </w:r>
+      <w:r>
+        <w:rPr>
+          <w:rFonts w:ascii="Tahoma" w:eastAsia="Times New Roman" w:hAnsi="Tahoma" w:cs="Tahoma"/>
+          <w:sz w:val="16"/>
+          <w:szCs w:val="16"/>
+          <w:lang w:eastAsia="ru-RU"/>
+        </w:rPr>
+        <w:t xml:space="preserve"> документах, а также принять эту</w:t>
+      </w:r>
+      <w:r>
+        <w:rPr>
+          <w:rFonts w:ascii="Tahoma" w:eastAsia="Times New Roman" w:hAnsi="Tahoma" w:cs="Tahoma"/>
+          <w:sz w:val="16"/>
+          <w:szCs w:val="16"/>
+          <w:lang w:eastAsia="ru-RU"/>
+        </w:rPr>
+        <w:t xml:space="preserve"> </w:t>
+      </w:r>
+      <w:r>
+        <w:rPr>
+          <w:rFonts w:ascii="Tahoma" w:eastAsia="Times New Roman" w:hAnsi="Tahoma" w:cs="Tahoma"/>
+          <w:sz w:val="16"/>
+          <w:szCs w:val="16"/>
+          <w:lang w:eastAsia="ru-RU"/>
+        </w:rPr>
+        <w:t>продукцию</w:t>
+      </w:r>
+      <w:r>
+        <w:rPr>
+          <w:rFonts w:ascii="Tahoma" w:eastAsia="Times New Roman" w:hAnsi="Tahoma" w:cs="Tahoma"/>
+          <w:sz w:val="16"/>
+          <w:szCs w:val="16"/>
+          <w:lang w:eastAsia="ru-RU"/>
+        </w:rPr>
+        <w:t xml:space="preserve"> от транспортной организации с соблюдением правил, предусмотренных законами и иными правовыми актами, регулирующими деятельность транспорта.</w:t>
+      </w:r>
+    </w:p>
+    <w:p>
+      <w:pPr>
+        <w:tabs>
+          <w:tab w:val="left" w:pos="360"/>
+          <w:tab w:val="left" w:pos="540"/>
+        </w:tabs>
+        <w:spacing w:after="0" w:line="240" w:lineRule="auto"/>
+        <w:jc w:val="both"/>
+        <w:rPr>
+          <w:rFonts w:ascii="Tahoma" w:eastAsia="Times New Roman" w:hAnsi="Tahoma" w:cs="Tahoma"/>
+          <w:color w:val="000000"/>
+          <w:sz w:val="16"/>
+          <w:szCs w:val="16"/>
+          <w:lang w:eastAsia="ru-RU"/>
+        </w:rPr>
+      </w:pPr>
+      <w:r>
+        <w:rPr>
+          <w:rFonts w:ascii="Tahoma" w:eastAsia="Times New Roman" w:hAnsi="Tahoma" w:cs="Tahoma"/>
+          <w:color w:val="000000"/>
+          <w:sz w:val="16"/>
+          <w:szCs w:val="16"/>
+          <w:lang w:eastAsia="ru-RU"/>
+        </w:rPr>
+        <w:t>5.</w:t>
+      </w:r>
+      <w:r>
+        <w:rPr>
+          <w:rFonts w:ascii="Tahoma" w:eastAsia="Times New Roman" w:hAnsi="Tahoma" w:cs="Tahoma"/>
+          <w:color w:val="000000"/>
+          <w:sz w:val="16"/>
+          <w:szCs w:val="16"/>
+          <w:lang w:eastAsia="ru-RU"/>
+        </w:rPr>
+        <w:t>4</w:t>
+      </w:r>
+      <w:r>
+        <w:rPr>
+          <w:rFonts w:ascii="Tahoma" w:eastAsia="Times New Roman" w:hAnsi="Tahoma" w:cs="Tahoma"/>
+          <w:color w:val="000000"/>
+          <w:sz w:val="16"/>
+          <w:szCs w:val="16"/>
+          <w:lang w:eastAsia="ru-RU"/>
+        </w:rPr>
+        <w:t>.</w:t>
+      </w:r>
+      <w:r>
+        <w:rPr>
+          <w:rFonts w:ascii="Tahoma" w:eastAsia="Times New Roman" w:hAnsi="Tahoma" w:cs="Tahoma"/>
+          <w:color w:val="000000"/>
+          <w:sz w:val="16"/>
+          <w:szCs w:val="16"/>
+          <w:lang w:eastAsia="ru-RU"/>
+        </w:rPr>
+        <w:tab/>
+        <w:t>В случае обоснованности претензии и признания ее Исполнителем, Исполнитель устраняет недостатки за свой счет и в согласованный с Заказчиком срок.</w:t>
+      </w:r>
+    </w:p>
+    <w:p>
+      <w:pPr>
+        <w:tabs>
+          <w:tab w:val="left" w:pos="360"/>
+          <w:tab w:val="left" w:pos="540"/>
+        </w:tabs>
+        <w:spacing w:after="0" w:line="240" w:lineRule="auto"/>
+        <w:jc w:val="both"/>
+        <w:rPr>
+          <w:rFonts w:ascii="Tahoma" w:eastAsia="Times New Roman" w:hAnsi="Tahoma" w:cs="Tahoma"/>
+          <w:color w:val="000000"/>
+          <w:sz w:val="16"/>
+          <w:szCs w:val="16"/>
+          <w:lang w:eastAsia="ru-RU"/>
+        </w:rPr>
+      </w:pPr>
+      <w:r>
+        <w:rPr>
+          <w:rFonts w:ascii="Tahoma" w:eastAsia="Times New Roman" w:hAnsi="Tahoma" w:cs="Tahoma"/>
+          <w:color w:val="000000"/>
+          <w:sz w:val="16"/>
+          <w:szCs w:val="16"/>
+          <w:lang w:eastAsia="ru-RU"/>
+        </w:rPr>
+        <w:t>5.5</w:t>
+      </w:r>
+      <w:r>
+        <w:rPr>
+          <w:rFonts w:ascii="Tahoma" w:eastAsia="Times New Roman" w:hAnsi="Tahoma" w:cs="Tahoma"/>
+          <w:color w:val="000000"/>
+          <w:sz w:val="16"/>
+          <w:szCs w:val="16"/>
+          <w:lang w:eastAsia="ru-RU"/>
+        </w:rPr>
+        <w:t>.</w:t>
+      </w:r>
+      <w:r>
+        <w:rPr>
+          <w:rFonts w:ascii="Tahoma" w:eastAsia="Times New Roman" w:hAnsi="Tahoma" w:cs="Tahoma"/>
+          <w:color w:val="000000"/>
+          <w:sz w:val="16"/>
+          <w:szCs w:val="16"/>
+          <w:lang w:eastAsia="ru-RU"/>
+        </w:rPr>
+        <w:tab/>
+        <w:t>В случае если Исполнитель признал обоснованность претензии, но устранение недостатков невозможно в разумные сроки (по взаимному соглашению Сторон), Заказчик вправе вернуть Исполнителю тираж Продукции по данному Заказу в полном объеме и потребовать от Исполнителя вернуть все выплаченные Заказчиком денежные средства по данному Заказу. Если же Заказчик согласен принять продукцию частично, Заказчик вправе потребовать от Исполнителя возврата стоимости части работ, соответствующей объему некачественной продукции, при условии обязательного возврата Исполнителю не принятой продукции.</w:t>
+      </w:r>
+    </w:p>
+    <w:p>
+      <w:pPr>
+        <w:tabs>
+          <w:tab w:val="left" w:pos="360"/>
+          <w:tab w:val="left" w:pos="540"/>
+        </w:tabs>
+        <w:spacing w:after="0" w:line="240" w:lineRule="auto"/>
+        <w:jc w:val="both"/>
+        <w:rPr>
+          <w:rFonts w:ascii="Tahoma" w:eastAsia="Times New Roman" w:hAnsi="Tahoma" w:cs="Tahoma"/>
+          <w:color w:val="000000"/>
+          <w:sz w:val="16"/>
+          <w:szCs w:val="16"/>
+          <w:lang w:eastAsia="ru-RU"/>
+        </w:rPr>
+      </w:pPr>
+      <w:r>
+        <w:rPr>
+          <w:rFonts w:ascii="Tahoma" w:eastAsia="Times New Roman" w:hAnsi="Tahoma" w:cs="Tahoma"/>
+          <w:sz w:val="16"/>
+          <w:szCs w:val="16"/>
+          <w:lang w:eastAsia="ru-RU"/>
+        </w:rPr>
+        <w:lastRenderedPageBreak/>
+        <w:t>5.6</w:t>
+      </w:r>
+      <w:r>
+        <w:rPr>
+          <w:rFonts w:ascii="Tahoma" w:eastAsia="Times New Roman" w:hAnsi="Tahoma" w:cs="Tahoma"/>
+          <w:sz w:val="16"/>
+          <w:szCs w:val="16"/>
+          <w:lang w:eastAsia="ru-RU"/>
+        </w:rPr>
+        <w:t>.</w:t>
+      </w:r>
+      <w:r>
+        <w:rPr>
+          <w:rFonts w:ascii="Tahoma" w:eastAsia="Times New Roman" w:hAnsi="Tahoma" w:cs="Tahoma"/>
+          <w:sz w:val="16"/>
+          <w:szCs w:val="16"/>
+          <w:lang w:eastAsia="ru-RU"/>
+        </w:rPr>
+        <w:tab/>
+      </w:r>
+      <w:r>
+        <w:rPr>
+          <w:rFonts w:ascii="Tahoma" w:eastAsia="Times New Roman" w:hAnsi="Tahoma" w:cs="Tahoma"/>
+          <w:color w:val="000000"/>
+          <w:sz w:val="16"/>
+          <w:szCs w:val="16"/>
+          <w:lang w:eastAsia="ru-RU"/>
+        </w:rPr>
+        <w:t>В случае если Исполнитель признал обоснованность претензии, но количество некачественных экземпляров в тираже составляет менее 10%, Исполнитель имеет право вернуть Заказчику стоимость некачественных экземпляров, указанную в Спецификации, при условии обязательного возврата Исполнителю не принятой продукции.</w:t>
+      </w:r>
+    </w:p>
+    <w:p>
+      <w:pPr>
+        <w:tabs>
+          <w:tab w:val="left" w:pos="360"/>
+          <w:tab w:val="left" w:pos="540"/>
+        </w:tabs>
+        <w:spacing w:after="0" w:line="240" w:lineRule="auto"/>
+        <w:jc w:val="both"/>
+        <w:rPr>
+          <w:rFonts w:ascii="Tahoma" w:eastAsia="Times New Roman" w:hAnsi="Tahoma" w:cs="Tahoma"/>
+          <w:color w:val="000000"/>
+          <w:sz w:val="16"/>
+          <w:szCs w:val="16"/>
+          <w:lang w:eastAsia="ru-RU"/>
+        </w:rPr>
+      </w:pPr>
+      <w:r>
+        <w:rPr>
+          <w:rFonts w:ascii="Tahoma" w:eastAsia="Times New Roman" w:hAnsi="Tahoma" w:cs="Tahoma"/>
+          <w:sz w:val="16"/>
+          <w:szCs w:val="16"/>
+          <w:lang w:eastAsia="ru-RU"/>
+        </w:rPr>
+        <w:t>5.7</w:t>
+      </w:r>
+      <w:r>
+        <w:rPr>
+          <w:rFonts w:ascii="Tahoma" w:eastAsia="Times New Roman" w:hAnsi="Tahoma" w:cs="Tahoma"/>
+          <w:sz w:val="16"/>
+          <w:szCs w:val="16"/>
+          <w:lang w:eastAsia="ru-RU"/>
+        </w:rPr>
+        <w:t>.</w:t>
+      </w:r>
+      <w:r>
+        <w:rPr>
+          <w:rFonts w:ascii="Tahoma" w:eastAsia="Times New Roman" w:hAnsi="Tahoma" w:cs="Tahoma"/>
+          <w:sz w:val="16"/>
+          <w:szCs w:val="16"/>
+          <w:lang w:eastAsia="ru-RU"/>
+        </w:rPr>
+        <w:tab/>
+      </w:r>
+      <w:r>
+        <w:rPr>
+          <w:rFonts w:ascii="Tahoma" w:eastAsia="Times New Roman" w:hAnsi="Tahoma" w:cs="Tahoma"/>
+          <w:color w:val="000000"/>
+          <w:sz w:val="16"/>
+          <w:szCs w:val="16"/>
+          <w:lang w:eastAsia="ru-RU"/>
+        </w:rPr>
+        <w:t>В случае если количество изготовленных экземпляров в тираже составляет более 90%, но менее 100%, Исполнитель имеет право вернуть Заказчику стоимость не изготовленных экземпляров, указанную в Счете.</w:t>
+      </w:r>
+    </w:p>
+    <w:p>
+      <w:pPr>
+        <w:tabs>
+          <w:tab w:val="left" w:pos="360"/>
+          <w:tab w:val="left" w:pos="540"/>
+        </w:tabs>
+        <w:spacing w:after="0" w:line="240" w:lineRule="auto"/>
+        <w:jc w:val="both"/>
+        <w:rPr>
+          <w:rFonts w:ascii="Tahoma" w:eastAsia="Times New Roman" w:hAnsi="Tahoma" w:cs="Tahoma"/>
+          <w:sz w:val="16"/>
+          <w:szCs w:val="16"/>
+          <w:lang w:eastAsia="ru-RU"/>
+        </w:rPr>
+      </w:pPr>
+      <w:r>
+        <w:rPr>
+          <w:rFonts w:ascii="Tahoma" w:eastAsia="Times New Roman" w:hAnsi="Tahoma" w:cs="Tahoma"/>
+          <w:sz w:val="16"/>
+          <w:szCs w:val="16"/>
+          <w:lang w:eastAsia="ru-RU"/>
+        </w:rPr>
+        <w:t>5.8</w:t>
+      </w:r>
+      <w:r>
+        <w:rPr>
+          <w:rFonts w:ascii="Tahoma" w:eastAsia="Times New Roman" w:hAnsi="Tahoma" w:cs="Tahoma"/>
+          <w:sz w:val="16"/>
+          <w:szCs w:val="16"/>
+          <w:lang w:eastAsia="ru-RU"/>
+        </w:rPr>
+        <w:t>.</w:t>
+      </w:r>
+      <w:r>
+        <w:rPr>
+          <w:rFonts w:ascii="Tahoma" w:eastAsia="Times New Roman" w:hAnsi="Tahoma" w:cs="Tahoma"/>
+          <w:sz w:val="16"/>
+          <w:szCs w:val="16"/>
+          <w:lang w:eastAsia="ru-RU"/>
+        </w:rPr>
+        <w:tab/>
+        <w:t>Если по истечении 5 (пяти) рабочих дней с момента подписания товарной накладной Заказчик не предъявил претензий по качеству и срокам выполнения работ по настоящему Договору, они считаются выполненными и претензии не принимаются.</w:t>
+      </w:r>
+    </w:p>
+    <w:p>
+      <w:pPr>
+        <w:tabs>
+          <w:tab w:val="left" w:pos="360"/>
+          <w:tab w:val="left" w:pos="540"/>
+        </w:tabs>
+        <w:spacing w:after="0" w:line="240" w:lineRule="auto"/>
+        <w:jc w:val="both"/>
+        <w:rPr>
+          <w:rFonts w:ascii="Tahoma" w:eastAsia="Times New Roman" w:hAnsi="Tahoma" w:cs="Tahoma"/>
+          <w:sz w:val="16"/>
+          <w:szCs w:val="16"/>
+          <w:lang w:eastAsia="ru-RU"/>
+        </w:rPr>
+      </w:pPr>
+      <w:r>
+        <w:rPr>
+          <w:rFonts w:ascii="Tahoma" w:eastAsia="Times New Roman" w:hAnsi="Tahoma" w:cs="Tahoma"/>
+          <w:sz w:val="16"/>
+          <w:szCs w:val="16"/>
+          <w:lang w:eastAsia="ru-RU"/>
+        </w:rPr>
+        <w:t>5.9</w:t>
+      </w:r>
+      <w:r>
+        <w:rPr>
+          <w:rFonts w:ascii="Tahoma" w:eastAsia="Times New Roman" w:hAnsi="Tahoma" w:cs="Tahoma"/>
+          <w:sz w:val="16"/>
+          <w:szCs w:val="16"/>
+          <w:lang w:eastAsia="ru-RU"/>
+        </w:rPr>
+        <w:t>.</w:t>
+      </w:r>
+      <w:r>
+        <w:rPr>
+          <w:rFonts w:ascii="Tahoma" w:eastAsia="Times New Roman" w:hAnsi="Tahoma" w:cs="Tahoma"/>
+          <w:sz w:val="16"/>
+          <w:szCs w:val="16"/>
+          <w:lang w:eastAsia="ru-RU"/>
+        </w:rPr>
+        <w:tab/>
+        <w:t>Продукция может быть передана от Исполнителя Заказчику только после поступления полной суммы, указанной в Счете за изготовление данной продукции, на расчетный счет Исполнителя.</w:t>
+      </w:r>
+    </w:p>
+    <w:p>
+      <w:pPr>
+        <w:tabs>
+          <w:tab w:val="left" w:pos="360"/>
+          <w:tab w:val="left" w:pos="540"/>
+        </w:tabs>
+        <w:spacing w:after="0" w:line="240" w:lineRule="auto"/>
+        <w:jc w:val="both"/>
+        <w:rPr>
+          <w:rFonts w:ascii="Tahoma" w:eastAsia="Times New Roman" w:hAnsi="Tahoma" w:cs="Tahoma"/>
+          <w:color w:val="000000"/>
+          <w:sz w:val="16"/>
+          <w:szCs w:val="16"/>
+          <w:lang w:eastAsia="ru-RU"/>
+        </w:rPr>
+      </w:pPr>
+      <w:r>
+        <w:rPr>
+          <w:rFonts w:ascii="Tahoma" w:eastAsia="Times New Roman" w:hAnsi="Tahoma" w:cs="Tahoma"/>
+          <w:sz w:val="16"/>
+          <w:szCs w:val="16"/>
+          <w:lang w:eastAsia="ru-RU"/>
+        </w:rPr>
+        <w:t>5.10</w:t>
+      </w:r>
+      <w:r>
+        <w:rPr>
+          <w:rFonts w:ascii="Tahoma" w:eastAsia="Times New Roman" w:hAnsi="Tahoma" w:cs="Tahoma"/>
+          <w:sz w:val="16"/>
+          <w:szCs w:val="16"/>
+          <w:lang w:eastAsia="ru-RU"/>
+        </w:rPr>
+        <w:t>.</w:t>
+      </w:r>
+      <w:r>
+        <w:rPr>
+          <w:rFonts w:ascii="Tahoma" w:eastAsia="Times New Roman" w:hAnsi="Tahoma" w:cs="Tahoma"/>
+          <w:color w:val="000000"/>
+          <w:sz w:val="16"/>
+          <w:szCs w:val="16"/>
+          <w:lang w:eastAsia="ru-RU"/>
+        </w:rPr>
+        <w:t>Заказчик для выполнения работ по Договору может предоставить Исполнителю исходные материалы (тест, слайды и пр.) либо оригинал-макет.</w:t>
+      </w:r>
+    </w:p>
+    <w:p>
+      <w:pPr>
+        <w:tabs>
+          <w:tab w:val="left" w:pos="360"/>
+          <w:tab w:val="left" w:pos="540"/>
+        </w:tabs>
+        <w:spacing w:after="0" w:line="240" w:lineRule="auto"/>
+        <w:jc w:val="both"/>
+        <w:rPr>
+          <w:rFonts w:ascii="Tahoma" w:eastAsia="Times New Roman" w:hAnsi="Tahoma" w:cs="Tahoma"/>
+          <w:color w:val="000000"/>
+          <w:sz w:val="16"/>
+          <w:szCs w:val="16"/>
+          <w:lang w:eastAsia="ru-RU"/>
+        </w:rPr>
+      </w:pPr>
+      <w:r>
+        <w:rPr>
+          <w:rFonts w:ascii="Tahoma" w:eastAsia="Times New Roman" w:hAnsi="Tahoma" w:cs="Tahoma"/>
+          <w:sz w:val="16"/>
+          <w:szCs w:val="16"/>
+          <w:lang w:eastAsia="ru-RU"/>
+        </w:rPr>
+        <w:t>5.11</w:t>
+      </w:r>
+      <w:r>
+        <w:rPr>
+          <w:rFonts w:ascii="Tahoma" w:eastAsia="Times New Roman" w:hAnsi="Tahoma" w:cs="Tahoma"/>
+          <w:sz w:val="16"/>
+          <w:szCs w:val="16"/>
+          <w:lang w:eastAsia="ru-RU"/>
+        </w:rPr>
+        <w:t>.</w:t>
+      </w:r>
+      <w:r>
+        <w:rPr>
+          <w:rFonts w:ascii="Tahoma" w:eastAsia="Times New Roman" w:hAnsi="Tahoma" w:cs="Tahoma"/>
+          <w:color w:val="000000"/>
+          <w:sz w:val="16"/>
+          <w:szCs w:val="16"/>
+          <w:lang w:eastAsia="ru-RU"/>
+        </w:rPr>
+        <w:t xml:space="preserve"> Недостатки Продукции, являющиеся следствием несоблюдения Заказчиком требований к оригинал-макетам, не могут являться основанием для непринятия им Продукции или изменения ее конечной стоимости. При необходимости в этом случае проведения Исполнителем дополнительных работ они оплачиваются согласно действующим на момент их проведения расценкам Исполнителя.</w:t>
+      </w:r>
+    </w:p>
+    <w:p>
+      <w:pPr>
+        <w:tabs>
+          <w:tab w:val="left" w:pos="360"/>
+          <w:tab w:val="left" w:pos="540"/>
+        </w:tabs>
+        <w:spacing w:after="0" w:line="240" w:lineRule="auto"/>
+        <w:jc w:val="both"/>
+        <w:rPr>
+          <w:rFonts w:ascii="Tahoma" w:eastAsia="Times New Roman" w:hAnsi="Tahoma" w:cs="Tahoma"/>
+          <w:color w:val="000000"/>
+          <w:sz w:val="16"/>
+          <w:szCs w:val="16"/>
+          <w:lang w:eastAsia="ru-RU"/>
+        </w:rPr>
+      </w:pPr>
+    </w:p>
+    <w:p>
+      <w:pPr>
+        <w:tabs>
+          <w:tab w:val="left" w:pos="360"/>
+          <w:tab w:val="left" w:pos="540"/>
+        </w:tabs>
+        <w:spacing w:after="0" w:line="240" w:lineRule="auto"/>
+        <w:jc w:val="both"/>
+        <w:rPr>
+          <w:rFonts w:ascii="Tahoma" w:eastAsia="Times New Roman" w:hAnsi="Tahoma" w:cs="Tahoma"/>
+          <w:b/>
+          <w:color w:val="000000"/>
+          <w:sz w:val="16"/>
+          <w:szCs w:val="16"/>
+          <w:lang w:eastAsia="ru-RU"/>
+        </w:rPr>
+      </w:pPr>
+      <w:r>
+        <w:rPr>
+          <w:rFonts w:ascii="Tahoma" w:eastAsia="Times New Roman" w:hAnsi="Tahoma" w:cs="Tahoma"/>
+          <w:b/>
+          <w:color w:val="000000"/>
+          <w:sz w:val="16"/>
+          <w:szCs w:val="16"/>
+          <w:lang w:eastAsia="ru-RU"/>
+        </w:rPr>
+        <w:t>6.</w:t>
+      </w:r>
+      <w:r>
+        <w:rPr>
+          <w:rFonts w:ascii="Tahoma" w:eastAsia="Times New Roman" w:hAnsi="Tahoma" w:cs="Tahoma"/>
+          <w:b/>
+          <w:color w:val="000000"/>
+          <w:sz w:val="16"/>
+          <w:szCs w:val="16"/>
+          <w:lang w:eastAsia="ru-RU"/>
+        </w:rPr>
+        <w:tab/>
+        <w:t xml:space="preserve">Обстоятельства непреодолимой силы </w:t>
+      </w:r>
+    </w:p>
+    <w:p>
+      <w:pPr>
+        <w:tabs>
+          <w:tab w:val="left" w:pos="360"/>
+          <w:tab w:val="left" w:pos="540"/>
+        </w:tabs>
+        <w:spacing w:after="0" w:line="240" w:lineRule="auto"/>
+        <w:jc w:val="both"/>
+        <w:rPr>
+          <w:rFonts w:ascii="Tahoma" w:eastAsia="Times New Roman" w:hAnsi="Tahoma" w:cs="Tahoma"/>
+          <w:color w:val="000000"/>
+          <w:sz w:val="16"/>
+          <w:szCs w:val="16"/>
+          <w:lang w:eastAsia="ru-RU"/>
+        </w:rPr>
+      </w:pPr>
+      <w:r>
+        <w:rPr>
+          <w:rFonts w:ascii="Tahoma" w:eastAsia="Times New Roman" w:hAnsi="Tahoma" w:cs="Tahoma"/>
+          <w:color w:val="000000"/>
+          <w:sz w:val="16"/>
+          <w:szCs w:val="16"/>
+          <w:lang w:eastAsia="ru-RU"/>
+        </w:rPr>
+        <w:t>6.1.</w:t>
+      </w:r>
+      <w:r>
+        <w:rPr>
+          <w:rFonts w:ascii="Tahoma" w:eastAsia="Times New Roman" w:hAnsi="Tahoma" w:cs="Tahoma"/>
+          <w:color w:val="000000"/>
+          <w:sz w:val="16"/>
+          <w:szCs w:val="16"/>
+          <w:lang w:eastAsia="ru-RU"/>
+        </w:rPr>
+        <w:tab/>
+        <w:t>Стороны освобождаются от ответственности за частичное или полное неисполнение обязательств по настоящему Договору, если это неисполнение явилось следствием обстоятельств непреодолимой силы, возникших после заключения Договора, в результате событий чрезвычайного характера, которые Стороны не могли ни предвидеть, ни предотвратить.</w:t>
+      </w:r>
+    </w:p>
+    <w:p>
+      <w:pPr>
+        <w:tabs>
+          <w:tab w:val="left" w:pos="360"/>
+          <w:tab w:val="left" w:pos="540"/>
+        </w:tabs>
+        <w:spacing w:after="0" w:line="240" w:lineRule="auto"/>
+        <w:jc w:val="both"/>
+        <w:rPr>
+          <w:rFonts w:ascii="Tahoma" w:eastAsia="Times New Roman" w:hAnsi="Tahoma" w:cs="Tahoma"/>
+          <w:color w:val="000000"/>
+          <w:sz w:val="16"/>
+          <w:szCs w:val="16"/>
+          <w:lang w:eastAsia="ru-RU"/>
+        </w:rPr>
+      </w:pPr>
+      <w:r>
+        <w:rPr>
+          <w:rFonts w:ascii="Tahoma" w:eastAsia="Times New Roman" w:hAnsi="Tahoma" w:cs="Tahoma"/>
+          <w:color w:val="000000"/>
+          <w:sz w:val="16"/>
+          <w:szCs w:val="16"/>
+          <w:lang w:eastAsia="ru-RU"/>
+        </w:rPr>
+        <w:t>6.2.</w:t>
+      </w:r>
+      <w:r>
+        <w:rPr>
+          <w:rFonts w:ascii="Tahoma" w:eastAsia="Times New Roman" w:hAnsi="Tahoma" w:cs="Tahoma"/>
+          <w:color w:val="000000"/>
+          <w:sz w:val="16"/>
+          <w:szCs w:val="16"/>
+          <w:lang w:eastAsia="ru-RU"/>
+        </w:rPr>
+        <w:tab/>
+        <w:t>Сторона, невыполнение обязательств которой вызвано форс-мажорными обстоятельствами, обязана в срок не более трех рабочих дней известить в письменной форме другую сторону об этом с приложением соответствующих документов, если форс-мажорные обстоятельства не являются препятствием для извещения. Информация должна содержать данные о характере обстоятельств, а также оценку сроков истечения их влияния на исполнение Стороной своих обязательств по настоящему Договору. В случае несвоевременного извещения Сторона лишается права ссылаться на форс-мажорные обстоятельства как основание невыполнения своих обязательств по данному Договору.</w:t>
+      </w:r>
+    </w:p>
+    <w:p>
+      <w:pPr>
+        <w:tabs>
+          <w:tab w:val="left" w:pos="360"/>
+          <w:tab w:val="left" w:pos="540"/>
+        </w:tabs>
+        <w:spacing w:after="0" w:line="240" w:lineRule="auto"/>
+        <w:jc w:val="both"/>
+        <w:rPr>
+          <w:rFonts w:ascii="Tahoma" w:eastAsia="Times New Roman" w:hAnsi="Tahoma" w:cs="Tahoma"/>
+          <w:color w:val="000000"/>
+          <w:sz w:val="16"/>
+          <w:szCs w:val="16"/>
+          <w:lang w:eastAsia="ru-RU"/>
+        </w:rPr>
+      </w:pPr>
+      <w:r>
+        <w:rPr>
+          <w:rFonts w:ascii="Tahoma" w:eastAsia="Times New Roman" w:hAnsi="Tahoma" w:cs="Tahoma"/>
+          <w:color w:val="000000"/>
+          <w:sz w:val="16"/>
+          <w:szCs w:val="16"/>
+          <w:lang w:eastAsia="ru-RU"/>
+        </w:rPr>
+        <w:t>6.3.</w:t>
+      </w:r>
+      <w:r>
+        <w:rPr>
+          <w:rFonts w:ascii="Tahoma" w:eastAsia="Times New Roman" w:hAnsi="Tahoma" w:cs="Tahoma"/>
+          <w:color w:val="000000"/>
+          <w:sz w:val="16"/>
+          <w:szCs w:val="16"/>
+          <w:lang w:eastAsia="ru-RU"/>
+        </w:rPr>
+        <w:tab/>
+        <w:t>Надлежащим доказательством наличия указанных выше обстоятельств и их продолжительности будут служить свидетельства компетентных органов Республики Беларусь.</w:t>
+      </w:r>
+    </w:p>
+    <w:p>
+      <w:pPr>
+        <w:tabs>
+          <w:tab w:val="left" w:pos="360"/>
+          <w:tab w:val="left" w:pos="540"/>
+        </w:tabs>
+        <w:spacing w:after="0" w:line="240" w:lineRule="auto"/>
+        <w:jc w:val="both"/>
+        <w:rPr>
+          <w:rFonts w:ascii="Tahoma" w:eastAsia="Times New Roman" w:hAnsi="Tahoma" w:cs="Tahoma"/>
+          <w:sz w:val="16"/>
+          <w:szCs w:val="16"/>
+          <w:lang w:eastAsia="ru-RU"/>
+        </w:rPr>
+      </w:pPr>
+      <w:r>
+        <w:rPr>
+          <w:rFonts w:ascii="Tahoma" w:eastAsia="Times New Roman" w:hAnsi="Tahoma" w:cs="Tahoma"/>
+          <w:color w:val="000000"/>
+          <w:sz w:val="16"/>
+          <w:szCs w:val="16"/>
+          <w:lang w:eastAsia="ru-RU"/>
+        </w:rPr>
+        <w:t>6.4.</w:t>
+      </w:r>
+      <w:r>
+        <w:rPr>
+          <w:rFonts w:ascii="Tahoma" w:eastAsia="Times New Roman" w:hAnsi="Tahoma" w:cs="Tahoma"/>
+          <w:color w:val="000000"/>
+          <w:sz w:val="16"/>
+          <w:szCs w:val="16"/>
+          <w:lang w:eastAsia="ru-RU"/>
+        </w:rPr>
+        <w:tab/>
+        <w:t xml:space="preserve">Если в результате форс-мажорных обстоятельств условия настоящего Договора не выполняются более одного месяца, Стороны имеют право досрочного расторжения Договора </w:t>
+      </w:r>
+      <w:r>
+        <w:rPr>
+          <w:rFonts w:ascii="Tahoma" w:eastAsia="Times New Roman" w:hAnsi="Tahoma" w:cs="Tahoma"/>
+          <w:sz w:val="16"/>
+          <w:szCs w:val="16"/>
+          <w:lang w:eastAsia="ru-RU"/>
+        </w:rPr>
+        <w:t xml:space="preserve">и руководствуются при этом </w:t>
+      </w:r>
+      <w:proofErr w:type="spellStart"/>
+      <w:r>
+        <w:rPr>
+          <w:rFonts w:ascii="Tahoma" w:eastAsia="Times New Roman" w:hAnsi="Tahoma" w:cs="Tahoma"/>
+          <w:sz w:val="16"/>
+          <w:szCs w:val="16"/>
+          <w:lang w:eastAsia="ru-RU"/>
+        </w:rPr>
+        <w:t>п.п</w:t>
+      </w:r>
+      <w:proofErr w:type="spellEnd"/>
+      <w:r>
+        <w:rPr>
+          <w:rFonts w:ascii="Tahoma" w:eastAsia="Times New Roman" w:hAnsi="Tahoma" w:cs="Tahoma"/>
+          <w:sz w:val="16"/>
+          <w:szCs w:val="16"/>
+          <w:lang w:eastAsia="ru-RU"/>
+        </w:rPr>
+        <w:t>. 8.8.</w:t>
+      </w:r>
+    </w:p>
+    <w:p>
+      <w:pPr>
+        <w:tabs>
+          <w:tab w:val="left" w:pos="360"/>
+          <w:tab w:val="left" w:pos="540"/>
+        </w:tabs>
+        <w:spacing w:after="0" w:line="240" w:lineRule="auto"/>
+        <w:jc w:val="both"/>
+        <w:rPr>
+          <w:rFonts w:ascii="Tahoma" w:eastAsia="Times New Roman" w:hAnsi="Tahoma" w:cs="Tahoma"/>
+          <w:color w:val="000000"/>
+          <w:sz w:val="16"/>
+          <w:szCs w:val="16"/>
+          <w:lang w:eastAsia="ru-RU"/>
+        </w:rPr>
+      </w:pPr>
+    </w:p>
+    <w:p>
+      <w:pPr>
+        <w:tabs>
+          <w:tab w:val="left" w:pos="360"/>
+          <w:tab w:val="left" w:pos="540"/>
+        </w:tabs>
+        <w:spacing w:after="0" w:line="240" w:lineRule="auto"/>
+        <w:jc w:val="both"/>
+        <w:rPr>
+          <w:rFonts w:ascii="Tahoma" w:eastAsia="Times New Roman" w:hAnsi="Tahoma" w:cs="Tahoma"/>
+          <w:color w:val="000000"/>
+          <w:sz w:val="16"/>
+          <w:szCs w:val="16"/>
+          <w:lang w:eastAsia="ru-RU"/>
+        </w:rPr>
+      </w:pPr>
+      <w:r>
+        <w:rPr>
+          <w:rFonts w:ascii="Tahoma" w:eastAsia="Times New Roman" w:hAnsi="Tahoma" w:cs="Tahoma"/>
+          <w:b/>
+          <w:color w:val="000000"/>
+          <w:sz w:val="16"/>
+          <w:szCs w:val="16"/>
+          <w:lang w:eastAsia="ru-RU"/>
+        </w:rPr>
+        <w:t>7.</w:t>
+      </w:r>
+      <w:r>
+        <w:rPr>
+          <w:rFonts w:ascii="Tahoma" w:eastAsia="Times New Roman" w:hAnsi="Tahoma" w:cs="Tahoma"/>
+          <w:b/>
+          <w:color w:val="000000"/>
+          <w:sz w:val="16"/>
+          <w:szCs w:val="16"/>
+          <w:lang w:eastAsia="ru-RU"/>
+        </w:rPr>
+        <w:tab/>
+        <w:t xml:space="preserve">Разрешение споров </w:t>
+      </w:r>
+    </w:p>
+    <w:p>
+      <w:pPr>
+        <w:tabs>
+          <w:tab w:val="left" w:pos="360"/>
+          <w:tab w:val="left" w:pos="540"/>
+        </w:tabs>
+        <w:spacing w:after="0" w:line="240" w:lineRule="auto"/>
+        <w:jc w:val="both"/>
+        <w:rPr>
+          <w:rFonts w:ascii="Tahoma" w:eastAsia="Times New Roman" w:hAnsi="Tahoma" w:cs="Tahoma"/>
+          <w:color w:val="000000"/>
+          <w:sz w:val="16"/>
+          <w:szCs w:val="16"/>
+          <w:lang w:eastAsia="ru-RU"/>
+        </w:rPr>
+      </w:pPr>
+      <w:r>
+        <w:rPr>
+          <w:rFonts w:ascii="Tahoma" w:eastAsia="Times New Roman" w:hAnsi="Tahoma" w:cs="Tahoma"/>
+          <w:color w:val="000000"/>
+          <w:sz w:val="16"/>
+          <w:szCs w:val="16"/>
+          <w:lang w:eastAsia="ru-RU"/>
+        </w:rPr>
+        <w:t>7.1.</w:t>
+      </w:r>
+      <w:r>
+        <w:rPr>
+          <w:rFonts w:ascii="Tahoma" w:eastAsia="Times New Roman" w:hAnsi="Tahoma" w:cs="Tahoma"/>
+          <w:color w:val="000000"/>
+          <w:sz w:val="16"/>
+          <w:szCs w:val="16"/>
+          <w:lang w:eastAsia="ru-RU"/>
+        </w:rPr>
+        <w:tab/>
+        <w:t>Все разногласия и споры, которые могут возникнуть при исполнении настоящего Договора, будут разрешаться мирным путем. В случае если Стороны не придут к соглашению, спор подлежит рассмотре</w:t>
+      </w:r>
+      <w:r>
+        <w:rPr>
+          <w:rFonts w:ascii="Tahoma" w:eastAsia="Times New Roman" w:hAnsi="Tahoma" w:cs="Tahoma"/>
+          <w:color w:val="000000"/>
+          <w:sz w:val="16"/>
+          <w:szCs w:val="16"/>
+          <w:lang w:eastAsia="ru-RU"/>
+        </w:rPr>
+        <w:t>нию согласно законодательству Республики Беларусь</w:t>
+      </w:r>
+      <w:r>
+        <w:rPr>
+          <w:rFonts w:ascii="Tahoma" w:eastAsia="Times New Roman" w:hAnsi="Tahoma" w:cs="Tahoma"/>
+          <w:color w:val="000000"/>
+          <w:sz w:val="16"/>
+          <w:szCs w:val="16"/>
+          <w:lang w:eastAsia="ru-RU"/>
+        </w:rPr>
+        <w:t>.</w:t>
+      </w:r>
+    </w:p>
+    <w:p>
+      <w:pPr>
+        <w:tabs>
+          <w:tab w:val="left" w:pos="360"/>
+          <w:tab w:val="left" w:pos="540"/>
+        </w:tabs>
+        <w:spacing w:after="0" w:line="240" w:lineRule="auto"/>
+        <w:jc w:val="both"/>
+        <w:rPr>
+          <w:rFonts w:ascii="Tahoma" w:eastAsia="Times New Roman" w:hAnsi="Tahoma" w:cs="Tahoma"/>
+          <w:color w:val="000000"/>
+          <w:sz w:val="16"/>
+          <w:szCs w:val="16"/>
+          <w:lang w:eastAsia="ru-RU"/>
+        </w:rPr>
+      </w:pPr>
+      <w:r>
+        <w:rPr>
+          <w:rFonts w:ascii="Tahoma" w:eastAsia="Times New Roman" w:hAnsi="Tahoma" w:cs="Tahoma"/>
+          <w:color w:val="000000"/>
+          <w:sz w:val="16"/>
+          <w:szCs w:val="16"/>
+          <w:lang w:eastAsia="ru-RU"/>
+        </w:rPr>
+        <w:t>7.2.</w:t>
+      </w:r>
+      <w:r>
+        <w:rPr>
+          <w:rFonts w:ascii="Tahoma" w:eastAsia="Times New Roman" w:hAnsi="Tahoma" w:cs="Tahoma"/>
+          <w:color w:val="000000"/>
+          <w:sz w:val="16"/>
+          <w:szCs w:val="16"/>
+          <w:lang w:eastAsia="ru-RU"/>
+        </w:rPr>
+        <w:tab/>
+        <w:t xml:space="preserve">При разногласиях по качеству выполненных Исполнителем работ Стороны могут обратиться к эксперту. Оплата проведения экспертизы выполняется стороной, утверждение которой экспертом опровергнуто. </w:t>
+      </w:r>
+    </w:p>
+    <w:p>
+      <w:pPr>
+        <w:tabs>
+          <w:tab w:val="left" w:pos="360"/>
+          <w:tab w:val="left" w:pos="540"/>
+        </w:tabs>
+        <w:spacing w:after="0" w:line="240" w:lineRule="auto"/>
+        <w:jc w:val="both"/>
+        <w:rPr>
+          <w:rFonts w:ascii="Tahoma" w:eastAsia="Times New Roman" w:hAnsi="Tahoma" w:cs="Tahoma"/>
+          <w:sz w:val="16"/>
+          <w:szCs w:val="16"/>
+          <w:lang w:eastAsia="ru-RU"/>
+        </w:rPr>
+      </w:pPr>
+      <w:r>
+        <w:rPr>
+          <w:rFonts w:ascii="Tahoma" w:eastAsia="Times New Roman" w:hAnsi="Tahoma" w:cs="Tahoma"/>
+          <w:color w:val="000000"/>
+          <w:sz w:val="16"/>
+          <w:szCs w:val="16"/>
+          <w:lang w:eastAsia="ru-RU"/>
+        </w:rPr>
+        <w:t xml:space="preserve">7.3 За нарушение сроков выполнения обязательств, оговоренных Сторонами, </w:t>
+      </w:r>
+      <w:r>
+        <w:rPr>
+          <w:rFonts w:ascii="Tahoma" w:eastAsia="Times New Roman" w:hAnsi="Tahoma" w:cs="Tahoma"/>
+          <w:sz w:val="16"/>
+          <w:szCs w:val="16"/>
+          <w:lang w:eastAsia="ru-RU"/>
+        </w:rPr>
+        <w:t>Заказчик имеет право потребовать с Исполнителя</w:t>
+      </w:r>
+      <w:r>
+        <w:rPr>
+          <w:rFonts w:ascii="Tahoma" w:eastAsia="Times New Roman" w:hAnsi="Tahoma" w:cs="Tahoma"/>
+          <w:color w:val="000000"/>
+          <w:sz w:val="16"/>
+          <w:szCs w:val="16"/>
+          <w:lang w:eastAsia="ru-RU"/>
+        </w:rPr>
+        <w:t xml:space="preserve"> пеню </w:t>
+      </w:r>
+      <w:r>
+        <w:rPr>
+          <w:rFonts w:ascii="Tahoma" w:eastAsia="Times New Roman" w:hAnsi="Tahoma" w:cs="Tahoma"/>
+          <w:sz w:val="16"/>
+          <w:szCs w:val="16"/>
+          <w:lang w:eastAsia="ru-RU"/>
+        </w:rPr>
+        <w:t>в размере, установленном Законодательством Республики Беларусь.</w:t>
+      </w:r>
+    </w:p>
+    <w:p>
+      <w:pPr>
+        <w:tabs>
+          <w:tab w:val="left" w:pos="360"/>
+          <w:tab w:val="left" w:pos="540"/>
+        </w:tabs>
+        <w:spacing w:after="0" w:line="240" w:lineRule="auto"/>
+        <w:jc w:val="both"/>
+        <w:rPr>
+          <w:rFonts w:ascii="Tahoma" w:eastAsia="Times New Roman" w:hAnsi="Tahoma" w:cs="Tahoma"/>
+          <w:color w:val="000000"/>
+          <w:sz w:val="16"/>
+          <w:szCs w:val="16"/>
+          <w:lang w:eastAsia="ru-RU"/>
+        </w:rPr>
+      </w:pPr>
+    </w:p>
+    <w:p>
+      <w:pPr>
+        <w:tabs>
+          <w:tab w:val="left" w:pos="360"/>
+          <w:tab w:val="left" w:pos="540"/>
+        </w:tabs>
+        <w:spacing w:after="0" w:line="240" w:lineRule="auto"/>
+        <w:jc w:val="both"/>
+        <w:rPr>
+          <w:rFonts w:ascii="Tahoma" w:eastAsia="Times New Roman" w:hAnsi="Tahoma" w:cs="Tahoma"/>
+          <w:b/>
+          <w:color w:val="000000"/>
+          <w:sz w:val="16"/>
+          <w:szCs w:val="16"/>
+          <w:lang w:eastAsia="ru-RU"/>
+        </w:rPr>
+      </w:pPr>
+      <w:r>
+        <w:rPr>
+          <w:rFonts w:ascii="Tahoma" w:eastAsia="Times New Roman" w:hAnsi="Tahoma" w:cs="Tahoma"/>
+          <w:b/>
+          <w:color w:val="000000"/>
+          <w:sz w:val="16"/>
+          <w:szCs w:val="16"/>
+          <w:lang w:eastAsia="ru-RU"/>
+        </w:rPr>
+        <w:t>8.</w:t>
+      </w:r>
+      <w:r>
+        <w:rPr>
+          <w:rFonts w:ascii="Tahoma" w:eastAsia="Times New Roman" w:hAnsi="Tahoma" w:cs="Tahoma"/>
+          <w:b/>
+          <w:color w:val="000000"/>
+          <w:sz w:val="16"/>
+          <w:szCs w:val="16"/>
+          <w:lang w:eastAsia="ru-RU"/>
+        </w:rPr>
+        <w:tab/>
+        <w:t xml:space="preserve">Прочие условия </w:t>
+      </w:r>
+    </w:p>
+    <w:p>
+      <w:pPr>
+        <w:tabs>
+          <w:tab w:val="left" w:pos="360"/>
+          <w:tab w:val="left" w:pos="540"/>
+        </w:tabs>
+        <w:spacing w:after="0" w:line="240" w:lineRule="auto"/>
+        <w:jc w:val="both"/>
+        <w:rPr>
+          <w:rFonts w:ascii="Tahoma" w:eastAsia="Times New Roman" w:hAnsi="Tahoma" w:cs="Tahoma"/>
+          <w:sz w:val="16"/>
+          <w:szCs w:val="16"/>
+          <w:lang w:eastAsia="ru-RU"/>
+        </w:rPr>
+      </w:pPr>
+      <w:r>
+        <w:rPr>
+          <w:rFonts w:ascii="Tahoma" w:eastAsia="Times New Roman" w:hAnsi="Tahoma" w:cs="Tahoma"/>
+          <w:sz w:val="16"/>
+          <w:szCs w:val="16"/>
+          <w:lang w:eastAsia="ru-RU"/>
+        </w:rPr>
+        <w:t>8.1.</w:t>
+      </w:r>
+      <w:r>
+        <w:rPr>
+          <w:rFonts w:ascii="Tahoma" w:eastAsia="Times New Roman" w:hAnsi="Tahoma" w:cs="Tahoma"/>
+          <w:sz w:val="16"/>
+          <w:szCs w:val="16"/>
+          <w:lang w:eastAsia="ru-RU"/>
+        </w:rPr>
+        <w:tab/>
+        <w:t>После подписания Договора все предыдущие переговоры и переписка по нему теряют юридическую силу.</w:t>
+      </w:r>
+    </w:p>
+    <w:p>
+      <w:pPr>
+        <w:tabs>
+          <w:tab w:val="left" w:pos="360"/>
+          <w:tab w:val="left" w:pos="540"/>
+        </w:tabs>
+        <w:spacing w:after="0" w:line="240" w:lineRule="auto"/>
+        <w:jc w:val="both"/>
+        <w:rPr>
+          <w:rFonts w:ascii="Tahoma" w:eastAsia="Times New Roman" w:hAnsi="Tahoma" w:cs="Tahoma"/>
+          <w:sz w:val="16"/>
+          <w:szCs w:val="16"/>
+          <w:lang w:eastAsia="ru-RU"/>
+        </w:rPr>
+      </w:pPr>
+      <w:r>
+        <w:rPr>
+          <w:rFonts w:ascii="Tahoma" w:eastAsia="Times New Roman" w:hAnsi="Tahoma" w:cs="Tahoma"/>
+          <w:sz w:val="16"/>
+          <w:szCs w:val="16"/>
+          <w:lang w:eastAsia="ru-RU"/>
+        </w:rPr>
+        <w:t>8.2.</w:t>
+      </w:r>
+      <w:r>
+        <w:rPr>
+          <w:rFonts w:ascii="Tahoma" w:eastAsia="Times New Roman" w:hAnsi="Tahoma" w:cs="Tahoma"/>
+          <w:sz w:val="16"/>
+          <w:szCs w:val="16"/>
+          <w:lang w:eastAsia="ru-RU"/>
+        </w:rPr>
+        <w:tab/>
+        <w:t>Договор вступает в силу со дня его подписания и действует</w:t>
+      </w:r>
+      <w:r>
+        <w:rPr>
+          <w:rFonts w:ascii="Tahoma" w:eastAsia="Times New Roman" w:hAnsi="Tahoma" w:cs="Tahoma"/>
+          <w:sz w:val="16"/>
+          <w:szCs w:val="16"/>
+          <w:lang w:eastAsia="ru-RU"/>
+        </w:rPr>
+        <w:t xml:space="preserve"> </w:t>
+      </w:r>
+      <w:r>
+        <w:rPr>
+          <w:rFonts w:ascii="Tahoma" w:eastAsia="Times New Roman" w:hAnsi="Tahoma" w:cs="Tahoma"/>
+          <w:sz w:val="16"/>
+          <w:szCs w:val="16"/>
+          <w:lang w:eastAsia="ru-RU"/>
+        </w:rPr>
+        <w:t xml:space="preserve">до </w:t>
+      </w:r>
+      <w:r>
+        <w:rPr>
+          <w:rFonts w:ascii="Tahoma" w:eastAsia="Times New Roman" w:hAnsi="Tahoma" w:cs="Tahoma"/>
+          <w:sz w:val="16"/>
+          <w:szCs w:val="16"/>
+          <w:lang w:eastAsia="ru-RU"/>
+        </w:rPr>
+        <w:t>31.12.20</w:t>
+      </w:r>
+      <w:r>
+        <w:rPr>
+          <w:rFonts w:ascii="Tahoma" w:eastAsia="Times New Roman" w:hAnsi="Tahoma" w:cs="Tahoma"/>
+          <w:sz w:val="16"/>
+          <w:szCs w:val="16"/>
+          <w:lang w:eastAsia="ru-RU"/>
+        </w:rPr>
+        <w:t>2</w:t>
+      </w:r>
+      <w:r>
+        <w:rPr>
+          <w:rFonts w:ascii="Tahoma" w:eastAsia="Times New Roman" w:hAnsi="Tahoma" w:cs="Tahoma"/>
+          <w:sz w:val="16"/>
+          <w:szCs w:val="16"/>
+          <w:lang w:val="en-US" w:eastAsia="ru-RU"/>
+        </w:rPr>
+        <w:t>2</w:t>
+      </w:r>
       <w:bookmarkStart w:id="0" w:name="_GoBack"/>
       <w:bookmarkEnd w:id="0"/>
-    </w:p>
-    <w:p>
-      <w:pPr>
-        <w:tabs>
-          <w:tab w:val="left" w:pos="360"/>
-          <w:tab w:val="left" w:pos="540"/>
-        </w:tabs>
-        <w:spacing w:after="0" w:line="240" w:lineRule="auto"/>
-        <w:jc w:val="both"/>
-        <w:rPr>
-          <w:rFonts w:ascii="Tahoma" w:hAnsi="Tahoma" w:cs="Tahoma"/>
-          <w:sz w:val="16"/>
-          <w:szCs w:val="16"/>
-        </w:rPr>
-      </w:pPr>
-      <w:r>
-        <w:rPr>
-          <w:rFonts w:ascii="Tahoma" w:hAnsi="Tahoma" w:cs="Tahoma"/>
-          <w:sz w:val="16"/>
-          <w:szCs w:val="16"/>
-        </w:rPr>
-        <w:t>2.5</w:t>
-      </w:r>
-      <w:r>
-        <w:rPr>
-          <w:rFonts w:ascii="Tahoma" w:hAnsi="Tahoma" w:cs="Tahoma"/>
-          <w:sz w:val="16"/>
-          <w:szCs w:val="16"/>
-        </w:rPr>
-        <w:t>.</w:t>
-      </w:r>
-      <w:r>
-        <w:rPr>
-          <w:rFonts w:ascii="Tahoma" w:hAnsi="Tahoma" w:cs="Tahoma"/>
-          <w:sz w:val="16"/>
-          <w:szCs w:val="16"/>
-        </w:rPr>
-        <w:tab/>
-        <w:t xml:space="preserve">Срок исполнения Заказа – в течение 10 (десяти) рабочих дней </w:t>
-      </w:r>
-      <w:r>
-        <w:rPr>
-          <w:rFonts w:ascii="Tahoma" w:hAnsi="Tahoma" w:cs="Tahoma"/>
-          <w:sz w:val="16"/>
-          <w:szCs w:val="16"/>
-        </w:rPr>
-        <w:t>с момента предоставления утвержденных оригиналов-макетов</w:t>
-      </w:r>
-      <w:r>
-        <w:rPr>
-          <w:rFonts w:ascii="Tahoma" w:hAnsi="Tahoma" w:cs="Tahoma"/>
-          <w:sz w:val="16"/>
-          <w:szCs w:val="16"/>
-        </w:rPr>
-        <w:t xml:space="preserve"> </w:t>
-      </w:r>
-      <w:r>
-        <w:rPr>
-          <w:rFonts w:ascii="Tahoma" w:hAnsi="Tahoma" w:cs="Tahoma"/>
-          <w:sz w:val="16"/>
-          <w:szCs w:val="16"/>
-        </w:rPr>
-        <w:t>полиграфической продукции и при выполн</w:t>
-      </w:r>
-      <w:r>
-        <w:rPr>
-          <w:rFonts w:ascii="Tahoma" w:hAnsi="Tahoma" w:cs="Tahoma"/>
-          <w:sz w:val="16"/>
-          <w:szCs w:val="16"/>
-        </w:rPr>
-        <w:t>ении п. 2.4. настоящего Д</w:t>
-      </w:r>
-      <w:r>
-        <w:rPr>
-          <w:rFonts w:ascii="Tahoma" w:hAnsi="Tahoma" w:cs="Tahoma"/>
-          <w:sz w:val="16"/>
-          <w:szCs w:val="16"/>
-        </w:rPr>
-        <w:t>оговора</w:t>
-      </w:r>
-      <w:r>
-        <w:rPr>
-          <w:rFonts w:ascii="Tahoma" w:hAnsi="Tahoma" w:cs="Tahoma"/>
-          <w:sz w:val="16"/>
-          <w:szCs w:val="16"/>
-        </w:rPr>
-        <w:t>.</w:t>
-      </w:r>
-    </w:p>
-    <w:p>
-      <w:pPr>
-        <w:tabs>
-          <w:tab w:val="left" w:pos="360"/>
-          <w:tab w:val="left" w:pos="540"/>
-        </w:tabs>
-        <w:spacing w:after="0" w:line="240" w:lineRule="auto"/>
-        <w:jc w:val="both"/>
-        <w:rPr>
-          <w:rFonts w:ascii="Tahoma" w:hAnsi="Tahoma" w:cs="Tahoma"/>
-          <w:sz w:val="16"/>
-          <w:szCs w:val="16"/>
-        </w:rPr>
-      </w:pPr>
-    </w:p>
-    <w:p>
-      <w:pPr>
-        <w:tabs>
-          <w:tab w:val="left" w:pos="360"/>
-          <w:tab w:val="left" w:pos="540"/>
-        </w:tabs>
-        <w:spacing w:after="0" w:line="240" w:lineRule="auto"/>
-        <w:jc w:val="both"/>
-        <w:rPr>
-          <w:rFonts w:ascii="Tahoma" w:eastAsia="Times New Roman" w:hAnsi="Tahoma" w:cs="Tahoma"/>
-          <w:color w:val="000000"/>
-          <w:sz w:val="16"/>
-          <w:szCs w:val="16"/>
-          <w:lang w:eastAsia="ru-RU"/>
-        </w:rPr>
-      </w:pPr>
-      <w:r>
-        <w:rPr>
-          <w:rFonts w:ascii="Tahoma" w:eastAsia="Times New Roman" w:hAnsi="Tahoma" w:cs="Tahoma"/>
-          <w:b/>
-          <w:color w:val="000000"/>
-          <w:sz w:val="16"/>
-          <w:szCs w:val="16"/>
-          <w:lang w:eastAsia="ru-RU"/>
-        </w:rPr>
-        <w:t>3.</w:t>
-      </w:r>
-      <w:r>
-        <w:rPr>
-          <w:rFonts w:ascii="Tahoma" w:eastAsia="Times New Roman" w:hAnsi="Tahoma" w:cs="Tahoma"/>
-          <w:b/>
-          <w:color w:val="000000"/>
-          <w:sz w:val="16"/>
-          <w:szCs w:val="16"/>
-          <w:lang w:eastAsia="ru-RU"/>
-        </w:rPr>
-        <w:tab/>
-        <w:t xml:space="preserve">Права и обязанности сторон </w:t>
-      </w:r>
-    </w:p>
-    <w:p>
-      <w:pPr>
-        <w:tabs>
-          <w:tab w:val="left" w:pos="360"/>
-          <w:tab w:val="left" w:pos="540"/>
-        </w:tabs>
-        <w:spacing w:after="0" w:line="240" w:lineRule="auto"/>
-        <w:jc w:val="both"/>
-        <w:rPr>
-          <w:rFonts w:ascii="Tahoma" w:eastAsia="Times New Roman" w:hAnsi="Tahoma" w:cs="Tahoma"/>
-          <w:sz w:val="16"/>
-          <w:szCs w:val="16"/>
-          <w:lang w:eastAsia="ru-RU"/>
-        </w:rPr>
-      </w:pPr>
-      <w:r>
-        <w:rPr>
-          <w:rFonts w:ascii="Tahoma" w:eastAsia="Times New Roman" w:hAnsi="Tahoma" w:cs="Tahoma"/>
-          <w:color w:val="000000"/>
-          <w:sz w:val="16"/>
-          <w:szCs w:val="16"/>
-          <w:lang w:eastAsia="ru-RU"/>
-        </w:rPr>
-        <w:t>3.1</w:t>
-      </w:r>
-      <w:r>
-        <w:rPr>
-          <w:rFonts w:ascii="Tahoma" w:eastAsia="Times New Roman" w:hAnsi="Tahoma" w:cs="Tahoma"/>
-          <w:color w:val="000000"/>
-          <w:sz w:val="16"/>
-          <w:szCs w:val="16"/>
-          <w:lang w:eastAsia="ru-RU"/>
-        </w:rPr>
-        <w:tab/>
-        <w:t xml:space="preserve">Исполнитель обеспечивает качественное выполнение работ в указанные сроки. Качество печати </w:t>
-      </w:r>
-      <w:r>
-        <w:rPr>
-          <w:rFonts w:ascii="Tahoma" w:eastAsia="Times New Roman" w:hAnsi="Tahoma" w:cs="Tahoma"/>
-          <w:sz w:val="16"/>
-          <w:szCs w:val="16"/>
-          <w:lang w:eastAsia="ru-RU"/>
-        </w:rPr>
-        <w:t xml:space="preserve">должно соответствовать техническим условиям, оригинал-макетам, технологическим инструкциям. </w:t>
-      </w:r>
-      <w:r>
-        <w:rPr>
-          <w:rFonts w:ascii="Tahoma" w:eastAsia="Times New Roman" w:hAnsi="Tahoma" w:cs="Tahoma"/>
-          <w:sz w:val="16"/>
-          <w:szCs w:val="16"/>
-          <w:lang w:eastAsia="ru-RU"/>
-        </w:rPr>
-        <w:t xml:space="preserve">В случае наличия </w:t>
-      </w:r>
-      <w:r>
-        <w:rPr>
-          <w:rFonts w:ascii="Tahoma" w:eastAsia="Times New Roman" w:hAnsi="Tahoma" w:cs="Tahoma"/>
-          <w:sz w:val="16"/>
-          <w:szCs w:val="16"/>
-          <w:lang w:eastAsia="ru-RU"/>
-        </w:rPr>
-        <w:t xml:space="preserve">сигнального образца </w:t>
-      </w:r>
-      <w:r>
-        <w:rPr>
-          <w:rFonts w:ascii="Tahoma" w:eastAsia="Times New Roman" w:hAnsi="Tahoma" w:cs="Tahoma"/>
-          <w:sz w:val="16"/>
-          <w:szCs w:val="16"/>
-          <w:lang w:eastAsia="ru-RU"/>
-        </w:rPr>
-        <w:t xml:space="preserve">цветопередача должна соответствовать ей в пределах, установленных стандартов. В случае отсутствия </w:t>
-      </w:r>
-      <w:r>
-        <w:rPr>
-          <w:rFonts w:ascii="Tahoma" w:eastAsia="Times New Roman" w:hAnsi="Tahoma" w:cs="Tahoma"/>
-          <w:sz w:val="16"/>
-          <w:szCs w:val="16"/>
-          <w:lang w:eastAsia="ru-RU"/>
-        </w:rPr>
-        <w:t>сигнального образца</w:t>
-      </w:r>
-      <w:r>
-        <w:rPr>
-          <w:rFonts w:ascii="Tahoma" w:eastAsia="Times New Roman" w:hAnsi="Tahoma" w:cs="Tahoma"/>
-          <w:sz w:val="16"/>
-          <w:szCs w:val="16"/>
-          <w:lang w:eastAsia="ru-RU"/>
-        </w:rPr>
-        <w:t xml:space="preserve"> претензии по цветопередаче не рассматриваются. </w:t>
-      </w:r>
-      <w:r>
-        <w:rPr>
-          <w:rFonts w:ascii="Tahoma" w:eastAsia="Times New Roman" w:hAnsi="Tahoma" w:cs="Tahoma"/>
-          <w:sz w:val="16"/>
-          <w:szCs w:val="16"/>
-          <w:lang w:eastAsia="ru-RU"/>
-        </w:rPr>
-        <w:br/>
-        <w:t>3.2.</w:t>
-      </w:r>
-      <w:r>
-        <w:rPr>
-          <w:rFonts w:ascii="Tahoma" w:eastAsia="Times New Roman" w:hAnsi="Tahoma" w:cs="Tahoma"/>
-          <w:sz w:val="16"/>
-          <w:szCs w:val="16"/>
-          <w:lang w:eastAsia="ru-RU"/>
-        </w:rPr>
-        <w:tab/>
-        <w:t xml:space="preserve">Заказчик обязуется предоставить Исполнителю в сроки, определенные Сторонами, все необходимые исходные материалы и данные для выполнения работ. </w:t>
-      </w:r>
-    </w:p>
-    <w:p>
-      <w:pPr>
-        <w:tabs>
-          <w:tab w:val="left" w:pos="0"/>
-        </w:tabs>
-        <w:spacing w:after="0" w:line="240" w:lineRule="auto"/>
-        <w:jc w:val="both"/>
-        <w:rPr>
-          <w:rFonts w:ascii="Tahoma" w:eastAsia="Times New Roman" w:hAnsi="Tahoma" w:cs="Tahoma"/>
-          <w:color w:val="000000"/>
-          <w:sz w:val="16"/>
-          <w:szCs w:val="16"/>
-          <w:lang w:eastAsia="ru-RU"/>
-        </w:rPr>
-      </w:pPr>
-      <w:r>
-        <w:rPr>
-          <w:rFonts w:ascii="Tahoma" w:eastAsia="Times New Roman" w:hAnsi="Tahoma" w:cs="Tahoma"/>
-          <w:color w:val="000000"/>
-          <w:sz w:val="16"/>
-          <w:szCs w:val="16"/>
-          <w:lang w:eastAsia="ru-RU"/>
-        </w:rPr>
-        <w:t>3.</w:t>
-      </w:r>
-      <w:r>
-        <w:rPr>
-          <w:rFonts w:ascii="Tahoma" w:eastAsia="Times New Roman" w:hAnsi="Tahoma" w:cs="Tahoma"/>
-          <w:color w:val="000000"/>
-          <w:sz w:val="16"/>
-          <w:szCs w:val="16"/>
-          <w:lang w:eastAsia="ru-RU"/>
-        </w:rPr>
-        <w:t xml:space="preserve">3. </w:t>
-      </w:r>
-      <w:r>
-        <w:rPr>
-          <w:rFonts w:ascii="Tahoma" w:eastAsia="Times New Roman" w:hAnsi="Tahoma" w:cs="Tahoma"/>
-          <w:color w:val="000000"/>
-          <w:sz w:val="16"/>
-          <w:szCs w:val="16"/>
-          <w:lang w:eastAsia="ru-RU"/>
-        </w:rPr>
-        <w:t>Исполнитель обязан предупредить Заказчика и приостановить работу при выявлении непригодности, недоброкачественности и иных, не зависящих от него обстоятельств, касающихся оригиналов, слайдов, а также иных предоставленных материалов, которые могут повлиять на качество или пригодность Продукции.</w:t>
-      </w:r>
-    </w:p>
-    <w:p>
-      <w:pPr>
-        <w:tabs>
-          <w:tab w:val="left" w:pos="0"/>
-        </w:tabs>
-        <w:spacing w:after="0" w:line="240" w:lineRule="auto"/>
-        <w:jc w:val="both"/>
-        <w:rPr>
-          <w:rFonts w:ascii="Tahoma" w:eastAsia="Times New Roman" w:hAnsi="Tahoma" w:cs="Tahoma"/>
-          <w:color w:val="000000"/>
-          <w:sz w:val="16"/>
-          <w:szCs w:val="16"/>
-          <w:lang w:eastAsia="ru-RU"/>
-        </w:rPr>
-      </w:pPr>
-      <w:r>
-        <w:rPr>
-          <w:rFonts w:ascii="Tahoma" w:eastAsia="Times New Roman" w:hAnsi="Tahoma" w:cs="Tahoma"/>
-          <w:color w:val="000000"/>
-          <w:sz w:val="16"/>
-          <w:szCs w:val="16"/>
-          <w:lang w:eastAsia="ru-RU"/>
-        </w:rPr>
-        <w:t xml:space="preserve">3.4. </w:t>
-      </w:r>
-      <w:r>
-        <w:rPr>
-          <w:rFonts w:ascii="Tahoma" w:eastAsia="Times New Roman" w:hAnsi="Tahoma" w:cs="Tahoma"/>
-          <w:color w:val="000000"/>
-          <w:sz w:val="16"/>
-          <w:szCs w:val="16"/>
-          <w:lang w:eastAsia="ru-RU"/>
-        </w:rPr>
-        <w:t>Исполнитель имеет право некоммерческого использования результатов своей работы. При этом под некоммерческим использованием понимается участие экземпляров Продукции в выставках, каталогах и других мероприятиях, направленных на саморекламу Исполнителя.</w:t>
-      </w:r>
-    </w:p>
-    <w:p>
-      <w:pPr>
-        <w:tabs>
-          <w:tab w:val="left" w:pos="360"/>
-          <w:tab w:val="left" w:pos="540"/>
-        </w:tabs>
-        <w:spacing w:after="0" w:line="240" w:lineRule="auto"/>
-        <w:jc w:val="both"/>
-        <w:rPr>
-          <w:rFonts w:ascii="Tahoma" w:eastAsia="Times New Roman" w:hAnsi="Tahoma" w:cs="Tahoma"/>
-          <w:sz w:val="16"/>
-          <w:szCs w:val="16"/>
-          <w:lang w:eastAsia="ru-RU"/>
-        </w:rPr>
-      </w:pPr>
-      <w:r>
-        <w:rPr>
-          <w:rFonts w:ascii="Tahoma" w:eastAsia="Times New Roman" w:hAnsi="Tahoma" w:cs="Tahoma"/>
-          <w:color w:val="000000"/>
-          <w:sz w:val="16"/>
-          <w:szCs w:val="16"/>
-          <w:lang w:eastAsia="ru-RU"/>
-        </w:rPr>
-        <w:t>3.5.</w:t>
-      </w:r>
-      <w:r>
-        <w:rPr>
-          <w:rFonts w:ascii="Tahoma" w:eastAsia="Times New Roman" w:hAnsi="Tahoma" w:cs="Tahoma"/>
-          <w:color w:val="000000"/>
-          <w:sz w:val="16"/>
-          <w:szCs w:val="16"/>
-          <w:lang w:eastAsia="ru-RU"/>
-        </w:rPr>
-        <w:tab/>
-      </w:r>
-      <w:r>
-        <w:rPr>
-          <w:rFonts w:ascii="Tahoma" w:eastAsia="Times New Roman" w:hAnsi="Tahoma" w:cs="Tahoma"/>
-          <w:sz w:val="16"/>
-          <w:szCs w:val="16"/>
-          <w:lang w:eastAsia="ru-RU"/>
-        </w:rPr>
-        <w:t>Заказчик обязуется выполнить условия оплаты Заказа, указанные в п. 2.4. настоящего Договора.</w:t>
-      </w:r>
-    </w:p>
-    <w:p>
-      <w:pPr>
-        <w:tabs>
-          <w:tab w:val="left" w:pos="360"/>
-          <w:tab w:val="left" w:pos="540"/>
-        </w:tabs>
-        <w:spacing w:after="0" w:line="240" w:lineRule="auto"/>
-        <w:jc w:val="both"/>
-        <w:rPr>
-          <w:rFonts w:ascii="Tahoma" w:eastAsia="Times New Roman" w:hAnsi="Tahoma" w:cs="Tahoma"/>
-          <w:sz w:val="16"/>
-          <w:szCs w:val="16"/>
-          <w:lang w:eastAsia="ru-RU"/>
-        </w:rPr>
-      </w:pPr>
-      <w:r>
-        <w:rPr>
-          <w:rFonts w:ascii="Tahoma" w:eastAsia="Times New Roman" w:hAnsi="Tahoma" w:cs="Tahoma"/>
-          <w:color w:val="000000"/>
-          <w:sz w:val="16"/>
-          <w:szCs w:val="16"/>
-          <w:lang w:eastAsia="ru-RU"/>
-        </w:rPr>
-        <w:t>3.6.</w:t>
-      </w:r>
-      <w:r>
-        <w:rPr>
-          <w:rFonts w:ascii="Tahoma" w:eastAsia="Times New Roman" w:hAnsi="Tahoma" w:cs="Tahoma"/>
-          <w:color w:val="000000"/>
-          <w:sz w:val="16"/>
-          <w:szCs w:val="16"/>
-          <w:lang w:eastAsia="ru-RU"/>
-        </w:rPr>
-        <w:tab/>
-      </w:r>
-      <w:r>
-        <w:rPr>
-          <w:rFonts w:ascii="Tahoma" w:eastAsia="Times New Roman" w:hAnsi="Tahoma" w:cs="Tahoma"/>
-          <w:sz w:val="16"/>
-          <w:szCs w:val="16"/>
-          <w:lang w:eastAsia="ru-RU"/>
-        </w:rPr>
-        <w:t>Исполнитель имеет право приостановить выполнение Заказа по настоящему Договору в случае нарушений Заказчиком условий оплаты, указанных в п. 2.4., а так же в случае нарушения сроков предоставления исходных материалов (</w:t>
-      </w:r>
-      <w:proofErr w:type="spellStart"/>
-      <w:r>
-        <w:rPr>
-          <w:rFonts w:ascii="Tahoma" w:eastAsia="Times New Roman" w:hAnsi="Tahoma" w:cs="Tahoma"/>
-          <w:sz w:val="16"/>
-          <w:szCs w:val="16"/>
-          <w:lang w:eastAsia="ru-RU"/>
-        </w:rPr>
-        <w:t>п.п</w:t>
-      </w:r>
-      <w:proofErr w:type="spellEnd"/>
-      <w:r>
-        <w:rPr>
-          <w:rFonts w:ascii="Tahoma" w:eastAsia="Times New Roman" w:hAnsi="Tahoma" w:cs="Tahoma"/>
-          <w:sz w:val="16"/>
-          <w:szCs w:val="16"/>
-          <w:lang w:eastAsia="ru-RU"/>
-        </w:rPr>
-        <w:t>. 3.2.). В этом случае срок сдачи работ может быть перенесен Исполнителем на срок, соответствующий текущей загрузке производственных мощностей.</w:t>
-      </w:r>
-    </w:p>
-    <w:p>
-      <w:pPr>
-        <w:tabs>
-          <w:tab w:val="left" w:pos="360"/>
-        </w:tabs>
-        <w:spacing w:after="0" w:line="240" w:lineRule="auto"/>
-        <w:jc w:val="both"/>
-        <w:rPr>
-          <w:rFonts w:ascii="Tahoma" w:eastAsia="Times New Roman" w:hAnsi="Tahoma" w:cs="Tahoma"/>
-          <w:sz w:val="16"/>
-          <w:szCs w:val="16"/>
-          <w:lang w:eastAsia="ru-RU"/>
-        </w:rPr>
-      </w:pPr>
-      <w:r>
-        <w:rPr>
-          <w:rFonts w:ascii="Tahoma" w:eastAsia="Times New Roman" w:hAnsi="Tahoma" w:cs="Tahoma"/>
-          <w:sz w:val="16"/>
-          <w:szCs w:val="16"/>
-          <w:lang w:eastAsia="ru-RU"/>
-        </w:rPr>
-        <w:t>3.7.</w:t>
-      </w:r>
-      <w:r>
-        <w:rPr>
-          <w:rFonts w:ascii="Tahoma" w:eastAsia="Times New Roman" w:hAnsi="Tahoma" w:cs="Tahoma"/>
-          <w:sz w:val="16"/>
-          <w:szCs w:val="16"/>
-          <w:lang w:eastAsia="ru-RU"/>
-        </w:rPr>
-        <w:tab/>
-        <w:t xml:space="preserve">Заказчик имеет право отменить Заказ по настоящему Договору. В этом случае дальнейшие действия Сторон регламентированы </w:t>
-      </w:r>
-      <w:proofErr w:type="spellStart"/>
-      <w:r>
-        <w:rPr>
-          <w:rFonts w:ascii="Tahoma" w:eastAsia="Times New Roman" w:hAnsi="Tahoma" w:cs="Tahoma"/>
-          <w:sz w:val="16"/>
-          <w:szCs w:val="16"/>
-          <w:lang w:eastAsia="ru-RU"/>
-        </w:rPr>
-        <w:t>п.п</w:t>
-      </w:r>
-      <w:proofErr w:type="spellEnd"/>
-      <w:r>
-        <w:rPr>
-          <w:rFonts w:ascii="Tahoma" w:eastAsia="Times New Roman" w:hAnsi="Tahoma" w:cs="Tahoma"/>
-          <w:sz w:val="16"/>
-          <w:szCs w:val="16"/>
-          <w:lang w:eastAsia="ru-RU"/>
-        </w:rPr>
-        <w:t>. 4.3.</w:t>
-      </w:r>
-    </w:p>
-    <w:p>
-      <w:pPr>
-        <w:tabs>
-          <w:tab w:val="left" w:pos="360"/>
-          <w:tab w:val="left" w:pos="540"/>
-        </w:tabs>
-        <w:spacing w:after="0" w:line="240" w:lineRule="auto"/>
-        <w:jc w:val="both"/>
-        <w:rPr>
-          <w:rFonts w:ascii="Tahoma" w:eastAsia="Times New Roman" w:hAnsi="Tahoma" w:cs="Tahoma"/>
-          <w:sz w:val="16"/>
-          <w:szCs w:val="16"/>
-          <w:lang w:eastAsia="ru-RU"/>
-        </w:rPr>
-      </w:pPr>
-      <w:r>
-        <w:rPr>
-          <w:rFonts w:ascii="Tahoma" w:eastAsia="Times New Roman" w:hAnsi="Tahoma" w:cs="Tahoma"/>
-          <w:color w:val="000000"/>
-          <w:sz w:val="16"/>
-          <w:szCs w:val="16"/>
-          <w:lang w:eastAsia="ru-RU"/>
-        </w:rPr>
-        <w:t>3.8.</w:t>
-      </w:r>
-      <w:r>
-        <w:rPr>
-          <w:rFonts w:ascii="Tahoma" w:eastAsia="Times New Roman" w:hAnsi="Tahoma" w:cs="Tahoma"/>
-          <w:color w:val="000000"/>
-          <w:sz w:val="16"/>
-          <w:szCs w:val="16"/>
-          <w:lang w:eastAsia="ru-RU"/>
-        </w:rPr>
-        <w:tab/>
-      </w:r>
-      <w:r>
-        <w:rPr>
-          <w:rFonts w:ascii="Tahoma" w:eastAsia="Times New Roman" w:hAnsi="Tahoma" w:cs="Tahoma"/>
-          <w:sz w:val="16"/>
-          <w:szCs w:val="16"/>
-          <w:lang w:eastAsia="ru-RU"/>
-        </w:rPr>
-        <w:t>В случае внесения Заказчиком исправлений и дополнений после утверждения эскизов или согласования стоимости работ, существенно изменяющих объем и структуру проводимых работ, а также в случае предоставления Заказчику по его требованию дополнительных вариантов оригинал-макета, Исполнитель увеличивает Стоимость на сумму расходов, связанных с изменившимися условиями.</w:t>
-      </w:r>
-    </w:p>
-    <w:p>
-      <w:pPr>
-        <w:tabs>
-          <w:tab w:val="left" w:pos="360"/>
-          <w:tab w:val="left" w:pos="540"/>
-        </w:tabs>
-        <w:spacing w:after="0" w:line="240" w:lineRule="auto"/>
-        <w:jc w:val="both"/>
-        <w:rPr>
-          <w:rFonts w:ascii="Tahoma" w:eastAsia="Times New Roman" w:hAnsi="Tahoma" w:cs="Tahoma"/>
-          <w:sz w:val="16"/>
-          <w:szCs w:val="16"/>
-          <w:lang w:eastAsia="ru-RU"/>
-        </w:rPr>
-      </w:pPr>
-    </w:p>
-    <w:p>
-      <w:pPr>
-        <w:tabs>
-          <w:tab w:val="left" w:pos="0"/>
-        </w:tabs>
-        <w:spacing w:after="0" w:line="240" w:lineRule="auto"/>
-        <w:jc w:val="both"/>
-        <w:rPr>
-          <w:rFonts w:ascii="Tahoma" w:eastAsia="Times New Roman" w:hAnsi="Tahoma" w:cs="Tahoma"/>
-          <w:b/>
-          <w:color w:val="000000"/>
-          <w:sz w:val="16"/>
-          <w:szCs w:val="16"/>
-          <w:lang w:eastAsia="ru-RU"/>
-        </w:rPr>
-      </w:pPr>
-      <w:r>
-        <w:rPr>
-          <w:rFonts w:ascii="Tahoma" w:eastAsia="Times New Roman" w:hAnsi="Tahoma" w:cs="Tahoma"/>
-          <w:b/>
-          <w:color w:val="000000"/>
-          <w:sz w:val="16"/>
-          <w:szCs w:val="16"/>
-          <w:lang w:eastAsia="ru-RU"/>
-        </w:rPr>
-        <w:t>4.</w:t>
-      </w:r>
-      <w:r>
-        <w:rPr>
-          <w:rFonts w:ascii="Tahoma" w:eastAsia="Times New Roman" w:hAnsi="Tahoma" w:cs="Tahoma"/>
-          <w:b/>
-          <w:color w:val="000000"/>
-          <w:sz w:val="16"/>
-          <w:szCs w:val="16"/>
-          <w:lang w:eastAsia="ru-RU"/>
-        </w:rPr>
-        <w:t xml:space="preserve">    </w:t>
-      </w:r>
-      <w:r>
-        <w:rPr>
-          <w:rFonts w:ascii="Tahoma" w:eastAsia="Times New Roman" w:hAnsi="Tahoma" w:cs="Tahoma"/>
-          <w:b/>
-          <w:color w:val="000000"/>
-          <w:sz w:val="16"/>
-          <w:szCs w:val="16"/>
-          <w:lang w:eastAsia="ru-RU"/>
-        </w:rPr>
-        <w:t xml:space="preserve">Ответственность Сторон и </w:t>
-      </w:r>
-      <w:r>
-        <w:rPr>
-          <w:rFonts w:ascii="Tahoma" w:eastAsia="Times New Roman" w:hAnsi="Tahoma" w:cs="Tahoma"/>
-          <w:b/>
-          <w:color w:val="000000"/>
-          <w:sz w:val="16"/>
-          <w:szCs w:val="16"/>
-          <w:lang w:eastAsia="ru-RU"/>
-        </w:rPr>
-        <w:t>порядок</w:t>
-      </w:r>
-      <w:r>
-        <w:rPr>
-          <w:rFonts w:ascii="Tahoma" w:eastAsia="Times New Roman" w:hAnsi="Tahoma" w:cs="Tahoma"/>
-          <w:b/>
-          <w:color w:val="000000"/>
-          <w:sz w:val="16"/>
-          <w:szCs w:val="16"/>
-          <w:lang w:eastAsia="ru-RU"/>
-        </w:rPr>
-        <w:t xml:space="preserve"> расторжения Договора </w:t>
-      </w:r>
-    </w:p>
-    <w:p>
-      <w:pPr>
-        <w:tabs>
-          <w:tab w:val="left" w:pos="360"/>
-          <w:tab w:val="left" w:pos="540"/>
-        </w:tabs>
-        <w:spacing w:after="0" w:line="240" w:lineRule="auto"/>
-        <w:jc w:val="both"/>
-        <w:rPr>
-          <w:rFonts w:ascii="Tahoma" w:eastAsia="Times New Roman" w:hAnsi="Tahoma" w:cs="Tahoma"/>
-          <w:color w:val="000000"/>
-          <w:sz w:val="16"/>
-          <w:szCs w:val="16"/>
-          <w:lang w:eastAsia="ru-RU"/>
-        </w:rPr>
-      </w:pPr>
-      <w:r>
-        <w:rPr>
-          <w:rFonts w:ascii="Tahoma" w:eastAsia="Times New Roman" w:hAnsi="Tahoma" w:cs="Tahoma"/>
-          <w:color w:val="000000"/>
-          <w:sz w:val="16"/>
-          <w:szCs w:val="16"/>
-          <w:lang w:eastAsia="ru-RU"/>
-        </w:rPr>
-        <w:t>4.1.</w:t>
-      </w:r>
-      <w:r>
-        <w:rPr>
-          <w:rFonts w:ascii="Tahoma" w:eastAsia="Times New Roman" w:hAnsi="Tahoma" w:cs="Tahoma"/>
-          <w:color w:val="000000"/>
-          <w:sz w:val="16"/>
-          <w:szCs w:val="16"/>
-          <w:lang w:eastAsia="ru-RU"/>
-        </w:rPr>
-        <w:tab/>
-        <w:t>За нарушение обязательств по Договору Стороны несут ответственность в порядке, о</w:t>
-      </w:r>
-      <w:r>
-        <w:rPr>
-          <w:rFonts w:ascii="Tahoma" w:eastAsia="Times New Roman" w:hAnsi="Tahoma" w:cs="Tahoma"/>
-          <w:color w:val="000000"/>
-          <w:sz w:val="16"/>
-          <w:szCs w:val="16"/>
-          <w:lang w:eastAsia="ru-RU"/>
-        </w:rPr>
-        <w:t>пределенном законодательством Республики Беларусь</w:t>
-      </w:r>
-      <w:r>
-        <w:rPr>
-          <w:rFonts w:ascii="Tahoma" w:eastAsia="Times New Roman" w:hAnsi="Tahoma" w:cs="Tahoma"/>
-          <w:color w:val="000000"/>
-          <w:sz w:val="16"/>
-          <w:szCs w:val="16"/>
-          <w:lang w:eastAsia="ru-RU"/>
-        </w:rPr>
-        <w:t xml:space="preserve">. </w:t>
-      </w:r>
-    </w:p>
-    <w:p>
-      <w:pPr>
-        <w:tabs>
-          <w:tab w:val="left" w:pos="360"/>
-          <w:tab w:val="left" w:pos="540"/>
-        </w:tabs>
-        <w:spacing w:after="0" w:line="240" w:lineRule="auto"/>
-        <w:jc w:val="both"/>
-        <w:rPr>
-          <w:rFonts w:ascii="Tahoma" w:eastAsia="Times New Roman" w:hAnsi="Tahoma" w:cs="Tahoma"/>
-          <w:color w:val="000000"/>
-          <w:sz w:val="16"/>
-          <w:szCs w:val="16"/>
-          <w:lang w:eastAsia="ru-RU"/>
-        </w:rPr>
-      </w:pPr>
-      <w:r>
-        <w:rPr>
-          <w:rFonts w:ascii="Tahoma" w:eastAsia="Times New Roman" w:hAnsi="Tahoma" w:cs="Tahoma"/>
-          <w:color w:val="000000"/>
-          <w:sz w:val="16"/>
-          <w:szCs w:val="16"/>
-          <w:lang w:eastAsia="ru-RU"/>
-        </w:rPr>
-        <w:t>4.2.</w:t>
-      </w:r>
-      <w:r>
-        <w:rPr>
-          <w:rFonts w:ascii="Tahoma" w:eastAsia="Times New Roman" w:hAnsi="Tahoma" w:cs="Tahoma"/>
-          <w:color w:val="000000"/>
-          <w:sz w:val="16"/>
-          <w:szCs w:val="16"/>
-          <w:lang w:eastAsia="ru-RU"/>
-        </w:rPr>
-        <w:tab/>
-        <w:t xml:space="preserve">За нарушение сроков выполнения обязательств, оговоренных Сторонами, </w:t>
-      </w:r>
-      <w:r>
-        <w:rPr>
-          <w:rFonts w:ascii="Tahoma" w:eastAsia="Times New Roman" w:hAnsi="Tahoma" w:cs="Tahoma"/>
-          <w:sz w:val="16"/>
-          <w:szCs w:val="16"/>
-          <w:lang w:eastAsia="ru-RU"/>
-        </w:rPr>
-        <w:t>Заказчик имеет право потребовать с Исполнителя</w:t>
-      </w:r>
-      <w:r>
-        <w:rPr>
-          <w:rFonts w:ascii="Tahoma" w:eastAsia="Times New Roman" w:hAnsi="Tahoma" w:cs="Tahoma"/>
-          <w:color w:val="000000"/>
-          <w:sz w:val="16"/>
-          <w:szCs w:val="16"/>
-          <w:lang w:eastAsia="ru-RU"/>
-        </w:rPr>
-        <w:t xml:space="preserve"> пеню согласно действующему законодательству</w:t>
-      </w:r>
-      <w:r>
-        <w:rPr>
-          <w:rFonts w:ascii="Tahoma" w:eastAsia="Times New Roman" w:hAnsi="Tahoma" w:cs="Tahoma"/>
-          <w:color w:val="000000"/>
-          <w:sz w:val="16"/>
-          <w:szCs w:val="16"/>
-          <w:lang w:eastAsia="ru-RU"/>
-        </w:rPr>
-        <w:t>.</w:t>
-      </w:r>
-    </w:p>
-    <w:p>
-      <w:pPr>
-        <w:tabs>
-          <w:tab w:val="left" w:pos="360"/>
-        </w:tabs>
-        <w:spacing w:after="0" w:line="240" w:lineRule="auto"/>
-        <w:jc w:val="both"/>
-        <w:rPr>
-          <w:rFonts w:ascii="Tahoma" w:eastAsia="Times New Roman" w:hAnsi="Tahoma" w:cs="Tahoma"/>
-          <w:sz w:val="16"/>
-          <w:szCs w:val="16"/>
-          <w:lang w:eastAsia="ru-RU"/>
-        </w:rPr>
-      </w:pPr>
-      <w:r>
-        <w:rPr>
-          <w:rFonts w:ascii="Tahoma" w:eastAsia="Times New Roman" w:hAnsi="Tahoma" w:cs="Tahoma"/>
-          <w:sz w:val="16"/>
-          <w:szCs w:val="16"/>
-          <w:lang w:eastAsia="ru-RU"/>
-        </w:rPr>
-        <w:t>4.3.</w:t>
-      </w:r>
-      <w:r>
-        <w:rPr>
-          <w:rFonts w:ascii="Tahoma" w:eastAsia="Times New Roman" w:hAnsi="Tahoma" w:cs="Tahoma"/>
-          <w:sz w:val="16"/>
-          <w:szCs w:val="16"/>
-          <w:lang w:eastAsia="ru-RU"/>
-        </w:rPr>
-        <w:tab/>
-        <w:t xml:space="preserve">В случае отмены Заказчиком Заказа, находящегося в производстве, Исполнитель вправе удержать с Заказчика фактическую стоимость выполненных на момент отказа работ с учетом стоимости, использованных при их выполнении, материалов в соответствии с действующими расценками Исполнителя. Кроме того, если на момент отказа Исполнитель произвел закупку бумаги и иных материалов специально для данного заказа, то с Заказчика может быть удержана фактическая стоимость этих материалов, даже если они еще не были использованы. </w:t>
-      </w:r>
-    </w:p>
-    <w:p>
-      <w:pPr>
-        <w:tabs>
-          <w:tab w:val="left" w:pos="360"/>
-          <w:tab w:val="left" w:pos="540"/>
-        </w:tabs>
-        <w:spacing w:after="0" w:line="240" w:lineRule="auto"/>
-        <w:jc w:val="both"/>
-        <w:rPr>
-          <w:rFonts w:ascii="Tahoma" w:eastAsia="Times New Roman" w:hAnsi="Tahoma" w:cs="Tahoma"/>
-          <w:color w:val="000000"/>
-          <w:sz w:val="16"/>
-          <w:szCs w:val="16"/>
-          <w:lang w:eastAsia="ru-RU"/>
-        </w:rPr>
-      </w:pPr>
-      <w:r>
-        <w:rPr>
-          <w:rFonts w:ascii="Tahoma" w:eastAsia="Times New Roman" w:hAnsi="Tahoma" w:cs="Tahoma"/>
-          <w:color w:val="000000"/>
-          <w:sz w:val="16"/>
-          <w:szCs w:val="16"/>
-          <w:lang w:eastAsia="ru-RU"/>
-        </w:rPr>
-        <w:t>4.4.</w:t>
-      </w:r>
-      <w:r>
-        <w:rPr>
-          <w:rFonts w:ascii="Tahoma" w:eastAsia="Times New Roman" w:hAnsi="Tahoma" w:cs="Tahoma"/>
-          <w:color w:val="000000"/>
-          <w:sz w:val="16"/>
-          <w:szCs w:val="16"/>
-          <w:lang w:eastAsia="ru-RU"/>
-        </w:rPr>
-        <w:tab/>
-      </w:r>
-      <w:r>
-        <w:rPr>
-          <w:rFonts w:ascii="Tahoma" w:hAnsi="Tahoma" w:cs="Tahoma"/>
-          <w:sz w:val="16"/>
-          <w:szCs w:val="16"/>
-        </w:rPr>
-        <w:t>За нарушение сроков оплаты, указанных в п.2.4., и в случае невыполнения Заказчиком п. 3.2., Исполнитель имеет право пересмотреть стоимость заказа по настоящему договору по действующим расценкам на момент исполнения Заказа, при этом Исполнитель освобождается от ответственности  за нарушение сроков исполнения Заказа по договору</w:t>
-      </w:r>
-      <w:r>
-        <w:rPr>
-          <w:rFonts w:ascii="Tahoma" w:eastAsia="Times New Roman" w:hAnsi="Tahoma" w:cs="Tahoma"/>
-          <w:color w:val="000000"/>
-          <w:sz w:val="16"/>
-          <w:szCs w:val="16"/>
-          <w:lang w:eastAsia="ru-RU"/>
-        </w:rPr>
-        <w:t>.</w:t>
-      </w:r>
-    </w:p>
-    <w:p>
-      <w:pPr>
-        <w:tabs>
-          <w:tab w:val="left" w:pos="360"/>
-          <w:tab w:val="left" w:pos="540"/>
-        </w:tabs>
-        <w:spacing w:after="0" w:line="240" w:lineRule="auto"/>
-        <w:jc w:val="both"/>
-        <w:rPr>
-          <w:rFonts w:ascii="Tahoma" w:eastAsia="Times New Roman" w:hAnsi="Tahoma" w:cs="Tahoma"/>
-          <w:color w:val="000000"/>
-          <w:sz w:val="16"/>
-          <w:szCs w:val="16"/>
-          <w:lang w:eastAsia="ru-RU"/>
-        </w:rPr>
-      </w:pPr>
-      <w:r>
-        <w:rPr>
-          <w:rFonts w:ascii="Tahoma" w:eastAsia="Times New Roman" w:hAnsi="Tahoma" w:cs="Tahoma"/>
-          <w:color w:val="000000"/>
-          <w:sz w:val="16"/>
-          <w:szCs w:val="16"/>
-          <w:lang w:eastAsia="ru-RU"/>
-        </w:rPr>
-        <w:t>4.5.</w:t>
-      </w:r>
-      <w:r>
-        <w:rPr>
-          <w:rFonts w:ascii="Tahoma" w:eastAsia="Times New Roman" w:hAnsi="Tahoma" w:cs="Tahoma"/>
-          <w:color w:val="000000"/>
-          <w:sz w:val="16"/>
-          <w:szCs w:val="16"/>
-          <w:lang w:eastAsia="ru-RU"/>
-        </w:rPr>
-        <w:tab/>
-        <w:t>Заказчик несет полную ответственность за содержание предоставленных Исполнителю исходных материалов. Возможные имущественные претензии по авторству и смежным правам должны быть урегулированы Заказчиком. Исполнитель по указанным в данном пункте вопросам ответственности не несет.</w:t>
-      </w:r>
-    </w:p>
-    <w:p>
-      <w:pPr>
-        <w:tabs>
-          <w:tab w:val="left" w:pos="360"/>
-          <w:tab w:val="left" w:pos="540"/>
-        </w:tabs>
-        <w:spacing w:after="0" w:line="240" w:lineRule="auto"/>
-        <w:jc w:val="both"/>
-        <w:rPr>
-          <w:rFonts w:ascii="Tahoma" w:eastAsia="Times New Roman" w:hAnsi="Tahoma" w:cs="Tahoma"/>
-          <w:color w:val="000000"/>
-          <w:sz w:val="16"/>
-          <w:szCs w:val="16"/>
-          <w:lang w:eastAsia="ru-RU"/>
-        </w:rPr>
-      </w:pPr>
-      <w:r>
-        <w:rPr>
-          <w:rFonts w:ascii="Tahoma" w:eastAsia="Times New Roman" w:hAnsi="Tahoma" w:cs="Tahoma"/>
-          <w:color w:val="000000"/>
-          <w:sz w:val="16"/>
-          <w:szCs w:val="16"/>
-          <w:lang w:eastAsia="ru-RU"/>
-        </w:rPr>
-        <w:t>4.6.</w:t>
-      </w:r>
-      <w:r>
-        <w:rPr>
-          <w:rFonts w:ascii="Tahoma" w:eastAsia="Times New Roman" w:hAnsi="Tahoma" w:cs="Tahoma"/>
-          <w:color w:val="000000"/>
-          <w:sz w:val="16"/>
-          <w:szCs w:val="16"/>
-          <w:lang w:eastAsia="ru-RU"/>
-        </w:rPr>
-        <w:tab/>
-        <w:t>Договор может быть расторгнут по согласованию Сторон</w:t>
-      </w:r>
-      <w:r>
-        <w:rPr>
-          <w:rFonts w:ascii="Tahoma" w:eastAsia="Times New Roman" w:hAnsi="Tahoma" w:cs="Tahoma"/>
-          <w:color w:val="000000"/>
-          <w:sz w:val="16"/>
-          <w:szCs w:val="16"/>
-          <w:lang w:eastAsia="ru-RU"/>
-        </w:rPr>
-        <w:t xml:space="preserve"> в любое время</w:t>
-      </w:r>
-      <w:r>
-        <w:rPr>
-          <w:rFonts w:ascii="Tahoma" w:eastAsia="Times New Roman" w:hAnsi="Tahoma" w:cs="Tahoma"/>
-          <w:color w:val="000000"/>
-          <w:sz w:val="16"/>
-          <w:szCs w:val="16"/>
-          <w:lang w:eastAsia="ru-RU"/>
-        </w:rPr>
-        <w:t xml:space="preserve">. </w:t>
-      </w:r>
-    </w:p>
-    <w:p>
-      <w:pPr>
-        <w:tabs>
-          <w:tab w:val="left" w:pos="360"/>
-          <w:tab w:val="left" w:pos="540"/>
-        </w:tabs>
-        <w:spacing w:after="0" w:line="240" w:lineRule="auto"/>
-        <w:jc w:val="both"/>
-        <w:rPr>
-          <w:rFonts w:ascii="Tahoma" w:eastAsia="Times New Roman" w:hAnsi="Tahoma" w:cs="Tahoma"/>
-          <w:b/>
-          <w:color w:val="000000"/>
-          <w:sz w:val="16"/>
-          <w:szCs w:val="16"/>
-          <w:lang w:eastAsia="ru-RU"/>
-        </w:rPr>
-      </w:pPr>
-    </w:p>
-    <w:p>
-      <w:pPr>
-        <w:tabs>
-          <w:tab w:val="left" w:pos="360"/>
-          <w:tab w:val="left" w:pos="540"/>
-        </w:tabs>
-        <w:spacing w:after="0" w:line="240" w:lineRule="auto"/>
-        <w:jc w:val="both"/>
-        <w:rPr>
-          <w:rFonts w:ascii="Tahoma" w:eastAsia="Times New Roman" w:hAnsi="Tahoma" w:cs="Tahoma"/>
-          <w:b/>
-          <w:color w:val="000000"/>
-          <w:sz w:val="16"/>
-          <w:szCs w:val="16"/>
-          <w:lang w:eastAsia="ru-RU"/>
-        </w:rPr>
-      </w:pPr>
-      <w:r>
-        <w:rPr>
-          <w:rFonts w:ascii="Tahoma" w:eastAsia="Times New Roman" w:hAnsi="Tahoma" w:cs="Tahoma"/>
-          <w:b/>
-          <w:color w:val="000000"/>
-          <w:sz w:val="16"/>
-          <w:szCs w:val="16"/>
-          <w:lang w:eastAsia="ru-RU"/>
-        </w:rPr>
-        <w:t>5.</w:t>
-      </w:r>
-      <w:r>
-        <w:rPr>
-          <w:rFonts w:ascii="Tahoma" w:eastAsia="Times New Roman" w:hAnsi="Tahoma" w:cs="Tahoma"/>
-          <w:b/>
-          <w:color w:val="000000"/>
-          <w:sz w:val="16"/>
-          <w:szCs w:val="16"/>
-          <w:lang w:eastAsia="ru-RU"/>
-        </w:rPr>
-        <w:tab/>
-        <w:t xml:space="preserve">Порядок сдачи и приемки работ </w:t>
-      </w:r>
-    </w:p>
-    <w:p>
-      <w:pPr>
-        <w:tabs>
-          <w:tab w:val="left" w:pos="360"/>
-          <w:tab w:val="left" w:pos="540"/>
-        </w:tabs>
-        <w:spacing w:after="0" w:line="240" w:lineRule="auto"/>
-        <w:jc w:val="both"/>
-        <w:rPr>
-          <w:rFonts w:ascii="Tahoma" w:eastAsia="Times New Roman" w:hAnsi="Tahoma" w:cs="Tahoma"/>
-          <w:color w:val="000000"/>
-          <w:sz w:val="16"/>
-          <w:szCs w:val="16"/>
-          <w:lang w:eastAsia="ru-RU"/>
-        </w:rPr>
-      </w:pPr>
-      <w:r>
-        <w:rPr>
-          <w:rFonts w:ascii="Tahoma" w:eastAsia="Times New Roman" w:hAnsi="Tahoma" w:cs="Tahoma"/>
-          <w:color w:val="000000"/>
-          <w:sz w:val="16"/>
-          <w:szCs w:val="16"/>
-          <w:lang w:eastAsia="ru-RU"/>
-        </w:rPr>
-        <w:t>5.1.</w:t>
-      </w:r>
-      <w:r>
-        <w:rPr>
-          <w:rFonts w:ascii="Tahoma" w:eastAsia="Times New Roman" w:hAnsi="Tahoma" w:cs="Tahoma"/>
-          <w:color w:val="000000"/>
-          <w:sz w:val="16"/>
-          <w:szCs w:val="16"/>
-          <w:lang w:eastAsia="ru-RU"/>
-        </w:rPr>
-        <w:tab/>
-        <w:t>Готовый тираж передается Заказчику по месту его изготовления.</w:t>
-      </w:r>
-    </w:p>
-    <w:p>
-      <w:pPr>
-        <w:tabs>
-          <w:tab w:val="left" w:pos="360"/>
-          <w:tab w:val="left" w:pos="540"/>
-        </w:tabs>
-        <w:spacing w:after="0" w:line="240" w:lineRule="auto"/>
-        <w:jc w:val="both"/>
-        <w:rPr>
-          <w:rFonts w:ascii="Tahoma" w:eastAsia="Times New Roman" w:hAnsi="Tahoma" w:cs="Tahoma"/>
-          <w:color w:val="000000"/>
-          <w:sz w:val="16"/>
-          <w:szCs w:val="16"/>
-          <w:lang w:eastAsia="ru-RU"/>
-        </w:rPr>
-      </w:pPr>
-      <w:r>
-        <w:rPr>
-          <w:rFonts w:ascii="Tahoma" w:eastAsia="Times New Roman" w:hAnsi="Tahoma" w:cs="Tahoma"/>
-          <w:color w:val="000000"/>
-          <w:sz w:val="16"/>
-          <w:szCs w:val="16"/>
-          <w:lang w:eastAsia="ru-RU"/>
-        </w:rPr>
-        <w:t>5.2.</w:t>
-      </w:r>
-      <w:r>
-        <w:rPr>
-          <w:rFonts w:ascii="Tahoma" w:eastAsia="Times New Roman" w:hAnsi="Tahoma" w:cs="Tahoma"/>
-          <w:color w:val="000000"/>
-          <w:sz w:val="16"/>
-          <w:szCs w:val="16"/>
-          <w:lang w:eastAsia="ru-RU"/>
-        </w:rPr>
-        <w:tab/>
-        <w:t xml:space="preserve">Исполнитель письменно уведомляет Заказчика о готовности </w:t>
-      </w:r>
-      <w:r>
-        <w:rPr>
-          <w:rFonts w:ascii="Tahoma" w:eastAsia="Times New Roman" w:hAnsi="Tahoma" w:cs="Tahoma"/>
-          <w:color w:val="000000"/>
-          <w:sz w:val="16"/>
-          <w:szCs w:val="16"/>
-          <w:lang w:eastAsia="ru-RU"/>
-        </w:rPr>
-        <w:t>Продукции</w:t>
-      </w:r>
-      <w:r>
-        <w:rPr>
-          <w:rFonts w:ascii="Tahoma" w:eastAsia="Times New Roman" w:hAnsi="Tahoma" w:cs="Tahoma"/>
-          <w:color w:val="000000"/>
-          <w:sz w:val="16"/>
-          <w:szCs w:val="16"/>
-          <w:lang w:eastAsia="ru-RU"/>
-        </w:rPr>
-        <w:t xml:space="preserve"> к отгрузке.</w:t>
-      </w:r>
-    </w:p>
-    <w:p>
-      <w:pPr>
-        <w:tabs>
-          <w:tab w:val="left" w:pos="360"/>
-          <w:tab w:val="left" w:pos="540"/>
-        </w:tabs>
-        <w:spacing w:after="0" w:line="240" w:lineRule="auto"/>
-        <w:jc w:val="both"/>
-        <w:rPr>
-          <w:rFonts w:ascii="Tahoma" w:eastAsia="Times New Roman" w:hAnsi="Tahoma" w:cs="Tahoma"/>
-          <w:sz w:val="16"/>
-          <w:szCs w:val="16"/>
-          <w:lang w:eastAsia="ru-RU"/>
-        </w:rPr>
-      </w:pPr>
-      <w:r>
-        <w:rPr>
-          <w:rFonts w:ascii="Tahoma" w:eastAsia="Times New Roman" w:hAnsi="Tahoma" w:cs="Tahoma"/>
-          <w:sz w:val="16"/>
-          <w:szCs w:val="16"/>
-          <w:lang w:eastAsia="ru-RU"/>
-        </w:rPr>
-        <w:t>5.3.</w:t>
-      </w:r>
-      <w:r>
-        <w:rPr>
-          <w:rFonts w:ascii="Tahoma" w:eastAsia="Times New Roman" w:hAnsi="Tahoma" w:cs="Tahoma"/>
-          <w:sz w:val="16"/>
-          <w:szCs w:val="16"/>
-          <w:lang w:eastAsia="ru-RU"/>
-        </w:rPr>
-        <w:tab/>
-        <w:t xml:space="preserve">Исполнитель в течение 3 (трех) рабочих дней с момента исполнения Заказа передает готовый тираж Заказчику, а последний подписывает предоставленную Исполнителем Накладную. В случае получения поставленного готового тиража полиграфической продукции от транспортной организации Заказчик обязан проверить соответствие </w:t>
-      </w:r>
-      <w:r>
-        <w:rPr>
-          <w:rFonts w:ascii="Tahoma" w:eastAsia="Times New Roman" w:hAnsi="Tahoma" w:cs="Tahoma"/>
-          <w:sz w:val="16"/>
-          <w:szCs w:val="16"/>
-          <w:lang w:eastAsia="ru-RU"/>
-        </w:rPr>
-        <w:t>продукции</w:t>
-      </w:r>
-      <w:r>
-        <w:rPr>
-          <w:rFonts w:ascii="Tahoma" w:eastAsia="Times New Roman" w:hAnsi="Tahoma" w:cs="Tahoma"/>
-          <w:sz w:val="16"/>
-          <w:szCs w:val="16"/>
-          <w:lang w:eastAsia="ru-RU"/>
-        </w:rPr>
-        <w:t xml:space="preserve"> сведениям, указанным в транспортных и сопроводительных</w:t>
-      </w:r>
-      <w:r>
-        <w:rPr>
-          <w:rFonts w:ascii="Tahoma" w:eastAsia="Times New Roman" w:hAnsi="Tahoma" w:cs="Tahoma"/>
-          <w:sz w:val="16"/>
-          <w:szCs w:val="16"/>
-          <w:lang w:eastAsia="ru-RU"/>
-        </w:rPr>
-        <w:t xml:space="preserve"> документах, а также принять эту</w:t>
-      </w:r>
-      <w:r>
-        <w:rPr>
-          <w:rFonts w:ascii="Tahoma" w:eastAsia="Times New Roman" w:hAnsi="Tahoma" w:cs="Tahoma"/>
-          <w:sz w:val="16"/>
-          <w:szCs w:val="16"/>
-          <w:lang w:eastAsia="ru-RU"/>
-        </w:rPr>
-        <w:t xml:space="preserve"> </w:t>
-      </w:r>
-      <w:r>
-        <w:rPr>
-          <w:rFonts w:ascii="Tahoma" w:eastAsia="Times New Roman" w:hAnsi="Tahoma" w:cs="Tahoma"/>
-          <w:sz w:val="16"/>
-          <w:szCs w:val="16"/>
-          <w:lang w:eastAsia="ru-RU"/>
-        </w:rPr>
-        <w:t>продукцию</w:t>
-      </w:r>
-      <w:r>
-        <w:rPr>
-          <w:rFonts w:ascii="Tahoma" w:eastAsia="Times New Roman" w:hAnsi="Tahoma" w:cs="Tahoma"/>
-          <w:sz w:val="16"/>
-          <w:szCs w:val="16"/>
-          <w:lang w:eastAsia="ru-RU"/>
-        </w:rPr>
-        <w:t xml:space="preserve"> от транспортной организации с соблюдением правил, предусмотренных законами и иными правовыми актами, регулирующими деятельность транспорта.</w:t>
-      </w:r>
-    </w:p>
-    <w:p>
-      <w:pPr>
-        <w:tabs>
-          <w:tab w:val="left" w:pos="360"/>
-          <w:tab w:val="left" w:pos="540"/>
-        </w:tabs>
-        <w:spacing w:after="0" w:line="240" w:lineRule="auto"/>
-        <w:jc w:val="both"/>
-        <w:rPr>
-          <w:rFonts w:ascii="Tahoma" w:eastAsia="Times New Roman" w:hAnsi="Tahoma" w:cs="Tahoma"/>
-          <w:color w:val="000000"/>
-          <w:sz w:val="16"/>
-          <w:szCs w:val="16"/>
-          <w:lang w:eastAsia="ru-RU"/>
-        </w:rPr>
-      </w:pPr>
-      <w:r>
-        <w:rPr>
-          <w:rFonts w:ascii="Tahoma" w:eastAsia="Times New Roman" w:hAnsi="Tahoma" w:cs="Tahoma"/>
-          <w:color w:val="000000"/>
-          <w:sz w:val="16"/>
-          <w:szCs w:val="16"/>
-          <w:lang w:eastAsia="ru-RU"/>
-        </w:rPr>
-        <w:t>5.</w:t>
-      </w:r>
-      <w:r>
-        <w:rPr>
-          <w:rFonts w:ascii="Tahoma" w:eastAsia="Times New Roman" w:hAnsi="Tahoma" w:cs="Tahoma"/>
-          <w:color w:val="000000"/>
-          <w:sz w:val="16"/>
-          <w:szCs w:val="16"/>
-          <w:lang w:eastAsia="ru-RU"/>
-        </w:rPr>
-        <w:t>4</w:t>
-      </w:r>
-      <w:r>
-        <w:rPr>
-          <w:rFonts w:ascii="Tahoma" w:eastAsia="Times New Roman" w:hAnsi="Tahoma" w:cs="Tahoma"/>
-          <w:color w:val="000000"/>
-          <w:sz w:val="16"/>
-          <w:szCs w:val="16"/>
-          <w:lang w:eastAsia="ru-RU"/>
-        </w:rPr>
-        <w:t>.</w:t>
-      </w:r>
-      <w:r>
-        <w:rPr>
-          <w:rFonts w:ascii="Tahoma" w:eastAsia="Times New Roman" w:hAnsi="Tahoma" w:cs="Tahoma"/>
-          <w:color w:val="000000"/>
-          <w:sz w:val="16"/>
-          <w:szCs w:val="16"/>
-          <w:lang w:eastAsia="ru-RU"/>
-        </w:rPr>
-        <w:tab/>
-        <w:t>В случае обоснованности претензии и признания ее Исполнителем, Исполнитель устраняет недостатки за свой счет и в согласованный с Заказчиком срок.</w:t>
-      </w:r>
-    </w:p>
-    <w:p>
-      <w:pPr>
-        <w:tabs>
-          <w:tab w:val="left" w:pos="360"/>
-          <w:tab w:val="left" w:pos="540"/>
-        </w:tabs>
-        <w:spacing w:after="0" w:line="240" w:lineRule="auto"/>
-        <w:jc w:val="both"/>
-        <w:rPr>
-          <w:rFonts w:ascii="Tahoma" w:eastAsia="Times New Roman" w:hAnsi="Tahoma" w:cs="Tahoma"/>
-          <w:color w:val="000000"/>
-          <w:sz w:val="16"/>
-          <w:szCs w:val="16"/>
-          <w:lang w:eastAsia="ru-RU"/>
-        </w:rPr>
-      </w:pPr>
-      <w:r>
-        <w:rPr>
-          <w:rFonts w:ascii="Tahoma" w:eastAsia="Times New Roman" w:hAnsi="Tahoma" w:cs="Tahoma"/>
-          <w:color w:val="000000"/>
-          <w:sz w:val="16"/>
-          <w:szCs w:val="16"/>
-          <w:lang w:eastAsia="ru-RU"/>
-        </w:rPr>
-        <w:t>5.5</w:t>
-      </w:r>
-      <w:r>
-        <w:rPr>
-          <w:rFonts w:ascii="Tahoma" w:eastAsia="Times New Roman" w:hAnsi="Tahoma" w:cs="Tahoma"/>
-          <w:color w:val="000000"/>
-          <w:sz w:val="16"/>
-          <w:szCs w:val="16"/>
-          <w:lang w:eastAsia="ru-RU"/>
-        </w:rPr>
-        <w:t>.</w:t>
-      </w:r>
-      <w:r>
-        <w:rPr>
-          <w:rFonts w:ascii="Tahoma" w:eastAsia="Times New Roman" w:hAnsi="Tahoma" w:cs="Tahoma"/>
-          <w:color w:val="000000"/>
-          <w:sz w:val="16"/>
-          <w:szCs w:val="16"/>
-          <w:lang w:eastAsia="ru-RU"/>
-        </w:rPr>
-        <w:tab/>
-        <w:t>В случае если Исполнитель признал обоснованность претензии, но устранение недостатков невозможно в разумные сроки (по взаимному соглашению Сторон), Заказчик вправе вернуть Исполнителю тираж Продукции по данному Заказу в полном объеме и потребовать от Исполнителя вернуть все выплаченные Заказчиком денежные средства по данному Заказу. Если же Заказчик согласен принять продукцию частично, Заказчик вправе потребовать от Исполнителя возврата стоимости части работ, соответствующей объему некачественной продукции, при условии обязательного возврата Исполнителю не принятой продукции.</w:t>
-      </w:r>
-    </w:p>
-    <w:p>
-      <w:pPr>
-        <w:tabs>
-          <w:tab w:val="left" w:pos="360"/>
-          <w:tab w:val="left" w:pos="540"/>
-        </w:tabs>
-        <w:spacing w:after="0" w:line="240" w:lineRule="auto"/>
-        <w:jc w:val="both"/>
-        <w:rPr>
-          <w:rFonts w:ascii="Tahoma" w:eastAsia="Times New Roman" w:hAnsi="Tahoma" w:cs="Tahoma"/>
-          <w:color w:val="000000"/>
-          <w:sz w:val="16"/>
-          <w:szCs w:val="16"/>
-          <w:lang w:eastAsia="ru-RU"/>
-        </w:rPr>
-      </w:pPr>
-      <w:r>
-        <w:rPr>
-          <w:rFonts w:ascii="Tahoma" w:eastAsia="Times New Roman" w:hAnsi="Tahoma" w:cs="Tahoma"/>
-          <w:sz w:val="16"/>
-          <w:szCs w:val="16"/>
-          <w:lang w:eastAsia="ru-RU"/>
-        </w:rPr>
-        <w:lastRenderedPageBreak/>
-        <w:t>5.6</w:t>
-      </w:r>
-      <w:r>
-        <w:rPr>
-          <w:rFonts w:ascii="Tahoma" w:eastAsia="Times New Roman" w:hAnsi="Tahoma" w:cs="Tahoma"/>
-          <w:sz w:val="16"/>
-          <w:szCs w:val="16"/>
-          <w:lang w:eastAsia="ru-RU"/>
-        </w:rPr>
-        <w:t>.</w:t>
-      </w:r>
-      <w:r>
-        <w:rPr>
-          <w:rFonts w:ascii="Tahoma" w:eastAsia="Times New Roman" w:hAnsi="Tahoma" w:cs="Tahoma"/>
-          <w:sz w:val="16"/>
-          <w:szCs w:val="16"/>
-          <w:lang w:eastAsia="ru-RU"/>
-        </w:rPr>
-        <w:tab/>
-      </w:r>
-      <w:r>
-        <w:rPr>
-          <w:rFonts w:ascii="Tahoma" w:eastAsia="Times New Roman" w:hAnsi="Tahoma" w:cs="Tahoma"/>
-          <w:color w:val="000000"/>
-          <w:sz w:val="16"/>
-          <w:szCs w:val="16"/>
-          <w:lang w:eastAsia="ru-RU"/>
-        </w:rPr>
-        <w:t>В случае если Исполнитель признал обоснованность претензии, но количество некачественных экземпляров в тираже составляет менее 10%, Исполнитель имеет право вернуть Заказчику стоимость некачественных экземпляров, указанную в Спецификации, при условии обязательного возврата Исполнителю не принятой продукции.</w:t>
-      </w:r>
-    </w:p>
-    <w:p>
-      <w:pPr>
-        <w:tabs>
-          <w:tab w:val="left" w:pos="360"/>
-          <w:tab w:val="left" w:pos="540"/>
-        </w:tabs>
-        <w:spacing w:after="0" w:line="240" w:lineRule="auto"/>
-        <w:jc w:val="both"/>
-        <w:rPr>
-          <w:rFonts w:ascii="Tahoma" w:eastAsia="Times New Roman" w:hAnsi="Tahoma" w:cs="Tahoma"/>
-          <w:color w:val="000000"/>
-          <w:sz w:val="16"/>
-          <w:szCs w:val="16"/>
-          <w:lang w:eastAsia="ru-RU"/>
-        </w:rPr>
-      </w:pPr>
-      <w:r>
-        <w:rPr>
-          <w:rFonts w:ascii="Tahoma" w:eastAsia="Times New Roman" w:hAnsi="Tahoma" w:cs="Tahoma"/>
-          <w:sz w:val="16"/>
-          <w:szCs w:val="16"/>
-          <w:lang w:eastAsia="ru-RU"/>
-        </w:rPr>
-        <w:t>5.7</w:t>
-      </w:r>
-      <w:r>
-        <w:rPr>
-          <w:rFonts w:ascii="Tahoma" w:eastAsia="Times New Roman" w:hAnsi="Tahoma" w:cs="Tahoma"/>
-          <w:sz w:val="16"/>
-          <w:szCs w:val="16"/>
-          <w:lang w:eastAsia="ru-RU"/>
-        </w:rPr>
-        <w:t>.</w:t>
-      </w:r>
-      <w:r>
-        <w:rPr>
-          <w:rFonts w:ascii="Tahoma" w:eastAsia="Times New Roman" w:hAnsi="Tahoma" w:cs="Tahoma"/>
-          <w:sz w:val="16"/>
-          <w:szCs w:val="16"/>
-          <w:lang w:eastAsia="ru-RU"/>
-        </w:rPr>
-        <w:tab/>
-      </w:r>
-      <w:r>
-        <w:rPr>
-          <w:rFonts w:ascii="Tahoma" w:eastAsia="Times New Roman" w:hAnsi="Tahoma" w:cs="Tahoma"/>
-          <w:color w:val="000000"/>
-          <w:sz w:val="16"/>
-          <w:szCs w:val="16"/>
-          <w:lang w:eastAsia="ru-RU"/>
-        </w:rPr>
-        <w:t>В случае если количество изготовленных экземпляров в тираже составляет более 90%, но менее 100%, Исполнитель имеет право вернуть Заказчику стоимость не изготовленных экземпляров, указанную в Счете.</w:t>
-      </w:r>
-    </w:p>
-    <w:p>
-      <w:pPr>
-        <w:tabs>
-          <w:tab w:val="left" w:pos="360"/>
-          <w:tab w:val="left" w:pos="540"/>
-        </w:tabs>
-        <w:spacing w:after="0" w:line="240" w:lineRule="auto"/>
-        <w:jc w:val="both"/>
-        <w:rPr>
-          <w:rFonts w:ascii="Tahoma" w:eastAsia="Times New Roman" w:hAnsi="Tahoma" w:cs="Tahoma"/>
-          <w:sz w:val="16"/>
-          <w:szCs w:val="16"/>
-          <w:lang w:eastAsia="ru-RU"/>
-        </w:rPr>
-      </w:pPr>
-      <w:r>
-        <w:rPr>
-          <w:rFonts w:ascii="Tahoma" w:eastAsia="Times New Roman" w:hAnsi="Tahoma" w:cs="Tahoma"/>
-          <w:sz w:val="16"/>
-          <w:szCs w:val="16"/>
-          <w:lang w:eastAsia="ru-RU"/>
-        </w:rPr>
-        <w:t>5.8</w:t>
-      </w:r>
-      <w:r>
-        <w:rPr>
-          <w:rFonts w:ascii="Tahoma" w:eastAsia="Times New Roman" w:hAnsi="Tahoma" w:cs="Tahoma"/>
-          <w:sz w:val="16"/>
-          <w:szCs w:val="16"/>
-          <w:lang w:eastAsia="ru-RU"/>
-        </w:rPr>
-        <w:t>.</w:t>
-      </w:r>
-      <w:r>
-        <w:rPr>
-          <w:rFonts w:ascii="Tahoma" w:eastAsia="Times New Roman" w:hAnsi="Tahoma" w:cs="Tahoma"/>
-          <w:sz w:val="16"/>
-          <w:szCs w:val="16"/>
-          <w:lang w:eastAsia="ru-RU"/>
-        </w:rPr>
-        <w:tab/>
-        <w:t>Если по истечении 5 (пяти) рабочих дней с момента подписания товарной накладной Заказчик не предъявил претензий по качеству и срокам выполнения работ по настоящему Договору, они считаются выполненными и претензии не принимаются.</w:t>
-      </w:r>
-    </w:p>
-    <w:p>
-      <w:pPr>
-        <w:tabs>
-          <w:tab w:val="left" w:pos="360"/>
-          <w:tab w:val="left" w:pos="540"/>
-        </w:tabs>
-        <w:spacing w:after="0" w:line="240" w:lineRule="auto"/>
-        <w:jc w:val="both"/>
-        <w:rPr>
-          <w:rFonts w:ascii="Tahoma" w:eastAsia="Times New Roman" w:hAnsi="Tahoma" w:cs="Tahoma"/>
-          <w:sz w:val="16"/>
-          <w:szCs w:val="16"/>
-          <w:lang w:eastAsia="ru-RU"/>
-        </w:rPr>
-      </w:pPr>
-      <w:r>
-        <w:rPr>
-          <w:rFonts w:ascii="Tahoma" w:eastAsia="Times New Roman" w:hAnsi="Tahoma" w:cs="Tahoma"/>
-          <w:sz w:val="16"/>
-          <w:szCs w:val="16"/>
-          <w:lang w:eastAsia="ru-RU"/>
-        </w:rPr>
-        <w:t>5.9</w:t>
-      </w:r>
-      <w:r>
-        <w:rPr>
-          <w:rFonts w:ascii="Tahoma" w:eastAsia="Times New Roman" w:hAnsi="Tahoma" w:cs="Tahoma"/>
-          <w:sz w:val="16"/>
-          <w:szCs w:val="16"/>
-          <w:lang w:eastAsia="ru-RU"/>
-        </w:rPr>
-        <w:t>.</w:t>
-      </w:r>
-      <w:r>
-        <w:rPr>
-          <w:rFonts w:ascii="Tahoma" w:eastAsia="Times New Roman" w:hAnsi="Tahoma" w:cs="Tahoma"/>
-          <w:sz w:val="16"/>
-          <w:szCs w:val="16"/>
-          <w:lang w:eastAsia="ru-RU"/>
-        </w:rPr>
-        <w:tab/>
-        <w:t>Продукция может быть передана от Исполнителя Заказчику только после поступления полной суммы, указанной в Счете за изготовление данной продукции, на расчетный счет Исполнителя.</w:t>
-      </w:r>
-    </w:p>
-    <w:p>
-      <w:pPr>
-        <w:tabs>
-          <w:tab w:val="left" w:pos="360"/>
-          <w:tab w:val="left" w:pos="540"/>
-        </w:tabs>
-        <w:spacing w:after="0" w:line="240" w:lineRule="auto"/>
-        <w:jc w:val="both"/>
-        <w:rPr>
-          <w:rFonts w:ascii="Tahoma" w:eastAsia="Times New Roman" w:hAnsi="Tahoma" w:cs="Tahoma"/>
-          <w:color w:val="000000"/>
-          <w:sz w:val="16"/>
-          <w:szCs w:val="16"/>
-          <w:lang w:eastAsia="ru-RU"/>
-        </w:rPr>
-      </w:pPr>
-      <w:r>
-        <w:rPr>
-          <w:rFonts w:ascii="Tahoma" w:eastAsia="Times New Roman" w:hAnsi="Tahoma" w:cs="Tahoma"/>
-          <w:sz w:val="16"/>
-          <w:szCs w:val="16"/>
-          <w:lang w:eastAsia="ru-RU"/>
-        </w:rPr>
-        <w:t>5.10</w:t>
-      </w:r>
-      <w:r>
-        <w:rPr>
-          <w:rFonts w:ascii="Tahoma" w:eastAsia="Times New Roman" w:hAnsi="Tahoma" w:cs="Tahoma"/>
-          <w:sz w:val="16"/>
-          <w:szCs w:val="16"/>
-          <w:lang w:eastAsia="ru-RU"/>
-        </w:rPr>
-        <w:t>.</w:t>
-      </w:r>
-      <w:r>
-        <w:rPr>
-          <w:rFonts w:ascii="Tahoma" w:eastAsia="Times New Roman" w:hAnsi="Tahoma" w:cs="Tahoma"/>
-          <w:color w:val="000000"/>
-          <w:sz w:val="16"/>
-          <w:szCs w:val="16"/>
-          <w:lang w:eastAsia="ru-RU"/>
-        </w:rPr>
-        <w:t>Заказчик для выполнения работ по Договору может предоставить Исполнителю исходные материалы (тест, слайды и пр.) либо оригинал-макет.</w:t>
-      </w:r>
-    </w:p>
-    <w:p>
-      <w:pPr>
-        <w:tabs>
-          <w:tab w:val="left" w:pos="360"/>
-          <w:tab w:val="left" w:pos="540"/>
-        </w:tabs>
-        <w:spacing w:after="0" w:line="240" w:lineRule="auto"/>
-        <w:jc w:val="both"/>
-        <w:rPr>
-          <w:rFonts w:ascii="Tahoma" w:eastAsia="Times New Roman" w:hAnsi="Tahoma" w:cs="Tahoma"/>
-          <w:color w:val="000000"/>
-          <w:sz w:val="16"/>
-          <w:szCs w:val="16"/>
-          <w:lang w:eastAsia="ru-RU"/>
-        </w:rPr>
-      </w:pPr>
-      <w:r>
-        <w:rPr>
-          <w:rFonts w:ascii="Tahoma" w:eastAsia="Times New Roman" w:hAnsi="Tahoma" w:cs="Tahoma"/>
-          <w:sz w:val="16"/>
-          <w:szCs w:val="16"/>
-          <w:lang w:eastAsia="ru-RU"/>
-        </w:rPr>
-        <w:t>5.11</w:t>
-      </w:r>
-      <w:r>
-        <w:rPr>
-          <w:rFonts w:ascii="Tahoma" w:eastAsia="Times New Roman" w:hAnsi="Tahoma" w:cs="Tahoma"/>
-          <w:sz w:val="16"/>
-          <w:szCs w:val="16"/>
-          <w:lang w:eastAsia="ru-RU"/>
-        </w:rPr>
-        <w:t>.</w:t>
-      </w:r>
-      <w:r>
-        <w:rPr>
-          <w:rFonts w:ascii="Tahoma" w:eastAsia="Times New Roman" w:hAnsi="Tahoma" w:cs="Tahoma"/>
-          <w:color w:val="000000"/>
-          <w:sz w:val="16"/>
-          <w:szCs w:val="16"/>
-          <w:lang w:eastAsia="ru-RU"/>
-        </w:rPr>
-        <w:t xml:space="preserve"> Недостатки Продукции, являющиеся следствием несоблюдения Заказчиком требований к оригинал-макетам, не могут являться основанием для непринятия им Продукции или изменения ее конечной стоимости. При необходимости в этом случае проведения Исполнителем дополнительных работ они оплачиваются согласно действующим на момент их проведения расценкам Исполнителя.</w:t>
-      </w:r>
-    </w:p>
-    <w:p>
-      <w:pPr>
-        <w:tabs>
-          <w:tab w:val="left" w:pos="360"/>
-          <w:tab w:val="left" w:pos="540"/>
-        </w:tabs>
-        <w:spacing w:after="0" w:line="240" w:lineRule="auto"/>
-        <w:jc w:val="both"/>
-        <w:rPr>
-          <w:rFonts w:ascii="Tahoma" w:eastAsia="Times New Roman" w:hAnsi="Tahoma" w:cs="Tahoma"/>
-          <w:color w:val="000000"/>
-          <w:sz w:val="16"/>
-          <w:szCs w:val="16"/>
-          <w:lang w:eastAsia="ru-RU"/>
-        </w:rPr>
-      </w:pPr>
-    </w:p>
-    <w:p>
-      <w:pPr>
-        <w:tabs>
-          <w:tab w:val="left" w:pos="360"/>
-          <w:tab w:val="left" w:pos="540"/>
-        </w:tabs>
-        <w:spacing w:after="0" w:line="240" w:lineRule="auto"/>
-        <w:jc w:val="both"/>
-        <w:rPr>
-          <w:rFonts w:ascii="Tahoma" w:eastAsia="Times New Roman" w:hAnsi="Tahoma" w:cs="Tahoma"/>
-          <w:b/>
-          <w:color w:val="000000"/>
-          <w:sz w:val="16"/>
-          <w:szCs w:val="16"/>
-          <w:lang w:eastAsia="ru-RU"/>
-        </w:rPr>
-      </w:pPr>
-      <w:r>
-        <w:rPr>
-          <w:rFonts w:ascii="Tahoma" w:eastAsia="Times New Roman" w:hAnsi="Tahoma" w:cs="Tahoma"/>
-          <w:b/>
-          <w:color w:val="000000"/>
-          <w:sz w:val="16"/>
-          <w:szCs w:val="16"/>
-          <w:lang w:eastAsia="ru-RU"/>
-        </w:rPr>
-        <w:t>6.</w:t>
-      </w:r>
-      <w:r>
-        <w:rPr>
-          <w:rFonts w:ascii="Tahoma" w:eastAsia="Times New Roman" w:hAnsi="Tahoma" w:cs="Tahoma"/>
-          <w:b/>
-          <w:color w:val="000000"/>
-          <w:sz w:val="16"/>
-          <w:szCs w:val="16"/>
-          <w:lang w:eastAsia="ru-RU"/>
-        </w:rPr>
-        <w:tab/>
-        <w:t xml:space="preserve">Обстоятельства непреодолимой силы </w:t>
-      </w:r>
-    </w:p>
-    <w:p>
-      <w:pPr>
-        <w:tabs>
-          <w:tab w:val="left" w:pos="360"/>
-          <w:tab w:val="left" w:pos="540"/>
-        </w:tabs>
-        <w:spacing w:after="0" w:line="240" w:lineRule="auto"/>
-        <w:jc w:val="both"/>
-        <w:rPr>
-          <w:rFonts w:ascii="Tahoma" w:eastAsia="Times New Roman" w:hAnsi="Tahoma" w:cs="Tahoma"/>
-          <w:color w:val="000000"/>
-          <w:sz w:val="16"/>
-          <w:szCs w:val="16"/>
-          <w:lang w:eastAsia="ru-RU"/>
-        </w:rPr>
-      </w:pPr>
-      <w:r>
-        <w:rPr>
-          <w:rFonts w:ascii="Tahoma" w:eastAsia="Times New Roman" w:hAnsi="Tahoma" w:cs="Tahoma"/>
-          <w:color w:val="000000"/>
-          <w:sz w:val="16"/>
-          <w:szCs w:val="16"/>
-          <w:lang w:eastAsia="ru-RU"/>
-        </w:rPr>
-        <w:t>6.1.</w:t>
-      </w:r>
-      <w:r>
-        <w:rPr>
-          <w:rFonts w:ascii="Tahoma" w:eastAsia="Times New Roman" w:hAnsi="Tahoma" w:cs="Tahoma"/>
-          <w:color w:val="000000"/>
-          <w:sz w:val="16"/>
-          <w:szCs w:val="16"/>
-          <w:lang w:eastAsia="ru-RU"/>
-        </w:rPr>
-        <w:tab/>
-        <w:t>Стороны освобождаются от ответственности за частичное или полное неисполнение обязательств по настоящему Договору, если это неисполнение явилось следствием обстоятельств непреодолимой силы, возникших после заключения Договора, в результате событий чрезвычайного характера, которые Стороны не могли ни предвидеть, ни предотвратить.</w:t>
-      </w:r>
-    </w:p>
-    <w:p>
-      <w:pPr>
-        <w:tabs>
-          <w:tab w:val="left" w:pos="360"/>
-          <w:tab w:val="left" w:pos="540"/>
-        </w:tabs>
-        <w:spacing w:after="0" w:line="240" w:lineRule="auto"/>
-        <w:jc w:val="both"/>
-        <w:rPr>
-          <w:rFonts w:ascii="Tahoma" w:eastAsia="Times New Roman" w:hAnsi="Tahoma" w:cs="Tahoma"/>
-          <w:color w:val="000000"/>
-          <w:sz w:val="16"/>
-          <w:szCs w:val="16"/>
-          <w:lang w:eastAsia="ru-RU"/>
-        </w:rPr>
-      </w:pPr>
-      <w:r>
-        <w:rPr>
-          <w:rFonts w:ascii="Tahoma" w:eastAsia="Times New Roman" w:hAnsi="Tahoma" w:cs="Tahoma"/>
-          <w:color w:val="000000"/>
-          <w:sz w:val="16"/>
-          <w:szCs w:val="16"/>
-          <w:lang w:eastAsia="ru-RU"/>
-        </w:rPr>
-        <w:t>6.2.</w:t>
-      </w:r>
-      <w:r>
-        <w:rPr>
-          <w:rFonts w:ascii="Tahoma" w:eastAsia="Times New Roman" w:hAnsi="Tahoma" w:cs="Tahoma"/>
-          <w:color w:val="000000"/>
-          <w:sz w:val="16"/>
-          <w:szCs w:val="16"/>
-          <w:lang w:eastAsia="ru-RU"/>
-        </w:rPr>
-        <w:tab/>
-        <w:t>Сторона, невыполнение обязательств которой вызвано форс-мажорными обстоятельствами, обязана в срок не более трех рабочих дней известить в письменной форме другую сторону об этом с приложением соответствующих документов, если форс-мажорные обстоятельства не являются препятствием для извещения. Информация должна содержать данные о характере обстоятельств, а также оценку сроков истечения их влияния на исполнение Стороной своих обязательств по настоящему Договору. В случае несвоевременного извещения Сторона лишается права ссылаться на форс-мажорные обстоятельства как основание невыполнения своих обязательств по данному Договору.</w:t>
-      </w:r>
-    </w:p>
-    <w:p>
-      <w:pPr>
-        <w:tabs>
-          <w:tab w:val="left" w:pos="360"/>
-          <w:tab w:val="left" w:pos="540"/>
-        </w:tabs>
-        <w:spacing w:after="0" w:line="240" w:lineRule="auto"/>
-        <w:jc w:val="both"/>
-        <w:rPr>
-          <w:rFonts w:ascii="Tahoma" w:eastAsia="Times New Roman" w:hAnsi="Tahoma" w:cs="Tahoma"/>
-          <w:color w:val="000000"/>
-          <w:sz w:val="16"/>
-          <w:szCs w:val="16"/>
-          <w:lang w:eastAsia="ru-RU"/>
-        </w:rPr>
-      </w:pPr>
-      <w:r>
-        <w:rPr>
-          <w:rFonts w:ascii="Tahoma" w:eastAsia="Times New Roman" w:hAnsi="Tahoma" w:cs="Tahoma"/>
-          <w:color w:val="000000"/>
-          <w:sz w:val="16"/>
-          <w:szCs w:val="16"/>
-          <w:lang w:eastAsia="ru-RU"/>
-        </w:rPr>
-        <w:t>6.3.</w:t>
-      </w:r>
-      <w:r>
-        <w:rPr>
-          <w:rFonts w:ascii="Tahoma" w:eastAsia="Times New Roman" w:hAnsi="Tahoma" w:cs="Tahoma"/>
-          <w:color w:val="000000"/>
-          <w:sz w:val="16"/>
-          <w:szCs w:val="16"/>
-          <w:lang w:eastAsia="ru-RU"/>
-        </w:rPr>
-        <w:tab/>
-        <w:t>Надлежащим доказательством наличия указанных выше обстоятельств и их продолжительности будут служить свидетельства компетентных органов Республики Беларусь.</w:t>
-      </w:r>
-    </w:p>
-    <w:p>
-      <w:pPr>
-        <w:tabs>
-          <w:tab w:val="left" w:pos="360"/>
-          <w:tab w:val="left" w:pos="540"/>
-        </w:tabs>
-        <w:spacing w:after="0" w:line="240" w:lineRule="auto"/>
-        <w:jc w:val="both"/>
-        <w:rPr>
-          <w:rFonts w:ascii="Tahoma" w:eastAsia="Times New Roman" w:hAnsi="Tahoma" w:cs="Tahoma"/>
-          <w:sz w:val="16"/>
-          <w:szCs w:val="16"/>
-          <w:lang w:eastAsia="ru-RU"/>
-        </w:rPr>
-      </w:pPr>
-      <w:r>
-        <w:rPr>
-          <w:rFonts w:ascii="Tahoma" w:eastAsia="Times New Roman" w:hAnsi="Tahoma" w:cs="Tahoma"/>
-          <w:color w:val="000000"/>
-          <w:sz w:val="16"/>
-          <w:szCs w:val="16"/>
-          <w:lang w:eastAsia="ru-RU"/>
-        </w:rPr>
-        <w:t>6.4.</w:t>
-      </w:r>
-      <w:r>
-        <w:rPr>
-          <w:rFonts w:ascii="Tahoma" w:eastAsia="Times New Roman" w:hAnsi="Tahoma" w:cs="Tahoma"/>
-          <w:color w:val="000000"/>
-          <w:sz w:val="16"/>
-          <w:szCs w:val="16"/>
-          <w:lang w:eastAsia="ru-RU"/>
-        </w:rPr>
-        <w:tab/>
-        <w:t xml:space="preserve">Если в результате форс-мажорных обстоятельств условия настоящего Договора не выполняются более одного месяца, Стороны имеют право досрочного расторжения Договора </w:t>
-      </w:r>
-      <w:r>
-        <w:rPr>
-          <w:rFonts w:ascii="Tahoma" w:eastAsia="Times New Roman" w:hAnsi="Tahoma" w:cs="Tahoma"/>
-          <w:sz w:val="16"/>
-          <w:szCs w:val="16"/>
-          <w:lang w:eastAsia="ru-RU"/>
-        </w:rPr>
-        <w:t xml:space="preserve">и руководствуются при этом </w:t>
-      </w:r>
-      <w:proofErr w:type="spellStart"/>
-      <w:r>
-        <w:rPr>
-          <w:rFonts w:ascii="Tahoma" w:eastAsia="Times New Roman" w:hAnsi="Tahoma" w:cs="Tahoma"/>
-          <w:sz w:val="16"/>
-          <w:szCs w:val="16"/>
-          <w:lang w:eastAsia="ru-RU"/>
-        </w:rPr>
-        <w:t>п.п</w:t>
-      </w:r>
-      <w:proofErr w:type="spellEnd"/>
-      <w:r>
-        <w:rPr>
-          <w:rFonts w:ascii="Tahoma" w:eastAsia="Times New Roman" w:hAnsi="Tahoma" w:cs="Tahoma"/>
-          <w:sz w:val="16"/>
-          <w:szCs w:val="16"/>
-          <w:lang w:eastAsia="ru-RU"/>
-        </w:rPr>
-        <w:t>. 8.8.</w:t>
-      </w:r>
-    </w:p>
-    <w:p>
-      <w:pPr>
-        <w:tabs>
-          <w:tab w:val="left" w:pos="360"/>
-          <w:tab w:val="left" w:pos="540"/>
-        </w:tabs>
-        <w:spacing w:after="0" w:line="240" w:lineRule="auto"/>
-        <w:jc w:val="both"/>
-        <w:rPr>
-          <w:rFonts w:ascii="Tahoma" w:eastAsia="Times New Roman" w:hAnsi="Tahoma" w:cs="Tahoma"/>
-          <w:color w:val="000000"/>
-          <w:sz w:val="16"/>
-          <w:szCs w:val="16"/>
-          <w:lang w:eastAsia="ru-RU"/>
-        </w:rPr>
-      </w:pPr>
-    </w:p>
-    <w:p>
-      <w:pPr>
-        <w:tabs>
-          <w:tab w:val="left" w:pos="360"/>
-          <w:tab w:val="left" w:pos="540"/>
-        </w:tabs>
-        <w:spacing w:after="0" w:line="240" w:lineRule="auto"/>
-        <w:jc w:val="both"/>
-        <w:rPr>
-          <w:rFonts w:ascii="Tahoma" w:eastAsia="Times New Roman" w:hAnsi="Tahoma" w:cs="Tahoma"/>
-          <w:color w:val="000000"/>
-          <w:sz w:val="16"/>
-          <w:szCs w:val="16"/>
-          <w:lang w:eastAsia="ru-RU"/>
-        </w:rPr>
-      </w:pPr>
-      <w:r>
-        <w:rPr>
-          <w:rFonts w:ascii="Tahoma" w:eastAsia="Times New Roman" w:hAnsi="Tahoma" w:cs="Tahoma"/>
-          <w:b/>
-          <w:color w:val="000000"/>
-          <w:sz w:val="16"/>
-          <w:szCs w:val="16"/>
-          <w:lang w:eastAsia="ru-RU"/>
-        </w:rPr>
-        <w:t>7.</w:t>
-      </w:r>
-      <w:r>
-        <w:rPr>
-          <w:rFonts w:ascii="Tahoma" w:eastAsia="Times New Roman" w:hAnsi="Tahoma" w:cs="Tahoma"/>
-          <w:b/>
-          <w:color w:val="000000"/>
-          <w:sz w:val="16"/>
-          <w:szCs w:val="16"/>
-          <w:lang w:eastAsia="ru-RU"/>
-        </w:rPr>
-        <w:tab/>
-        <w:t xml:space="preserve">Разрешение споров </w:t>
-      </w:r>
-    </w:p>
-    <w:p>
-      <w:pPr>
-        <w:tabs>
-          <w:tab w:val="left" w:pos="360"/>
-          <w:tab w:val="left" w:pos="540"/>
-        </w:tabs>
-        <w:spacing w:after="0" w:line="240" w:lineRule="auto"/>
-        <w:jc w:val="both"/>
-        <w:rPr>
-          <w:rFonts w:ascii="Tahoma" w:eastAsia="Times New Roman" w:hAnsi="Tahoma" w:cs="Tahoma"/>
-          <w:color w:val="000000"/>
-          <w:sz w:val="16"/>
-          <w:szCs w:val="16"/>
-          <w:lang w:eastAsia="ru-RU"/>
-        </w:rPr>
-      </w:pPr>
-      <w:r>
-        <w:rPr>
-          <w:rFonts w:ascii="Tahoma" w:eastAsia="Times New Roman" w:hAnsi="Tahoma" w:cs="Tahoma"/>
-          <w:color w:val="000000"/>
-          <w:sz w:val="16"/>
-          <w:szCs w:val="16"/>
-          <w:lang w:eastAsia="ru-RU"/>
-        </w:rPr>
-        <w:t>7.1.</w:t>
-      </w:r>
-      <w:r>
-        <w:rPr>
-          <w:rFonts w:ascii="Tahoma" w:eastAsia="Times New Roman" w:hAnsi="Tahoma" w:cs="Tahoma"/>
-          <w:color w:val="000000"/>
-          <w:sz w:val="16"/>
-          <w:szCs w:val="16"/>
-          <w:lang w:eastAsia="ru-RU"/>
-        </w:rPr>
-        <w:tab/>
-        <w:t>Все разногласия и споры, которые могут возникнуть при исполнении настоящего Договора, будут разрешаться мирным путем. В случае если Стороны не придут к соглашению, спор подлежит рассмотре</w:t>
-      </w:r>
-      <w:r>
-        <w:rPr>
-          <w:rFonts w:ascii="Tahoma" w:eastAsia="Times New Roman" w:hAnsi="Tahoma" w:cs="Tahoma"/>
-          <w:color w:val="000000"/>
-          <w:sz w:val="16"/>
-          <w:szCs w:val="16"/>
-          <w:lang w:eastAsia="ru-RU"/>
-        </w:rPr>
-        <w:t>нию согласно законодательству Республики Беларусь</w:t>
-      </w:r>
-      <w:r>
-        <w:rPr>
-          <w:rFonts w:ascii="Tahoma" w:eastAsia="Times New Roman" w:hAnsi="Tahoma" w:cs="Tahoma"/>
-          <w:color w:val="000000"/>
-          <w:sz w:val="16"/>
-          <w:szCs w:val="16"/>
-          <w:lang w:eastAsia="ru-RU"/>
-        </w:rPr>
-        <w:t>.</w:t>
-      </w:r>
-    </w:p>
-    <w:p>
-      <w:pPr>
-        <w:tabs>
-          <w:tab w:val="left" w:pos="360"/>
-          <w:tab w:val="left" w:pos="540"/>
-        </w:tabs>
-        <w:spacing w:after="0" w:line="240" w:lineRule="auto"/>
-        <w:jc w:val="both"/>
-        <w:rPr>
-          <w:rFonts w:ascii="Tahoma" w:eastAsia="Times New Roman" w:hAnsi="Tahoma" w:cs="Tahoma"/>
-          <w:color w:val="000000"/>
-          <w:sz w:val="16"/>
-          <w:szCs w:val="16"/>
-          <w:lang w:eastAsia="ru-RU"/>
-        </w:rPr>
-      </w:pPr>
-      <w:r>
-        <w:rPr>
-          <w:rFonts w:ascii="Tahoma" w:eastAsia="Times New Roman" w:hAnsi="Tahoma" w:cs="Tahoma"/>
-          <w:color w:val="000000"/>
-          <w:sz w:val="16"/>
-          <w:szCs w:val="16"/>
-          <w:lang w:eastAsia="ru-RU"/>
-        </w:rPr>
-        <w:t>7.2.</w:t>
-      </w:r>
-      <w:r>
-        <w:rPr>
-          <w:rFonts w:ascii="Tahoma" w:eastAsia="Times New Roman" w:hAnsi="Tahoma" w:cs="Tahoma"/>
-          <w:color w:val="000000"/>
-          <w:sz w:val="16"/>
-          <w:szCs w:val="16"/>
-          <w:lang w:eastAsia="ru-RU"/>
-        </w:rPr>
-        <w:tab/>
-        <w:t xml:space="preserve">При разногласиях по качеству выполненных Исполнителем работ Стороны могут обратиться к эксперту. Оплата проведения экспертизы выполняется стороной, утверждение которой экспертом опровергнуто. </w:t>
-      </w:r>
-    </w:p>
-    <w:p>
-      <w:pPr>
-        <w:tabs>
-          <w:tab w:val="left" w:pos="360"/>
-          <w:tab w:val="left" w:pos="540"/>
-        </w:tabs>
-        <w:spacing w:after="0" w:line="240" w:lineRule="auto"/>
-        <w:jc w:val="both"/>
-        <w:rPr>
-          <w:rFonts w:ascii="Tahoma" w:eastAsia="Times New Roman" w:hAnsi="Tahoma" w:cs="Tahoma"/>
-          <w:sz w:val="16"/>
-          <w:szCs w:val="16"/>
-          <w:lang w:eastAsia="ru-RU"/>
-        </w:rPr>
-      </w:pPr>
-      <w:r>
-        <w:rPr>
-          <w:rFonts w:ascii="Tahoma" w:eastAsia="Times New Roman" w:hAnsi="Tahoma" w:cs="Tahoma"/>
-          <w:color w:val="000000"/>
-          <w:sz w:val="16"/>
-          <w:szCs w:val="16"/>
-          <w:lang w:eastAsia="ru-RU"/>
-        </w:rPr>
-        <w:t xml:space="preserve">7.3 За нарушение сроков выполнения обязательств, оговоренных Сторонами, </w:t>
-      </w:r>
-      <w:r>
-        <w:rPr>
-          <w:rFonts w:ascii="Tahoma" w:eastAsia="Times New Roman" w:hAnsi="Tahoma" w:cs="Tahoma"/>
-          <w:sz w:val="16"/>
-          <w:szCs w:val="16"/>
-          <w:lang w:eastAsia="ru-RU"/>
-        </w:rPr>
-        <w:t>Заказчик имеет право потребовать с Исполнителя</w:t>
-      </w:r>
-      <w:r>
-        <w:rPr>
-          <w:rFonts w:ascii="Tahoma" w:eastAsia="Times New Roman" w:hAnsi="Tahoma" w:cs="Tahoma"/>
-          <w:color w:val="000000"/>
-          <w:sz w:val="16"/>
-          <w:szCs w:val="16"/>
-          <w:lang w:eastAsia="ru-RU"/>
-        </w:rPr>
-        <w:t xml:space="preserve"> пеню </w:t>
-      </w:r>
-      <w:r>
-        <w:rPr>
-          <w:rFonts w:ascii="Tahoma" w:eastAsia="Times New Roman" w:hAnsi="Tahoma" w:cs="Tahoma"/>
-          <w:sz w:val="16"/>
-          <w:szCs w:val="16"/>
-          <w:lang w:eastAsia="ru-RU"/>
-        </w:rPr>
-        <w:t>в размере, установленном Законодательством Республики Беларусь.</w:t>
-      </w:r>
-    </w:p>
-    <w:p>
-      <w:pPr>
-        <w:tabs>
-          <w:tab w:val="left" w:pos="360"/>
-          <w:tab w:val="left" w:pos="540"/>
-        </w:tabs>
-        <w:spacing w:after="0" w:line="240" w:lineRule="auto"/>
-        <w:jc w:val="both"/>
-        <w:rPr>
-          <w:rFonts w:ascii="Tahoma" w:eastAsia="Times New Roman" w:hAnsi="Tahoma" w:cs="Tahoma"/>
-          <w:color w:val="000000"/>
-          <w:sz w:val="16"/>
-          <w:szCs w:val="16"/>
-          <w:lang w:eastAsia="ru-RU"/>
-        </w:rPr>
-      </w:pPr>
-    </w:p>
-    <w:p>
-      <w:pPr>
-        <w:tabs>
-          <w:tab w:val="left" w:pos="360"/>
-          <w:tab w:val="left" w:pos="540"/>
-        </w:tabs>
-        <w:spacing w:after="0" w:line="240" w:lineRule="auto"/>
-        <w:jc w:val="both"/>
-        <w:rPr>
-          <w:rFonts w:ascii="Tahoma" w:eastAsia="Times New Roman" w:hAnsi="Tahoma" w:cs="Tahoma"/>
-          <w:b/>
-          <w:color w:val="000000"/>
-          <w:sz w:val="16"/>
-          <w:szCs w:val="16"/>
-          <w:lang w:eastAsia="ru-RU"/>
-        </w:rPr>
-      </w:pPr>
-      <w:r>
-        <w:rPr>
-          <w:rFonts w:ascii="Tahoma" w:eastAsia="Times New Roman" w:hAnsi="Tahoma" w:cs="Tahoma"/>
-          <w:b/>
-          <w:color w:val="000000"/>
-          <w:sz w:val="16"/>
-          <w:szCs w:val="16"/>
-          <w:lang w:eastAsia="ru-RU"/>
-        </w:rPr>
-        <w:t>8.</w:t>
-      </w:r>
-      <w:r>
-        <w:rPr>
-          <w:rFonts w:ascii="Tahoma" w:eastAsia="Times New Roman" w:hAnsi="Tahoma" w:cs="Tahoma"/>
-          <w:b/>
-          <w:color w:val="000000"/>
-          <w:sz w:val="16"/>
-          <w:szCs w:val="16"/>
-          <w:lang w:eastAsia="ru-RU"/>
-        </w:rPr>
-        <w:tab/>
-        <w:t xml:space="preserve">Прочие условия </w:t>
-      </w:r>
-    </w:p>
-    <w:p>
-      <w:pPr>
-        <w:tabs>
-          <w:tab w:val="left" w:pos="360"/>
-          <w:tab w:val="left" w:pos="540"/>
-        </w:tabs>
-        <w:spacing w:after="0" w:line="240" w:lineRule="auto"/>
-        <w:jc w:val="both"/>
-        <w:rPr>
-          <w:rFonts w:ascii="Tahoma" w:eastAsia="Times New Roman" w:hAnsi="Tahoma" w:cs="Tahoma"/>
-          <w:sz w:val="16"/>
-          <w:szCs w:val="16"/>
-          <w:lang w:eastAsia="ru-RU"/>
-        </w:rPr>
-      </w:pPr>
-      <w:r>
-        <w:rPr>
-          <w:rFonts w:ascii="Tahoma" w:eastAsia="Times New Roman" w:hAnsi="Tahoma" w:cs="Tahoma"/>
-          <w:sz w:val="16"/>
-          <w:szCs w:val="16"/>
-          <w:lang w:eastAsia="ru-RU"/>
-        </w:rPr>
-        <w:t>8.1.</w:t>
-      </w:r>
-      <w:r>
-        <w:rPr>
-          <w:rFonts w:ascii="Tahoma" w:eastAsia="Times New Roman" w:hAnsi="Tahoma" w:cs="Tahoma"/>
-          <w:sz w:val="16"/>
-          <w:szCs w:val="16"/>
-          <w:lang w:eastAsia="ru-RU"/>
-        </w:rPr>
-        <w:tab/>
-        <w:t>После подписания Договора все предыдущие переговоры и переписка по нему теряют юридическую силу.</w:t>
-      </w:r>
-    </w:p>
-    <w:p>
-      <w:pPr>
-        <w:tabs>
-          <w:tab w:val="left" w:pos="360"/>
-          <w:tab w:val="left" w:pos="540"/>
-        </w:tabs>
-        <w:spacing w:after="0" w:line="240" w:lineRule="auto"/>
-        <w:jc w:val="both"/>
-        <w:rPr>
-          <w:rFonts w:ascii="Tahoma" w:eastAsia="Times New Roman" w:hAnsi="Tahoma" w:cs="Tahoma"/>
-          <w:sz w:val="16"/>
-          <w:szCs w:val="16"/>
-          <w:lang w:eastAsia="ru-RU"/>
-        </w:rPr>
-      </w:pPr>
-      <w:r>
-        <w:rPr>
-          <w:rFonts w:ascii="Tahoma" w:eastAsia="Times New Roman" w:hAnsi="Tahoma" w:cs="Tahoma"/>
-          <w:sz w:val="16"/>
-          <w:szCs w:val="16"/>
-          <w:lang w:eastAsia="ru-RU"/>
-        </w:rPr>
-        <w:t>8.2.</w:t>
-      </w:r>
-      <w:r>
-        <w:rPr>
-          <w:rFonts w:ascii="Tahoma" w:eastAsia="Times New Roman" w:hAnsi="Tahoma" w:cs="Tahoma"/>
-          <w:sz w:val="16"/>
-          <w:szCs w:val="16"/>
-          <w:lang w:eastAsia="ru-RU"/>
-        </w:rPr>
-        <w:tab/>
-        <w:t>Договор вступает в силу со дня его подписания и действует</w:t>
-      </w:r>
-      <w:r>
-        <w:rPr>
-          <w:rFonts w:ascii="Tahoma" w:eastAsia="Times New Roman" w:hAnsi="Tahoma" w:cs="Tahoma"/>
-          <w:sz w:val="16"/>
-          <w:szCs w:val="16"/>
-          <w:lang w:eastAsia="ru-RU"/>
-        </w:rPr>
-        <w:t xml:space="preserve"> </w:t>
-      </w:r>
-      <w:r>
-        <w:rPr>
-          <w:rFonts w:ascii="Tahoma" w:eastAsia="Times New Roman" w:hAnsi="Tahoma" w:cs="Tahoma"/>
-          <w:sz w:val="16"/>
-          <w:szCs w:val="16"/>
-          <w:lang w:eastAsia="ru-RU"/>
-        </w:rPr>
-        <w:t xml:space="preserve">до </w:t>
-      </w:r>
-      <w:r>
-        <w:rPr>
-          <w:rFonts w:ascii="Tahoma" w:eastAsia="Times New Roman" w:hAnsi="Tahoma" w:cs="Tahoma"/>
-          <w:sz w:val="16"/>
-          <w:szCs w:val="16"/>
-          <w:lang w:eastAsia="ru-RU"/>
-        </w:rPr>
-        <w:t>31.12.201</w:t>
-      </w:r>
-      <w:r>
-        <w:rPr>
-          <w:rFonts w:ascii="Tahoma" w:eastAsia="Times New Roman" w:hAnsi="Tahoma" w:cs="Tahoma"/>
-          <w:sz w:val="16"/>
-          <w:szCs w:val="16"/>
-          <w:lang w:eastAsia="ru-RU"/>
-        </w:rPr>
-        <w:t>9</w:t>
-      </w:r>
       <w:r>
         <w:rPr>
           <w:rFonts w:ascii="Tahoma" w:eastAsia="Times New Roman" w:hAnsi="Tahoma" w:cs="Tahoma"/>
@@ -3863,7 +3827,7 @@
           <w:shd w:val="clear" w:color="auto" w:fill="FFFFFF"/>
         </w:rPr>
         <w:drawing>
-          <wp:anchor distT="0" distB="0" distL="114300" distR="114300" simplePos="0" relativeHeight="251658240" behindDoc="1" locked="0" layoutInCell="1" allowOverlap="1" wp14:anchorId="4C5ABFCA" wp14:editId="7EA73862">
+          <wp:anchor distT="0" distB="0" distL="114300" distR="114300" simplePos="0" relativeHeight="251658240" behindDoc="1" locked="0" layoutInCell="1" allowOverlap="1" wp14:anchorId="35BDCBDA" wp14:editId="4D422A8F">
             <wp:simplePos x="0" y="0"/>
             <wp:positionH relativeFrom="column">
               <wp:posOffset>612566</wp:posOffset>
@@ -3926,7 +3890,7 @@
           <w:shd w:val="clear" w:color="auto" w:fill="FFFFFF"/>
         </w:rPr>
         <w:drawing>
-          <wp:anchor distT="0" distB="0" distL="114300" distR="114300" simplePos="0" relativeHeight="251659264" behindDoc="1" locked="0" layoutInCell="1" allowOverlap="1" wp14:anchorId="09986F9B" wp14:editId="182DE0F6">
+          <wp:anchor distT="0" distB="0" distL="114300" distR="114300" simplePos="0" relativeHeight="251659264" behindDoc="1" locked="0" layoutInCell="1" allowOverlap="1" wp14:anchorId="7E678AE9" wp14:editId="6548FA1D">
             <wp:simplePos x="0" y="0"/>
             <wp:positionH relativeFrom="column">
               <wp:posOffset>1076666</wp:posOffset>
@@ -4714,7 +4678,7 @@
                 <w:color w:val="000000"/>
                 <w:sz w:val="16"/>
                 <w:szCs w:val="16"/>
-                <w:lang w:eastAsia="ru-RU"/>
+                <w:lang w:val="en-US" w:eastAsia="ru-RU"/>
               </w:rPr>
             </w:pPr>
             <w:r>
@@ -4728,7 +4692,21 @@
                 <w:bdr w:val="none" w:sz="0" w:space="0" w:color="auto" w:frame="1"/>
                 <w:shd w:val="clear" w:color="auto" w:fill="FFFFFF"/>
               </w:rPr>
-              <w:t>моб.+375295701096</w:t>
+              <w:t>моб</w:t>
+            </w:r>
+            <w:r>
+              <w:rPr>
+                <w:rStyle w:val="a7"/>
+                <w:rFonts w:ascii="Tahoma" w:hAnsi="Tahoma" w:cs="Tahoma"/>
+                <w:b w:val="0"/>
+                <w:color w:val="333333"/>
+                <w:sz w:val="16"/>
+                <w:szCs w:val="16"/>
+                <w:bdr w:val="none" w:sz="0" w:space="0" w:color="auto" w:frame="1"/>
+                <w:shd w:val="clear" w:color="auto" w:fill="FFFFFF"/>
+                <w:lang w:val="en-US"/>
+              </w:rPr>
+              <w:t>.+375295701096</w:t>
             </w:r>
           </w:p>
           <w:p>
@@ -4740,7 +4718,7 @@
                 <w:color w:val="000000"/>
                 <w:sz w:val="16"/>
                 <w:szCs w:val="16"/>
-                <w:lang w:eastAsia="ru-RU"/>
+                <w:lang w:val="en-US" w:eastAsia="ru-RU"/>
               </w:rPr>
             </w:pPr>
             <w:r>
@@ -4753,6 +4731,7 @@
                 <w:szCs w:val="16"/>
                 <w:bdr w:val="none" w:sz="0" w:space="0" w:color="auto" w:frame="1"/>
                 <w:shd w:val="clear" w:color="auto" w:fill="FFFFFF"/>
+                <w:lang w:val="en-US"/>
               </w:rPr>
               <w:t>e-mail: drabtsevich@yandex.by</w:t>
             </w:r>
@@ -4846,19 +4825,6 @@
               </w:rPr>
               <w:t xml:space="preserve"> </w:t>
             </w:r>
-            <w:r>
-              <w:rPr>
-                <w:rStyle w:val="a7"/>
-                <w:rFonts w:ascii="Tahoma" w:hAnsi="Tahoma" w:cs="Tahoma"/>
-                <w:b w:val="0"/>
-                <w:color w:val="333333"/>
-                <w:sz w:val="16"/>
-                <w:szCs w:val="16"/>
-                <w:bdr w:val="none" w:sz="0" w:space="0" w:color="auto" w:frame="1"/>
-                <w:shd w:val="clear" w:color="auto" w:fill="FFFFFF"/>
-              </w:rPr>
-              <w:t/>
-            </w:r>
           </w:p>
           <w:p>
             <w:pPr>
@@ -4873,19 +4839,6 @@
             </w:pPr>
             <w:r>
               <w:rPr>
-                <w:rStyle w:val="a7"/>
-                <w:rFonts w:ascii="Tahoma" w:hAnsi="Tahoma" w:cs="Tahoma"/>
-                <w:b w:val="0"/>
-                <w:color w:val="333333"/>
-                <w:sz w:val="16"/>
-                <w:szCs w:val="16"/>
-                <w:bdr w:val="none" w:sz="0" w:space="0" w:color="auto" w:frame="1"/>
-                <w:shd w:val="clear" w:color="auto" w:fill="FFFFFF"/>
-              </w:rPr>
-              <w:t/>
-            </w:r>
-            <w:r>
-              <w:rPr>
                 <w:rFonts w:ascii="Tahoma" w:eastAsia="Times New Roman" w:hAnsi="Tahoma" w:cs="Tahoma"/>
                 <w:color w:val="000000"/>
                 <w:sz w:val="16"/>
@@ -4913,19 +4866,6 @@
                 <w:lang w:eastAsia="ru-RU"/>
               </w:rPr>
               <w:t xml:space="preserve"> </w:t>
-            </w:r>
-            <w:r>
-              <w:rPr>
-                <w:rStyle w:val="a7"/>
-                <w:rFonts w:ascii="Tahoma" w:hAnsi="Tahoma" w:cs="Tahoma"/>
-                <w:b w:val="0"/>
-                <w:color w:val="333333"/>
-                <w:sz w:val="16"/>
-                <w:szCs w:val="16"/>
-                <w:bdr w:val="none" w:sz="0" w:space="0" w:color="auto" w:frame="1"/>
-                <w:shd w:val="clear" w:color="auto" w:fill="FFFFFF"/>
-              </w:rPr>
-              <w:t/>
             </w:r>
           </w:p>
           <w:p>
@@ -4939,7 +4879,7 @@
                 <w:rFonts w:ascii="Tahoma" w:eastAsia="Times New Roman" w:hAnsi="Tahoma" w:cs="Tahoma"/>
                 <w:sz w:val="16"/>
                 <w:szCs w:val="16"/>
-                <w:lang w:val="en-US" w:eastAsia="ru-RU"/>
+                <w:lang w:eastAsia="ru-RU"/>
               </w:rPr>
             </w:pPr>
           </w:p>
@@ -4954,7 +4894,7 @@
                 <w:rFonts w:ascii="Tahoma" w:eastAsia="Times New Roman" w:hAnsi="Tahoma" w:cs="Tahoma"/>
                 <w:sz w:val="16"/>
                 <w:szCs w:val="16"/>
-                <w:lang w:val="en-US" w:eastAsia="ru-RU"/>
+                <w:lang w:eastAsia="ru-RU"/>
               </w:rPr>
             </w:pPr>
           </w:p>
@@ -4969,7 +4909,7 @@
                 <w:rFonts w:ascii="Tahoma" w:eastAsia="Times New Roman" w:hAnsi="Tahoma" w:cs="Tahoma"/>
                 <w:sz w:val="16"/>
                 <w:szCs w:val="16"/>
-                <w:lang w:val="en-US" w:eastAsia="ru-RU"/>
+                <w:lang w:eastAsia="ru-RU"/>
               </w:rPr>
             </w:pPr>
           </w:p>
@@ -4984,7 +4924,7 @@
                 <w:rFonts w:ascii="Tahoma" w:eastAsia="Times New Roman" w:hAnsi="Tahoma" w:cs="Tahoma"/>
                 <w:sz w:val="16"/>
                 <w:szCs w:val="16"/>
-                <w:lang w:val="en-US" w:eastAsia="ru-RU"/>
+                <w:lang w:eastAsia="ru-RU"/>
               </w:rPr>
             </w:pPr>
           </w:p>
@@ -4999,7 +4939,7 @@
                 <w:rFonts w:ascii="Tahoma" w:eastAsia="Times New Roman" w:hAnsi="Tahoma" w:cs="Tahoma"/>
                 <w:sz w:val="16"/>
                 <w:szCs w:val="16"/>
-                <w:lang w:val="en-US" w:eastAsia="ru-RU"/>
+                <w:lang w:eastAsia="ru-RU"/>
               </w:rPr>
             </w:pPr>
           </w:p>
@@ -5014,7 +4954,7 @@
                 <w:rFonts w:ascii="Tahoma" w:eastAsia="Times New Roman" w:hAnsi="Tahoma" w:cs="Tahoma"/>
                 <w:sz w:val="16"/>
                 <w:szCs w:val="16"/>
-                <w:lang w:val="en-US" w:eastAsia="ru-RU"/>
+                <w:lang w:eastAsia="ru-RU"/>
               </w:rPr>
             </w:pPr>
           </w:p>
@@ -5029,7 +4969,7 @@
                 <w:rFonts w:ascii="Tahoma" w:eastAsia="Times New Roman" w:hAnsi="Tahoma" w:cs="Tahoma"/>
                 <w:sz w:val="16"/>
                 <w:szCs w:val="16"/>
-                <w:lang w:val="en-US" w:eastAsia="ru-RU"/>
+                <w:lang w:eastAsia="ru-RU"/>
               </w:rPr>
             </w:pPr>
           </w:p>
@@ -5134,20 +5074,6 @@
                 <w:lang w:eastAsia="ru-RU"/>
               </w:rPr>
             </w:pPr>
-            <w:r>
-              <w:rPr>
-                <w:rStyle w:val="a7"/>
-                <w:rFonts w:ascii="Tahoma" w:hAnsi="Tahoma" w:cs="Tahoma"/>
-                <w:b w:val="0"/>
-                <w:color w:val="333333"/>
-                <w:sz w:val="16"/>
-                <w:szCs w:val="16"/>
-                <w:bdr w:val="none" w:sz="0" w:space="0" w:color="auto" w:frame="1"/>
-                <w:shd w:val="clear" w:color="auto" w:fill="FFFFFF"/>
-                <w:lang w:val="en-US"/>
-              </w:rPr>
-              <w:t/>
-            </w:r>
           </w:p>
           <w:p>
             <w:pPr>
@@ -6020,7 +5946,7 @@
 </file>
 
 <file path=customXml/itemProps1.xml><?xml version="1.0" encoding="utf-8"?>
-<ds:datastoreItem xmlns:ds="http://schemas.openxmlformats.org/officeDocument/2006/customXml" ds:itemID="{250A5FAD-61F9-4345-BF8D-0406C745E35A}">
+<ds:datastoreItem xmlns:ds="http://schemas.openxmlformats.org/officeDocument/2006/customXml" ds:itemID="{8103888E-36EB-4609-85D5-5F8CBD1C85EF}">
   <ds:schemaRefs>
     <ds:schemaRef ds:uri="http://schemas.openxmlformats.org/officeDocument/2006/bibliography"/>
   </ds:schemaRefs>

--- a/pages/pg/proc/tmp_doc_client_one_full.docx
+++ b/pages/pg/proc/tmp_doc_client_one_full.docx
@@ -86,7 +86,7 @@
           <w:bdr w:val="none" w:sz="0" w:space="0" w:color="auto" w:frame="1"/>
           <w:shd w:val="clear" w:color="auto" w:fill="FFFFFF"/>
         </w:rPr>
-        <w:t>05 Сентября 2018</w:t>
+        <w:t>17 Августа 2018</w:t>
       </w:r>
       <w:r>
         <w:rPr>
@@ -130,7 +130,16 @@
           <w:szCs w:val="16"/>
           <w:lang w:eastAsia="ru-RU"/>
         </w:rPr>
-        <w:t>ЧУП «Мечта клиента»</w:t>
+        <w:t xml:space="preserve">Частное предприятие </w:t>
+      </w:r>
+      <w:r>
+        <w:rPr>
+          <w:rFonts w:ascii="Tahoma" w:eastAsia="Times New Roman" w:hAnsi="Tahoma" w:cs="Tahoma"/>
+          <w:sz w:val="16"/>
+          <w:szCs w:val="16"/>
+          <w:lang w:eastAsia="ru-RU"/>
+        </w:rPr>
+        <w:t>«Мечта клиента»</w:t>
       </w:r>
       <w:r>
         <w:rPr>
@@ -225,7 +234,7 @@
           <w:bdr w:val="none" w:sz="0" w:space="0" w:color="auto" w:frame="1"/>
           <w:shd w:val="clear" w:color="auto" w:fill="FFFFFF"/>
         </w:rPr>
-        <w:t>Денис Рабцевич</w:t>
+        <w:t>Индивидуальный предприниматель Боркусевич Артем Анатольевич</w:t>
       </w:r>
       <w:r>
         <w:rPr>
@@ -274,6 +283,19 @@
       </w:r>
       <w:r>
         <w:rPr>
+          <w:rStyle w:val="a7"/>
+          <w:rFonts w:ascii="Tahoma" w:hAnsi="Tahoma" w:cs="Tahoma"/>
+          <w:b w:val="0"/>
+          <w:color w:val="333333"/>
+          <w:sz w:val="16"/>
+          <w:szCs w:val="16"/>
+          <w:bdr w:val="none" w:sz="0" w:space="0" w:color="auto" w:frame="1"/>
+          <w:shd w:val="clear" w:color="auto" w:fill="FFFFFF"/>
+        </w:rPr>
+        <w:t/>
+      </w:r>
+      <w:r>
+        <w:rPr>
           <w:rFonts w:ascii="Tahoma" w:eastAsia="Times New Roman" w:hAnsi="Tahoma" w:cs="Tahoma"/>
           <w:sz w:val="16"/>
           <w:szCs w:val="16"/>
@@ -325,6 +347,19 @@
           <w:lang w:eastAsia="ru-RU"/>
         </w:rPr>
         <w:t xml:space="preserve"> </w:t>
+      </w:r>
+      <w:r>
+        <w:rPr>
+          <w:rStyle w:val="a7"/>
+          <w:rFonts w:ascii="Tahoma" w:hAnsi="Tahoma" w:cs="Tahoma"/>
+          <w:b w:val="0"/>
+          <w:color w:val="333333"/>
+          <w:sz w:val="16"/>
+          <w:szCs w:val="16"/>
+          <w:bdr w:val="none" w:sz="0" w:space="0" w:color="auto" w:frame="1"/>
+          <w:shd w:val="clear" w:color="auto" w:fill="FFFFFF"/>
+        </w:rPr>
+        <w:t/>
       </w:r>
       <w:r>
         <w:rPr>
@@ -781,7 +816,7 @@
           <w:bdr w:val="none" w:sz="0" w:space="0" w:color="auto" w:frame="1"/>
           <w:lang w:eastAsia="ru-RU"/>
         </w:rPr>
-        <w:t>251</w:t>
+        <w:t>500</w:t>
       </w:r>
       <w:r>
         <w:rPr>
@@ -807,7 +842,7 @@
           <w:bdr w:val="none" w:sz="0" w:space="0" w:color="auto" w:frame="1"/>
           <w:lang w:eastAsia="ru-RU"/>
         </w:rPr>
-        <w:t>двести пятьдесят один рубль 00 копейки</w:t>
+        <w:t>пятьсот рублей 00 копейки</w:t>
       </w:r>
       <w:r>
         <w:rPr>
@@ -3373,52 +3408,15 @@
           <w:lang w:eastAsia="ru-RU"/>
         </w:rPr>
         <w:tab/>
-        <w:t>Договор вступает в силу со дня его подписания и действует</w:t>
-      </w:r>
-      <w:r>
-        <w:rPr>
-          <w:rFonts w:ascii="Tahoma" w:eastAsia="Times New Roman" w:hAnsi="Tahoma" w:cs="Tahoma"/>
-          <w:sz w:val="16"/>
-          <w:szCs w:val="16"/>
-          <w:lang w:eastAsia="ru-RU"/>
-        </w:rPr>
-        <w:t xml:space="preserve"> </w:t>
-      </w:r>
-      <w:r>
-        <w:rPr>
-          <w:rFonts w:ascii="Tahoma" w:eastAsia="Times New Roman" w:hAnsi="Tahoma" w:cs="Tahoma"/>
-          <w:sz w:val="16"/>
-          <w:szCs w:val="16"/>
-          <w:lang w:eastAsia="ru-RU"/>
-        </w:rPr>
-        <w:t xml:space="preserve">до </w:t>
-      </w:r>
-      <w:r>
-        <w:rPr>
-          <w:rFonts w:ascii="Tahoma" w:eastAsia="Times New Roman" w:hAnsi="Tahoma" w:cs="Tahoma"/>
-          <w:sz w:val="16"/>
-          <w:szCs w:val="16"/>
-          <w:lang w:eastAsia="ru-RU"/>
-        </w:rPr>
-        <w:t>31.12.20</w:t>
-      </w:r>
-      <w:r>
-        <w:rPr>
-          <w:rFonts w:ascii="Tahoma" w:eastAsia="Times New Roman" w:hAnsi="Tahoma" w:cs="Tahoma"/>
-          <w:sz w:val="16"/>
-          <w:szCs w:val="16"/>
-          <w:lang w:eastAsia="ru-RU"/>
-        </w:rPr>
-        <w:t>2</w:t>
-      </w:r>
-      <w:r>
-        <w:rPr>
-          <w:rFonts w:ascii="Tahoma" w:eastAsia="Times New Roman" w:hAnsi="Tahoma" w:cs="Tahoma"/>
-          <w:sz w:val="16"/>
-          <w:szCs w:val="16"/>
-          <w:lang w:val="en-US" w:eastAsia="ru-RU"/>
-        </w:rPr>
-        <w:t>2</w:t>
+      </w:r>
+      <w:r>
+        <w:rPr>
+          <w:rFonts w:ascii="Tahoma" w:eastAsia="Times New Roman" w:hAnsi="Tahoma" w:cs="Tahoma"/>
+          <w:sz w:val="16"/>
+          <w:szCs w:val="16"/>
+          <w:lang w:eastAsia="ru-RU"/>
+        </w:rPr>
+        <w:t>Договор вступает в силу с момента его подписания и действует до полного исполнениями Сторонами принятых на себя по настоящему договору обязательств</w:t>
       </w:r>
       <w:bookmarkStart w:id="0" w:name="_GoBack"/>
       <w:bookmarkEnd w:id="0"/>
@@ -3429,61 +3427,7 @@
           <w:szCs w:val="16"/>
           <w:lang w:eastAsia="ru-RU"/>
         </w:rPr>
-        <w:t>г</w:t>
-      </w:r>
-      <w:r>
-        <w:rPr>
-          <w:rFonts w:ascii="Tahoma" w:eastAsia="Times New Roman" w:hAnsi="Tahoma" w:cs="Tahoma"/>
-          <w:sz w:val="16"/>
-          <w:szCs w:val="16"/>
-          <w:lang w:eastAsia="ru-RU"/>
-        </w:rPr>
         <w:t>.</w:t>
-      </w:r>
-      <w:r>
-        <w:rPr>
-          <w:rFonts w:ascii="Tahoma" w:eastAsia="Times New Roman" w:hAnsi="Tahoma" w:cs="Tahoma"/>
-          <w:sz w:val="16"/>
-          <w:szCs w:val="16"/>
-          <w:lang w:eastAsia="ru-RU"/>
-        </w:rPr>
-        <w:t xml:space="preserve"> В случае если по истечении </w:t>
-      </w:r>
-      <w:r>
-        <w:rPr>
-          <w:rFonts w:ascii="Tahoma" w:eastAsia="Times New Roman" w:hAnsi="Tahoma" w:cs="Tahoma"/>
-          <w:sz w:val="16"/>
-          <w:szCs w:val="16"/>
-          <w:lang w:eastAsia="ru-RU"/>
-        </w:rPr>
-        <w:t xml:space="preserve">указанного срока </w:t>
-      </w:r>
-      <w:r>
-        <w:rPr>
-          <w:rFonts w:ascii="Tahoma" w:eastAsia="Times New Roman" w:hAnsi="Tahoma" w:cs="Tahoma"/>
-          <w:sz w:val="16"/>
-          <w:szCs w:val="16"/>
-          <w:lang w:eastAsia="ru-RU"/>
-        </w:rPr>
-        <w:t xml:space="preserve">ни одна из Сторон не заявит о желании расторгнуть договор в порядке п. 8.8., действие договора считается пролонгированным на </w:t>
-      </w:r>
-      <w:r>
-        <w:rPr>
-          <w:rFonts w:ascii="Tahoma" w:eastAsia="Times New Roman" w:hAnsi="Tahoma" w:cs="Tahoma"/>
-          <w:sz w:val="16"/>
-          <w:szCs w:val="16"/>
-          <w:lang w:eastAsia="ru-RU"/>
-        </w:rPr>
-        <w:t>каждый по</w:t>
-      </w:r>
-      <w:r>
-        <w:rPr>
-          <w:rFonts w:ascii="Tahoma" w:eastAsia="Times New Roman" w:hAnsi="Tahoma" w:cs="Tahoma"/>
-          <w:sz w:val="16"/>
-          <w:szCs w:val="16"/>
-          <w:lang w:eastAsia="ru-RU"/>
-        </w:rPr>
-        <w:t>следующий календарный год.</w:t>
       </w:r>
     </w:p>
     <w:p>
@@ -3827,7 +3771,7 @@
           <w:shd w:val="clear" w:color="auto" w:fill="FFFFFF"/>
         </w:rPr>
         <w:drawing>
-          <wp:anchor distT="0" distB="0" distL="114300" distR="114300" simplePos="0" relativeHeight="251658240" behindDoc="1" locked="0" layoutInCell="1" allowOverlap="1" wp14:anchorId="35BDCBDA" wp14:editId="4D422A8F">
+          <wp:anchor distT="0" distB="0" distL="114300" distR="114300" simplePos="0" relativeHeight="251658240" behindDoc="1" locked="0" layoutInCell="1" allowOverlap="1" wp14:anchorId="4C5ABFCA" wp14:editId="7EA73862">
             <wp:simplePos x="0" y="0"/>
             <wp:positionH relativeFrom="column">
               <wp:posOffset>612566</wp:posOffset>
@@ -3890,7 +3834,7 @@
           <w:shd w:val="clear" w:color="auto" w:fill="FFFFFF"/>
         </w:rPr>
         <w:drawing>
-          <wp:anchor distT="0" distB="0" distL="114300" distR="114300" simplePos="0" relativeHeight="251659264" behindDoc="1" locked="0" layoutInCell="1" allowOverlap="1" wp14:anchorId="7E678AE9" wp14:editId="6548FA1D">
+          <wp:anchor distT="0" distB="0" distL="114300" distR="114300" simplePos="0" relativeHeight="251659264" behindDoc="1" locked="0" layoutInCell="1" allowOverlap="1" wp14:anchorId="09986F9B" wp14:editId="182DE0F6">
             <wp:simplePos x="0" y="0"/>
             <wp:positionH relativeFrom="column">
               <wp:posOffset>1076666</wp:posOffset>
@@ -4067,7 +4011,7 @@
                 <w:szCs w:val="16"/>
                 <w:lang w:eastAsia="ru-RU"/>
               </w:rPr>
-              <w:t xml:space="preserve">Частное Унитарное Предприятие «Мечта клиента» </w:t>
+              <w:t xml:space="preserve">Частное Предприятие «Мечта клиента» </w:t>
             </w:r>
           </w:p>
           <w:p>
@@ -4510,7 +4454,27 @@
                 <w:szCs w:val="16"/>
                 <w:lang w:eastAsia="ru-RU"/>
               </w:rPr>
-              <w:t>ЧУП «Мечта клиента»</w:t>
+              <w:t>Частное предприятие</w:t>
+            </w:r>
+            <w:r>
+              <w:rPr>
+                <w:rFonts w:ascii="Tahoma" w:eastAsia="Times New Roman" w:hAnsi="Tahoma" w:cs="Tahoma"/>
+                <w:color w:val="000000"/>
+                <w:sz w:val="16"/>
+                <w:szCs w:val="16"/>
+                <w:lang w:eastAsia="ru-RU"/>
+              </w:rPr>
+              <w:t xml:space="preserve"> </w:t>
+            </w:r>
+            <w:r>
+              <w:rPr>
+                <w:rFonts w:ascii="Tahoma" w:eastAsia="Times New Roman" w:hAnsi="Tahoma" w:cs="Tahoma"/>
+                <w:color w:val="000000"/>
+                <w:sz w:val="16"/>
+                <w:szCs w:val="16"/>
+                <w:lang w:eastAsia="ru-RU"/>
+              </w:rPr>
+              <w:t>«Мечта клиента»</w:t>
             </w:r>
           </w:p>
           <w:p>
@@ -4627,7 +4591,7 @@
                 <w:bdr w:val="none" w:sz="0" w:space="0" w:color="auto" w:frame="1"/>
                 <w:shd w:val="clear" w:color="auto" w:fill="FFFFFF"/>
               </w:rPr>
-              <w:t>Денис Рабцевич</w:t>
+              <w:t>Индивидуальный предприниматель Боркусевич Артем Анатольевич</w:t>
             </w:r>
             <w:r>
               <w:rPr>
@@ -4666,7 +4630,7 @@
                 <w:bdr w:val="none" w:sz="0" w:space="0" w:color="auto" w:frame="1"/>
                 <w:shd w:val="clear" w:color="auto" w:fill="FFFFFF"/>
               </w:rPr>
-              <w:t>220049 Минский р-н, г. Минск, Волгоградская, д.55, кв.10</w:t>
+              <w:t> г. Брест, ул. Старожитная, 27/3</w:t>
             </w:r>
           </w:p>
           <w:p>
@@ -4678,7 +4642,7 @@
                 <w:color w:val="000000"/>
                 <w:sz w:val="16"/>
                 <w:szCs w:val="16"/>
-                <w:lang w:val="en-US" w:eastAsia="ru-RU"/>
+                <w:lang w:eastAsia="ru-RU"/>
               </w:rPr>
             </w:pPr>
             <w:r>
@@ -4692,21 +4656,7 @@
                 <w:bdr w:val="none" w:sz="0" w:space="0" w:color="auto" w:frame="1"/>
                 <w:shd w:val="clear" w:color="auto" w:fill="FFFFFF"/>
               </w:rPr>
-              <w:t>моб</w:t>
-            </w:r>
-            <w:r>
-              <w:rPr>
-                <w:rStyle w:val="a7"/>
-                <w:rFonts w:ascii="Tahoma" w:hAnsi="Tahoma" w:cs="Tahoma"/>
-                <w:b w:val="0"/>
-                <w:color w:val="333333"/>
-                <w:sz w:val="16"/>
-                <w:szCs w:val="16"/>
-                <w:bdr w:val="none" w:sz="0" w:space="0" w:color="auto" w:frame="1"/>
-                <w:shd w:val="clear" w:color="auto" w:fill="FFFFFF"/>
-                <w:lang w:val="en-US"/>
-              </w:rPr>
-              <w:t>.+375295701096</w:t>
+              <w:t>e-mail: by.artlabel@gmail.com</w:t>
             </w:r>
           </w:p>
           <w:p>
@@ -4718,9 +4668,18 @@
                 <w:color w:val="000000"/>
                 <w:sz w:val="16"/>
                 <w:szCs w:val="16"/>
-                <w:lang w:val="en-US" w:eastAsia="ru-RU"/>
+                <w:lang w:eastAsia="ru-RU"/>
               </w:rPr>
             </w:pPr>
+            <w:r>
+              <w:rPr>
+                <w:rFonts w:ascii="Tahoma" w:eastAsia="Times New Roman" w:hAnsi="Tahoma" w:cs="Tahoma"/>
+                <w:sz w:val="16"/>
+                <w:szCs w:val="16"/>
+                <w:lang w:eastAsia="ru-RU"/>
+              </w:rPr>
+              <w:t xml:space="preserve">УНП </w:t>
+            </w:r>
             <w:r>
               <w:rPr>
                 <w:rStyle w:val="a7"/>
@@ -4731,33 +4690,13 @@
                 <w:szCs w:val="16"/>
                 <w:bdr w:val="none" w:sz="0" w:space="0" w:color="auto" w:frame="1"/>
                 <w:shd w:val="clear" w:color="auto" w:fill="FFFFFF"/>
-                <w:lang w:val="en-US"/>
-              </w:rPr>
-              <w:t>e-mail: drabtsevich@yandex.by</w:t>
+              </w:rPr>
+              <w:t>290942743</w:t>
             </w:r>
           </w:p>
           <w:p>
             <w:pPr>
               <w:spacing w:after="0" w:line="240" w:lineRule="auto"/>
-              <w:jc w:val="both"/>
-              <w:rPr>
-                <w:rFonts w:ascii="Tahoma" w:eastAsia="Times New Roman" w:hAnsi="Tahoma" w:cs="Tahoma"/>
-                <w:color w:val="000000"/>
-                <w:sz w:val="16"/>
-                <w:szCs w:val="16"/>
-                <w:lang w:eastAsia="ru-RU"/>
-              </w:rPr>
-            </w:pPr>
-            <w:r>
-              <w:rPr>
-                <w:rFonts w:ascii="Tahoma" w:eastAsia="Times New Roman" w:hAnsi="Tahoma" w:cs="Tahoma"/>
-                <w:sz w:val="16"/>
-                <w:szCs w:val="16"/>
-                <w:lang w:eastAsia="ru-RU"/>
-              </w:rPr>
-              <w:t xml:space="preserve">УНП </w:t>
-            </w:r>
-            <w:r>
               <w:rPr>
                 <w:rStyle w:val="a7"/>
                 <w:rFonts w:ascii="Tahoma" w:hAnsi="Tahoma" w:cs="Tahoma"/>
@@ -4768,13 +4707,74 @@
                 <w:bdr w:val="none" w:sz="0" w:space="0" w:color="auto" w:frame="1"/>
                 <w:shd w:val="clear" w:color="auto" w:fill="FFFFFF"/>
               </w:rPr>
-              <w:t>0</w:t>
+            </w:pPr>
+            <w:r>
+              <w:rPr>
+                <w:rFonts w:ascii="Tahoma" w:eastAsia="Times New Roman" w:hAnsi="Tahoma" w:cs="Tahoma"/>
+                <w:color w:val="000000"/>
+                <w:sz w:val="16"/>
+                <w:szCs w:val="16"/>
+                <w:lang w:eastAsia="ru-RU"/>
+              </w:rPr>
+              <w:t>р</w:t>
+            </w:r>
+            <w:r>
+              <w:rPr>
+                <w:rFonts w:ascii="Tahoma" w:eastAsia="Times New Roman" w:hAnsi="Tahoma" w:cs="Tahoma"/>
+                <w:color w:val="000000"/>
+                <w:sz w:val="16"/>
+                <w:szCs w:val="16"/>
+                <w:lang w:eastAsia="ru-RU"/>
+              </w:rPr>
+              <w:t>/</w:t>
+            </w:r>
+            <w:r>
+              <w:rPr>
+                <w:rFonts w:ascii="Tahoma" w:eastAsia="Times New Roman" w:hAnsi="Tahoma" w:cs="Tahoma"/>
+                <w:color w:val="000000"/>
+                <w:sz w:val="16"/>
+                <w:szCs w:val="16"/>
+                <w:lang w:eastAsia="ru-RU"/>
+              </w:rPr>
+              <w:t>с</w:t>
+            </w:r>
+            <w:r>
+              <w:rPr>
+                <w:rFonts w:ascii="Tahoma" w:eastAsia="Times New Roman" w:hAnsi="Tahoma" w:cs="Tahoma"/>
+                <w:color w:val="000000"/>
+                <w:sz w:val="16"/>
+                <w:szCs w:val="16"/>
+                <w:lang w:eastAsia="ru-RU"/>
+              </w:rPr>
+              <w:t xml:space="preserve"> </w:t>
+            </w:r>
+            <w:r>
+              <w:rPr>
+                <w:rStyle w:val="a7"/>
+                <w:rFonts w:ascii="Tahoma" w:hAnsi="Tahoma" w:cs="Tahoma"/>
+                <w:b w:val="0"/>
+                <w:color w:val="333333"/>
+                <w:sz w:val="16"/>
+                <w:szCs w:val="16"/>
+                <w:bdr w:val="none" w:sz="0" w:space="0" w:color="auto" w:frame="1"/>
+                <w:shd w:val="clear" w:color="auto" w:fill="FFFFFF"/>
+              </w:rPr>
+              <w:t>BY57ALFA30132267330050270000</w:t>
             </w:r>
           </w:p>
           <w:p>
             <w:pPr>
               <w:spacing w:after="0" w:line="240" w:lineRule="auto"/>
               <w:rPr>
+                <w:rFonts w:ascii="Tahoma" w:eastAsia="Times New Roman" w:hAnsi="Tahoma" w:cs="Tahoma"/>
+                <w:color w:val="000000"/>
+                <w:sz w:val="16"/>
+                <w:szCs w:val="16"/>
+                <w:lang w:eastAsia="ru-RU"/>
+              </w:rPr>
+            </w:pPr>
+            <w:r>
+              <w:rPr>
                 <w:rStyle w:val="a7"/>
                 <w:rFonts w:ascii="Tahoma" w:hAnsi="Tahoma" w:cs="Tahoma"/>
                 <w:b w:val="0"/>
@@ -4784,59 +4784,8 @@
                 <w:bdr w:val="none" w:sz="0" w:space="0" w:color="auto" w:frame="1"/>
                 <w:shd w:val="clear" w:color="auto" w:fill="FFFFFF"/>
               </w:rPr>
-            </w:pPr>
-            <w:r>
-              <w:rPr>
-                <w:rFonts w:ascii="Tahoma" w:eastAsia="Times New Roman" w:hAnsi="Tahoma" w:cs="Tahoma"/>
-                <w:color w:val="000000"/>
-                <w:sz w:val="16"/>
-                <w:szCs w:val="16"/>
-                <w:lang w:eastAsia="ru-RU"/>
-              </w:rPr>
-              <w:t>р</w:t>
+              <w:t>ЗАО "Альфа-Банк"</w:t>
             </w:r>
-            <w:r>
-              <w:rPr>
-                <w:rFonts w:ascii="Tahoma" w:eastAsia="Times New Roman" w:hAnsi="Tahoma" w:cs="Tahoma"/>
-                <w:color w:val="000000"/>
-                <w:sz w:val="16"/>
-                <w:szCs w:val="16"/>
-                <w:lang w:eastAsia="ru-RU"/>
-              </w:rPr>
-              <w:t>/</w:t>
-            </w:r>
-            <w:r>
-              <w:rPr>
-                <w:rFonts w:ascii="Tahoma" w:eastAsia="Times New Roman" w:hAnsi="Tahoma" w:cs="Tahoma"/>
-                <w:color w:val="000000"/>
-                <w:sz w:val="16"/>
-                <w:szCs w:val="16"/>
-                <w:lang w:eastAsia="ru-RU"/>
-              </w:rPr>
-              <w:t>с</w:t>
-            </w:r>
-            <w:r>
-              <w:rPr>
-                <w:rFonts w:ascii="Tahoma" w:eastAsia="Times New Roman" w:hAnsi="Tahoma" w:cs="Tahoma"/>
-                <w:color w:val="000000"/>
-                <w:sz w:val="16"/>
-                <w:szCs w:val="16"/>
-                <w:lang w:eastAsia="ru-RU"/>
-              </w:rPr>
-              <w:t xml:space="preserve"> </w:t>
-            </w:r>
-          </w:p>
-          <w:p>
-            <w:pPr>
-              <w:spacing w:after="0" w:line="240" w:lineRule="auto"/>
-              <w:rPr>
-                <w:rFonts w:ascii="Tahoma" w:eastAsia="Times New Roman" w:hAnsi="Tahoma" w:cs="Tahoma"/>
-                <w:color w:val="000000"/>
-                <w:sz w:val="16"/>
-                <w:szCs w:val="16"/>
-                <w:lang w:eastAsia="ru-RU"/>
-              </w:rPr>
-            </w:pPr>
             <w:r>
               <w:rPr>
                 <w:rFonts w:ascii="Tahoma" w:eastAsia="Times New Roman" w:hAnsi="Tahoma" w:cs="Tahoma"/>
@@ -4866,6 +4815,19 @@
                 <w:lang w:eastAsia="ru-RU"/>
               </w:rPr>
               <w:t xml:space="preserve"> </w:t>
+            </w:r>
+            <w:r>
+              <w:rPr>
+                <w:rStyle w:val="a7"/>
+                <w:rFonts w:ascii="Tahoma" w:hAnsi="Tahoma" w:cs="Tahoma"/>
+                <w:b w:val="0"/>
+                <w:color w:val="333333"/>
+                <w:sz w:val="16"/>
+                <w:szCs w:val="16"/>
+                <w:bdr w:val="none" w:sz="0" w:space="0" w:color="auto" w:frame="1"/>
+                <w:shd w:val="clear" w:color="auto" w:fill="FFFFFF"/>
+              </w:rPr>
+              <w:t>ALFABY2X</w:t>
             </w:r>
           </w:p>
           <w:p>
@@ -5074,6 +5036,20 @@
                 <w:lang w:eastAsia="ru-RU"/>
               </w:rPr>
             </w:pPr>
+            <w:r>
+              <w:rPr>
+                <w:rStyle w:val="a7"/>
+                <w:rFonts w:ascii="Tahoma" w:hAnsi="Tahoma" w:cs="Tahoma"/>
+                <w:b w:val="0"/>
+                <w:color w:val="333333"/>
+                <w:sz w:val="16"/>
+                <w:szCs w:val="16"/>
+                <w:bdr w:val="none" w:sz="0" w:space="0" w:color="auto" w:frame="1"/>
+                <w:shd w:val="clear" w:color="auto" w:fill="FFFFFF"/>
+                <w:lang w:val="en-US"/>
+              </w:rPr>
+              <w:t/>
+            </w:r>
           </w:p>
           <w:p>
             <w:pPr>
@@ -5946,7 +5922,7 @@
 </file>
 
 <file path=customXml/itemProps1.xml><?xml version="1.0" encoding="utf-8"?>
-<ds:datastoreItem xmlns:ds="http://schemas.openxmlformats.org/officeDocument/2006/customXml" ds:itemID="{8103888E-36EB-4609-85D5-5F8CBD1C85EF}">
+<ds:datastoreItem xmlns:ds="http://schemas.openxmlformats.org/officeDocument/2006/customXml" ds:itemID="{3E2B3F2A-3FF7-4CCE-A66A-6BD28ADFAEFB}">
   <ds:schemaRefs>
     <ds:schemaRef ds:uri="http://schemas.openxmlformats.org/officeDocument/2006/bibliography"/>
   </ds:schemaRefs>
